--- a/Iteration_2/Echo_Review/final_submission/Planning_Review_Authentication_Team.docx
+++ b/Iteration_2/Echo_Review/final_submission/Planning_Review_Authentication_Team.docx
@@ -17,7 +17,7 @@
           <w:szCs w:val="39"/>
           <w:rtl w:val="0"/>
         </w:rPr>
-        <w:t xml:space="preserve">Project Document Review: Authentication Team</w:t>
+        <w:t xml:space="preserve">Planning Document Review: Authentication Team</w:t>
       </w:r>
       <w:r>
         <w:pict>
@@ -36,19 +36,39 @@
         <w:rPr>
           <w:b w:val="1"/>
           <w:color w:val="3f6caf"/>
-          <w:sz w:val="20"/>
-          <w:szCs w:val="20"/>
-        </w:rPr>
-      </w:pPr>
-      <w:r>
-        <w:rPr>
-          <w:b w:val="1"/>
-          <w:color w:val="3f6caf"/>
-          <w:sz w:val="20"/>
-          <w:szCs w:val="20"/>
+          <w:sz w:val="24"/>
+          <w:szCs w:val="24"/>
+        </w:rPr>
+      </w:pPr>
+      <w:r>
+        <w:rPr>
+          <w:b w:val="1"/>
+          <w:color w:val="3f6caf"/>
+          <w:sz w:val="24"/>
+          <w:szCs w:val="24"/>
           <w:rtl w:val="0"/>
         </w:rPr>
         <w:t xml:space="preserve">1. Identification of Timing Issues</w:t>
+      </w:r>
+    </w:p>
+    <w:p>
+      <w:pPr>
+        <w:rPr>
+          <w:b w:val="1"/>
+          <w:color w:val="3f6caf"/>
+          <w:sz w:val="18"/>
+          <w:szCs w:val="18"/>
+        </w:rPr>
+      </w:pPr>
+      <w:r>
+        <w:rPr>
+          <w:b w:val="1"/>
+          <w:color w:val="3f6caf"/>
+          <w:sz w:val="18"/>
+          <w:szCs w:val="18"/>
+          <w:rtl w:val="0"/>
+        </w:rPr>
+        <w:t xml:space="preserve">1.1 Review of Planned Timeline and Milestones</w:t>
       </w:r>
     </w:p>
     <w:p>
@@ -62,45 +82,810 @@
       </w:pPr>
       <w:r>
         <w:rPr>
-          <w:b w:val="1"/>
-          <w:color w:val="3f6caf"/>
+          <w:rtl w:val="0"/>
+        </w:rPr>
+      </w:r>
+    </w:p>
+    <w:p>
+      <w:pPr>
+        <w:spacing w:after="160" w:lineRule="auto"/>
+        <w:rPr>
+          <w:color w:val="13284b"/>
           <w:sz w:val="17"/>
           <w:szCs w:val="17"/>
-          <w:rtl w:val="0"/>
-        </w:rPr>
-        <w:t xml:space="preserve">1.1 Review of Planned Timeline and Milestones</w:t>
-      </w:r>
-    </w:p>
-    <w:p>
-      <w:pPr>
-        <w:rPr>
-          <w:b w:val="1"/>
-          <w:color w:val="3f6caf"/>
+        </w:rPr>
+      </w:pPr>
+      <w:r>
+        <w:rPr>
+          <w:color w:val="13284b"/>
           <w:sz w:val="17"/>
           <w:szCs w:val="17"/>
-        </w:rPr>
-      </w:pPr>
-      <w:r>
-        <w:rPr>
-          <w:rtl w:val="0"/>
-        </w:rPr>
-      </w:r>
-    </w:p>
-    <w:p>
-      <w:pPr>
-        <w:rPr>
-          <w:b w:val="1"/>
-          <w:color w:val="3f6caf"/>
+          <w:rtl w:val="0"/>
+        </w:rPr>
+        <w:t xml:space="preserve">Use the table below to document and assess each task’s timeline based on the Planning Document:</w:t>
+      </w:r>
+    </w:p>
+    <w:tbl>
+      <w:tblPr>
+        <w:tblStyle w:val="Table1"/>
+        <w:tblW w:w="9285.0" w:type="dxa"/>
+        <w:jc w:val="left"/>
+        <w:tblBorders>
+          <w:top w:color="000000" w:space="0" w:sz="4" w:val="single"/>
+          <w:left w:color="000000" w:space="0" w:sz="4" w:val="single"/>
+          <w:bottom w:color="000000" w:space="0" w:sz="4" w:val="single"/>
+          <w:right w:color="000000" w:space="0" w:sz="4" w:val="single"/>
+          <w:insideH w:color="000000" w:space="0" w:sz="4" w:val="single"/>
+          <w:insideV w:color="000000" w:space="0" w:sz="4" w:val="single"/>
+        </w:tblBorders>
+        <w:tblLayout w:type="fixed"/>
+        <w:tblLook w:val="0600"/>
+      </w:tblPr>
+      <w:tblGrid>
+        <w:gridCol w:w="3120"/>
+        <w:gridCol w:w="2955"/>
+        <w:gridCol w:w="3210"/>
+        <w:tblGridChange w:id="0">
+          <w:tblGrid>
+            <w:gridCol w:w="3120"/>
+            <w:gridCol w:w="2955"/>
+            <w:gridCol w:w="3210"/>
+          </w:tblGrid>
+        </w:tblGridChange>
+      </w:tblGrid>
+      <w:tr>
+        <w:trPr>
+          <w:cantSplit w:val="0"/>
+          <w:trHeight w:val="465" w:hRule="atLeast"/>
+          <w:tblHeader w:val="0"/>
+        </w:trPr>
+        <w:tc>
+          <w:tcPr>
+            <w:tcBorders>
+              <w:top w:color="000000" w:space="0" w:sz="4" w:val="single"/>
+              <w:left w:color="000000" w:space="0" w:sz="4" w:val="single"/>
+              <w:bottom w:color="000000" w:space="0" w:sz="4" w:val="single"/>
+              <w:right w:color="000000" w:space="0" w:sz="4" w:val="single"/>
+            </w:tcBorders>
+            <w:tcMar>
+              <w:top w:w="60.0" w:type="dxa"/>
+              <w:left w:w="60.0" w:type="dxa"/>
+              <w:bottom w:w="60.0" w:type="dxa"/>
+              <w:right w:w="60.0" w:type="dxa"/>
+            </w:tcMar>
+            <w:vAlign w:val="top"/>
+          </w:tcPr>
+          <w:p>
+            <w:pPr>
+              <w:spacing w:after="160" w:lineRule="auto"/>
+              <w:jc w:val="center"/>
+              <w:rPr>
+                <w:color w:val="13284b"/>
+                <w:sz w:val="17"/>
+                <w:szCs w:val="17"/>
+              </w:rPr>
+            </w:pPr>
+            <w:r>
+              <w:rPr>
+                <w:color w:val="13284b"/>
+                <w:sz w:val="17"/>
+                <w:szCs w:val="17"/>
+                <w:rtl w:val="0"/>
+              </w:rPr>
+              <w:t xml:space="preserve">Task Description</w:t>
+            </w:r>
+          </w:p>
+        </w:tc>
+        <w:tc>
+          <w:tcPr>
+            <w:tcBorders>
+              <w:top w:color="000000" w:space="0" w:sz="4" w:val="single"/>
+              <w:left w:color="000000" w:space="0" w:sz="4" w:val="single"/>
+              <w:bottom w:color="000000" w:space="0" w:sz="4" w:val="single"/>
+              <w:right w:color="000000" w:space="0" w:sz="4" w:val="single"/>
+            </w:tcBorders>
+            <w:tcMar>
+              <w:top w:w="60.0" w:type="dxa"/>
+              <w:left w:w="60.0" w:type="dxa"/>
+              <w:bottom w:w="60.0" w:type="dxa"/>
+              <w:right w:w="60.0" w:type="dxa"/>
+            </w:tcMar>
+            <w:vAlign w:val="top"/>
+          </w:tcPr>
+          <w:p>
+            <w:pPr>
+              <w:spacing w:after="160" w:lineRule="auto"/>
+              <w:jc w:val="center"/>
+              <w:rPr>
+                <w:color w:val="13284b"/>
+                <w:sz w:val="17"/>
+                <w:szCs w:val="17"/>
+              </w:rPr>
+            </w:pPr>
+            <w:r>
+              <w:rPr>
+                <w:color w:val="13284b"/>
+                <w:sz w:val="17"/>
+                <w:szCs w:val="17"/>
+                <w:rtl w:val="0"/>
+              </w:rPr>
+              <w:t xml:space="preserve">Planned Start</w:t>
+            </w:r>
+          </w:p>
+        </w:tc>
+        <w:tc>
+          <w:tcPr>
+            <w:tcBorders>
+              <w:top w:color="000000" w:space="0" w:sz="4" w:val="single"/>
+              <w:left w:color="000000" w:space="0" w:sz="4" w:val="single"/>
+              <w:bottom w:color="000000" w:space="0" w:sz="4" w:val="single"/>
+              <w:right w:color="000000" w:space="0" w:sz="4" w:val="single"/>
+            </w:tcBorders>
+            <w:tcMar>
+              <w:top w:w="60.0" w:type="dxa"/>
+              <w:left w:w="60.0" w:type="dxa"/>
+              <w:bottom w:w="60.0" w:type="dxa"/>
+              <w:right w:w="60.0" w:type="dxa"/>
+            </w:tcMar>
+            <w:vAlign w:val="top"/>
+          </w:tcPr>
+          <w:p>
+            <w:pPr>
+              <w:spacing w:after="160" w:lineRule="auto"/>
+              <w:jc w:val="center"/>
+              <w:rPr>
+                <w:color w:val="13284b"/>
+                <w:sz w:val="17"/>
+                <w:szCs w:val="17"/>
+              </w:rPr>
+            </w:pPr>
+            <w:r>
+              <w:rPr>
+                <w:color w:val="13284b"/>
+                <w:sz w:val="17"/>
+                <w:szCs w:val="17"/>
+                <w:rtl w:val="0"/>
+              </w:rPr>
+              <w:t xml:space="preserve">Planned End</w:t>
+            </w:r>
+          </w:p>
+        </w:tc>
+      </w:tr>
+      <w:tr>
+        <w:trPr>
+          <w:cantSplit w:val="0"/>
+          <w:trHeight w:val="840" w:hRule="atLeast"/>
+          <w:tblHeader w:val="0"/>
+        </w:trPr>
+        <w:tc>
+          <w:tcPr>
+            <w:tcBorders>
+              <w:top w:color="000000" w:space="0" w:sz="4" w:val="single"/>
+              <w:left w:color="000000" w:space="0" w:sz="4" w:val="single"/>
+              <w:bottom w:color="000000" w:space="0" w:sz="4" w:val="single"/>
+              <w:right w:color="000000" w:space="0" w:sz="4" w:val="single"/>
+            </w:tcBorders>
+            <w:tcMar>
+              <w:top w:w="60.0" w:type="dxa"/>
+              <w:left w:w="60.0" w:type="dxa"/>
+              <w:bottom w:w="60.0" w:type="dxa"/>
+              <w:right w:w="60.0" w:type="dxa"/>
+            </w:tcMar>
+            <w:vAlign w:val="top"/>
+          </w:tcPr>
+          <w:p>
+            <w:pPr>
+              <w:spacing w:after="160" w:lineRule="auto"/>
+              <w:jc w:val="center"/>
+              <w:rPr>
+                <w:color w:val="13284b"/>
+                <w:sz w:val="17"/>
+                <w:szCs w:val="17"/>
+              </w:rPr>
+            </w:pPr>
+            <w:r>
+              <w:rPr>
+                <w:color w:val="13284b"/>
+                <w:sz w:val="17"/>
+                <w:szCs w:val="17"/>
+                <w:rtl w:val="0"/>
+              </w:rPr>
+              <w:t xml:space="preserve">Initial Class Code Implementation</w:t>
+            </w:r>
+          </w:p>
+        </w:tc>
+        <w:tc>
+          <w:tcPr>
+            <w:tcBorders>
+              <w:top w:color="000000" w:space="0" w:sz="4" w:val="single"/>
+              <w:left w:color="000000" w:space="0" w:sz="4" w:val="single"/>
+              <w:bottom w:color="000000" w:space="0" w:sz="4" w:val="single"/>
+              <w:right w:color="000000" w:space="0" w:sz="4" w:val="single"/>
+            </w:tcBorders>
+            <w:tcMar>
+              <w:top w:w="60.0" w:type="dxa"/>
+              <w:left w:w="60.0" w:type="dxa"/>
+              <w:bottom w:w="60.0" w:type="dxa"/>
+              <w:right w:w="60.0" w:type="dxa"/>
+            </w:tcMar>
+            <w:vAlign w:val="top"/>
+          </w:tcPr>
+          <w:p>
+            <w:pPr>
+              <w:spacing w:after="160" w:lineRule="auto"/>
+              <w:jc w:val="center"/>
+              <w:rPr>
+                <w:color w:val="13284b"/>
+                <w:sz w:val="17"/>
+                <w:szCs w:val="17"/>
+              </w:rPr>
+            </w:pPr>
+            <w:r>
+              <w:rPr>
+                <w:color w:val="13284b"/>
+                <w:sz w:val="17"/>
+                <w:szCs w:val="17"/>
+                <w:rtl w:val="0"/>
+              </w:rPr>
+              <w:t xml:space="preserve">Nov 7</w:t>
+            </w:r>
+          </w:p>
+        </w:tc>
+        <w:tc>
+          <w:tcPr>
+            <w:tcBorders>
+              <w:top w:color="000000" w:space="0" w:sz="4" w:val="single"/>
+              <w:left w:color="000000" w:space="0" w:sz="4" w:val="single"/>
+              <w:bottom w:color="000000" w:space="0" w:sz="4" w:val="single"/>
+              <w:right w:color="000000" w:space="0" w:sz="4" w:val="single"/>
+            </w:tcBorders>
+            <w:tcMar>
+              <w:top w:w="60.0" w:type="dxa"/>
+              <w:left w:w="60.0" w:type="dxa"/>
+              <w:bottom w:w="60.0" w:type="dxa"/>
+              <w:right w:w="60.0" w:type="dxa"/>
+            </w:tcMar>
+            <w:vAlign w:val="top"/>
+          </w:tcPr>
+          <w:p>
+            <w:pPr>
+              <w:spacing w:after="160" w:lineRule="auto"/>
+              <w:jc w:val="center"/>
+              <w:rPr>
+                <w:color w:val="13284b"/>
+                <w:sz w:val="17"/>
+                <w:szCs w:val="17"/>
+              </w:rPr>
+            </w:pPr>
+            <w:r>
+              <w:rPr>
+                <w:color w:val="13284b"/>
+                <w:sz w:val="17"/>
+                <w:szCs w:val="17"/>
+                <w:rtl w:val="0"/>
+              </w:rPr>
+              <w:t xml:space="preserve">Nov 8</w:t>
+            </w:r>
+          </w:p>
+        </w:tc>
+      </w:tr>
+      <w:tr>
+        <w:trPr>
+          <w:cantSplit w:val="0"/>
+          <w:trHeight w:val="1020" w:hRule="atLeast"/>
+          <w:tblHeader w:val="0"/>
+        </w:trPr>
+        <w:tc>
+          <w:tcPr>
+            <w:tcBorders>
+              <w:top w:color="000000" w:space="0" w:sz="4" w:val="single"/>
+              <w:left w:color="000000" w:space="0" w:sz="4" w:val="single"/>
+              <w:bottom w:color="000000" w:space="0" w:sz="4" w:val="single"/>
+              <w:right w:color="000000" w:space="0" w:sz="4" w:val="single"/>
+            </w:tcBorders>
+            <w:tcMar>
+              <w:top w:w="60.0" w:type="dxa"/>
+              <w:left w:w="60.0" w:type="dxa"/>
+              <w:bottom w:w="60.0" w:type="dxa"/>
+              <w:right w:w="60.0" w:type="dxa"/>
+            </w:tcMar>
+            <w:vAlign w:val="top"/>
+          </w:tcPr>
+          <w:p>
+            <w:pPr>
+              <w:spacing w:after="160" w:lineRule="auto"/>
+              <w:jc w:val="center"/>
+              <w:rPr>
+                <w:color w:val="13284b"/>
+                <w:sz w:val="17"/>
+                <w:szCs w:val="17"/>
+              </w:rPr>
+            </w:pPr>
+            <w:r>
+              <w:rPr>
+                <w:color w:val="13284b"/>
+                <w:sz w:val="17"/>
+                <w:szCs w:val="17"/>
+                <w:rtl w:val="0"/>
+              </w:rPr>
+              <w:t xml:space="preserve">Test Class Creation (Reading Week)</w:t>
+            </w:r>
+          </w:p>
+        </w:tc>
+        <w:tc>
+          <w:tcPr>
+            <w:tcBorders>
+              <w:top w:color="000000" w:space="0" w:sz="4" w:val="single"/>
+              <w:left w:color="000000" w:space="0" w:sz="4" w:val="single"/>
+              <w:bottom w:color="000000" w:space="0" w:sz="4" w:val="single"/>
+              <w:right w:color="000000" w:space="0" w:sz="4" w:val="single"/>
+            </w:tcBorders>
+            <w:tcMar>
+              <w:top w:w="60.0" w:type="dxa"/>
+              <w:left w:w="60.0" w:type="dxa"/>
+              <w:bottom w:w="60.0" w:type="dxa"/>
+              <w:right w:w="60.0" w:type="dxa"/>
+            </w:tcMar>
+            <w:vAlign w:val="top"/>
+          </w:tcPr>
+          <w:p>
+            <w:pPr>
+              <w:spacing w:after="160" w:lineRule="auto"/>
+              <w:jc w:val="center"/>
+              <w:rPr>
+                <w:color w:val="13284b"/>
+                <w:sz w:val="17"/>
+                <w:szCs w:val="17"/>
+              </w:rPr>
+            </w:pPr>
+            <w:r>
+              <w:rPr>
+                <w:color w:val="13284b"/>
+                <w:sz w:val="17"/>
+                <w:szCs w:val="17"/>
+                <w:rtl w:val="0"/>
+              </w:rPr>
+              <w:t xml:space="preserve">Nov 11</w:t>
+            </w:r>
+          </w:p>
+        </w:tc>
+        <w:tc>
+          <w:tcPr>
+            <w:tcBorders>
+              <w:top w:color="000000" w:space="0" w:sz="4" w:val="single"/>
+              <w:left w:color="000000" w:space="0" w:sz="4" w:val="single"/>
+              <w:bottom w:color="000000" w:space="0" w:sz="4" w:val="single"/>
+              <w:right w:color="000000" w:space="0" w:sz="4" w:val="single"/>
+            </w:tcBorders>
+            <w:tcMar>
+              <w:top w:w="60.0" w:type="dxa"/>
+              <w:left w:w="60.0" w:type="dxa"/>
+              <w:bottom w:w="60.0" w:type="dxa"/>
+              <w:right w:w="60.0" w:type="dxa"/>
+            </w:tcMar>
+            <w:vAlign w:val="top"/>
+          </w:tcPr>
+          <w:p>
+            <w:pPr>
+              <w:spacing w:after="160" w:lineRule="auto"/>
+              <w:jc w:val="center"/>
+              <w:rPr>
+                <w:color w:val="13284b"/>
+                <w:sz w:val="17"/>
+                <w:szCs w:val="17"/>
+              </w:rPr>
+            </w:pPr>
+            <w:r>
+              <w:rPr>
+                <w:color w:val="13284b"/>
+                <w:sz w:val="17"/>
+                <w:szCs w:val="17"/>
+                <w:rtl w:val="0"/>
+              </w:rPr>
+              <w:t xml:space="preserve">Nov 17</w:t>
+            </w:r>
+          </w:p>
+        </w:tc>
+      </w:tr>
+      <w:tr>
+        <w:trPr>
+          <w:cantSplit w:val="0"/>
+          <w:trHeight w:val="1020" w:hRule="atLeast"/>
+          <w:tblHeader w:val="0"/>
+        </w:trPr>
+        <w:tc>
+          <w:tcPr>
+            <w:tcBorders>
+              <w:top w:color="000000" w:space="0" w:sz="4" w:val="single"/>
+              <w:left w:color="000000" w:space="0" w:sz="4" w:val="single"/>
+              <w:bottom w:color="000000" w:space="0" w:sz="4" w:val="single"/>
+              <w:right w:color="000000" w:space="0" w:sz="4" w:val="single"/>
+            </w:tcBorders>
+            <w:tcMar>
+              <w:top w:w="60.0" w:type="dxa"/>
+              <w:left w:w="60.0" w:type="dxa"/>
+              <w:bottom w:w="60.0" w:type="dxa"/>
+              <w:right w:w="60.0" w:type="dxa"/>
+            </w:tcMar>
+            <w:vAlign w:val="top"/>
+          </w:tcPr>
+          <w:p>
+            <w:pPr>
+              <w:spacing w:after="160" w:lineRule="auto"/>
+              <w:jc w:val="center"/>
+              <w:rPr>
+                <w:color w:val="13284b"/>
+                <w:sz w:val="17"/>
+                <w:szCs w:val="17"/>
+              </w:rPr>
+            </w:pPr>
+            <w:r>
+              <w:rPr>
+                <w:color w:val="13284b"/>
+                <w:sz w:val="17"/>
+                <w:szCs w:val="17"/>
+                <w:rtl w:val="0"/>
+              </w:rPr>
+              <w:t xml:space="preserve">Completion of Initial Code</w:t>
+            </w:r>
+          </w:p>
+        </w:tc>
+        <w:tc>
+          <w:tcPr>
+            <w:tcBorders>
+              <w:top w:color="000000" w:space="0" w:sz="4" w:val="single"/>
+              <w:left w:color="000000" w:space="0" w:sz="4" w:val="single"/>
+              <w:bottom w:color="000000" w:space="0" w:sz="4" w:val="single"/>
+              <w:right w:color="000000" w:space="0" w:sz="4" w:val="single"/>
+            </w:tcBorders>
+            <w:tcMar>
+              <w:top w:w="60.0" w:type="dxa"/>
+              <w:left w:w="60.0" w:type="dxa"/>
+              <w:bottom w:w="60.0" w:type="dxa"/>
+              <w:right w:w="60.0" w:type="dxa"/>
+            </w:tcMar>
+            <w:vAlign w:val="top"/>
+          </w:tcPr>
+          <w:p>
+            <w:pPr>
+              <w:spacing w:after="160" w:lineRule="auto"/>
+              <w:jc w:val="center"/>
+              <w:rPr>
+                <w:color w:val="13284b"/>
+                <w:sz w:val="17"/>
+                <w:szCs w:val="17"/>
+              </w:rPr>
+            </w:pPr>
+            <w:r>
+              <w:rPr>
+                <w:color w:val="13284b"/>
+                <w:sz w:val="17"/>
+                <w:szCs w:val="17"/>
+                <w:rtl w:val="0"/>
+              </w:rPr>
+              <w:t xml:space="preserve">Nov 18</w:t>
+            </w:r>
+          </w:p>
+        </w:tc>
+        <w:tc>
+          <w:tcPr>
+            <w:tcBorders>
+              <w:top w:color="000000" w:space="0" w:sz="4" w:val="single"/>
+              <w:left w:color="000000" w:space="0" w:sz="4" w:val="single"/>
+              <w:bottom w:color="000000" w:space="0" w:sz="4" w:val="single"/>
+              <w:right w:color="000000" w:space="0" w:sz="4" w:val="single"/>
+            </w:tcBorders>
+            <w:tcMar>
+              <w:top w:w="60.0" w:type="dxa"/>
+              <w:left w:w="60.0" w:type="dxa"/>
+              <w:bottom w:w="60.0" w:type="dxa"/>
+              <w:right w:w="60.0" w:type="dxa"/>
+            </w:tcMar>
+            <w:vAlign w:val="top"/>
+          </w:tcPr>
+          <w:p>
+            <w:pPr>
+              <w:spacing w:after="160" w:lineRule="auto"/>
+              <w:jc w:val="center"/>
+              <w:rPr>
+                <w:color w:val="13284b"/>
+                <w:sz w:val="17"/>
+                <w:szCs w:val="17"/>
+              </w:rPr>
+            </w:pPr>
+            <w:r>
+              <w:rPr>
+                <w:color w:val="13284b"/>
+                <w:sz w:val="17"/>
+                <w:szCs w:val="17"/>
+                <w:rtl w:val="0"/>
+              </w:rPr>
+              <w:t xml:space="preserve">Nov 24</w:t>
+            </w:r>
+          </w:p>
+        </w:tc>
+      </w:tr>
+      <w:tr>
+        <w:trPr>
+          <w:cantSplit w:val="0"/>
+          <w:trHeight w:val="1020" w:hRule="atLeast"/>
+          <w:tblHeader w:val="0"/>
+        </w:trPr>
+        <w:tc>
+          <w:tcPr>
+            <w:tcBorders>
+              <w:top w:color="000000" w:space="0" w:sz="4" w:val="single"/>
+              <w:left w:color="000000" w:space="0" w:sz="4" w:val="single"/>
+              <w:bottom w:color="000000" w:space="0" w:sz="4" w:val="single"/>
+              <w:right w:color="000000" w:space="0" w:sz="4" w:val="single"/>
+            </w:tcBorders>
+            <w:tcMar>
+              <w:top w:w="60.0" w:type="dxa"/>
+              <w:left w:w="60.0" w:type="dxa"/>
+              <w:bottom w:w="60.0" w:type="dxa"/>
+              <w:right w:w="60.0" w:type="dxa"/>
+            </w:tcMar>
+            <w:vAlign w:val="top"/>
+          </w:tcPr>
+          <w:p>
+            <w:pPr>
+              <w:spacing w:after="160" w:lineRule="auto"/>
+              <w:jc w:val="center"/>
+              <w:rPr>
+                <w:color w:val="13284b"/>
+                <w:sz w:val="17"/>
+                <w:szCs w:val="17"/>
+              </w:rPr>
+            </w:pPr>
+            <w:r>
+              <w:rPr>
+                <w:color w:val="13284b"/>
+                <w:sz w:val="17"/>
+                <w:szCs w:val="17"/>
+                <w:rtl w:val="0"/>
+              </w:rPr>
+              <w:t xml:space="preserve">Final Code &amp; Test Completion</w:t>
+            </w:r>
+          </w:p>
+        </w:tc>
+        <w:tc>
+          <w:tcPr>
+            <w:tcBorders>
+              <w:top w:color="000000" w:space="0" w:sz="4" w:val="single"/>
+              <w:left w:color="000000" w:space="0" w:sz="4" w:val="single"/>
+              <w:bottom w:color="000000" w:space="0" w:sz="4" w:val="single"/>
+              <w:right w:color="000000" w:space="0" w:sz="4" w:val="single"/>
+            </w:tcBorders>
+            <w:tcMar>
+              <w:top w:w="60.0" w:type="dxa"/>
+              <w:left w:w="60.0" w:type="dxa"/>
+              <w:bottom w:w="60.0" w:type="dxa"/>
+              <w:right w:w="60.0" w:type="dxa"/>
+            </w:tcMar>
+            <w:vAlign w:val="top"/>
+          </w:tcPr>
+          <w:p>
+            <w:pPr>
+              <w:spacing w:after="160" w:lineRule="auto"/>
+              <w:jc w:val="center"/>
+              <w:rPr>
+                <w:color w:val="13284b"/>
+                <w:sz w:val="17"/>
+                <w:szCs w:val="17"/>
+              </w:rPr>
+            </w:pPr>
+            <w:r>
+              <w:rPr>
+                <w:color w:val="13284b"/>
+                <w:sz w:val="17"/>
+                <w:szCs w:val="17"/>
+                <w:rtl w:val="0"/>
+              </w:rPr>
+              <w:t xml:space="preserve">-</w:t>
+            </w:r>
+          </w:p>
+        </w:tc>
+        <w:tc>
+          <w:tcPr>
+            <w:tcBorders>
+              <w:top w:color="000000" w:space="0" w:sz="4" w:val="single"/>
+              <w:left w:color="000000" w:space="0" w:sz="4" w:val="single"/>
+              <w:bottom w:color="000000" w:space="0" w:sz="4" w:val="single"/>
+              <w:right w:color="000000" w:space="0" w:sz="4" w:val="single"/>
+            </w:tcBorders>
+            <w:tcMar>
+              <w:top w:w="60.0" w:type="dxa"/>
+              <w:left w:w="60.0" w:type="dxa"/>
+              <w:bottom w:w="60.0" w:type="dxa"/>
+              <w:right w:w="60.0" w:type="dxa"/>
+            </w:tcMar>
+            <w:vAlign w:val="top"/>
+          </w:tcPr>
+          <w:p>
+            <w:pPr>
+              <w:spacing w:after="160" w:lineRule="auto"/>
+              <w:jc w:val="center"/>
+              <w:rPr>
+                <w:color w:val="13284b"/>
+                <w:sz w:val="17"/>
+                <w:szCs w:val="17"/>
+              </w:rPr>
+            </w:pPr>
+            <w:r>
+              <w:rPr>
+                <w:color w:val="13284b"/>
+                <w:sz w:val="17"/>
+                <w:szCs w:val="17"/>
+                <w:rtl w:val="0"/>
+              </w:rPr>
+              <w:t xml:space="preserve">Nov 30</w:t>
+            </w:r>
+          </w:p>
+        </w:tc>
+      </w:tr>
+      <w:tr>
+        <w:trPr>
+          <w:cantSplit w:val="0"/>
+          <w:trHeight w:val="1020" w:hRule="atLeast"/>
+          <w:tblHeader w:val="0"/>
+        </w:trPr>
+        <w:tc>
+          <w:tcPr>
+            <w:tcBorders>
+              <w:top w:color="000000" w:space="0" w:sz="4" w:val="single"/>
+              <w:left w:color="000000" w:space="0" w:sz="4" w:val="single"/>
+              <w:bottom w:color="000000" w:space="0" w:sz="4" w:val="single"/>
+              <w:right w:color="000000" w:space="0" w:sz="4" w:val="single"/>
+            </w:tcBorders>
+            <w:tcMar>
+              <w:top w:w="60.0" w:type="dxa"/>
+              <w:left w:w="60.0" w:type="dxa"/>
+              <w:bottom w:w="60.0" w:type="dxa"/>
+              <w:right w:w="60.0" w:type="dxa"/>
+            </w:tcMar>
+            <w:vAlign w:val="top"/>
+          </w:tcPr>
+          <w:p>
+            <w:pPr>
+              <w:spacing w:after="160" w:lineRule="auto"/>
+              <w:jc w:val="center"/>
+              <w:rPr>
+                <w:color w:val="13284b"/>
+                <w:sz w:val="17"/>
+                <w:szCs w:val="17"/>
+              </w:rPr>
+            </w:pPr>
+            <w:r>
+              <w:rPr>
+                <w:color w:val="13284b"/>
+                <w:sz w:val="17"/>
+                <w:szCs w:val="17"/>
+                <w:rtl w:val="0"/>
+              </w:rPr>
+              <w:t xml:space="preserve">Bug &amp; Design Review</w:t>
+            </w:r>
+          </w:p>
+        </w:tc>
+        <w:tc>
+          <w:tcPr>
+            <w:tcBorders>
+              <w:top w:color="000000" w:space="0" w:sz="4" w:val="single"/>
+              <w:left w:color="000000" w:space="0" w:sz="4" w:val="single"/>
+              <w:bottom w:color="000000" w:space="0" w:sz="4" w:val="single"/>
+              <w:right w:color="000000" w:space="0" w:sz="4" w:val="single"/>
+            </w:tcBorders>
+            <w:tcMar>
+              <w:top w:w="60.0" w:type="dxa"/>
+              <w:left w:w="60.0" w:type="dxa"/>
+              <w:bottom w:w="60.0" w:type="dxa"/>
+              <w:right w:w="60.0" w:type="dxa"/>
+            </w:tcMar>
+            <w:vAlign w:val="top"/>
+          </w:tcPr>
+          <w:p>
+            <w:pPr>
+              <w:spacing w:after="160" w:lineRule="auto"/>
+              <w:jc w:val="center"/>
+              <w:rPr>
+                <w:color w:val="13284b"/>
+                <w:sz w:val="17"/>
+                <w:szCs w:val="17"/>
+              </w:rPr>
+            </w:pPr>
+            <w:r>
+              <w:rPr>
+                <w:color w:val="13284b"/>
+                <w:sz w:val="17"/>
+                <w:szCs w:val="17"/>
+                <w:rtl w:val="0"/>
+              </w:rPr>
+              <w:t xml:space="preserve">Dec 2</w:t>
+            </w:r>
+          </w:p>
+        </w:tc>
+        <w:tc>
+          <w:tcPr>
+            <w:tcBorders>
+              <w:top w:color="000000" w:space="0" w:sz="4" w:val="single"/>
+              <w:left w:color="000000" w:space="0" w:sz="4" w:val="single"/>
+              <w:bottom w:color="000000" w:space="0" w:sz="4" w:val="single"/>
+              <w:right w:color="000000" w:space="0" w:sz="4" w:val="single"/>
+            </w:tcBorders>
+            <w:tcMar>
+              <w:top w:w="60.0" w:type="dxa"/>
+              <w:left w:w="60.0" w:type="dxa"/>
+              <w:bottom w:w="60.0" w:type="dxa"/>
+              <w:right w:w="60.0" w:type="dxa"/>
+            </w:tcMar>
+            <w:vAlign w:val="top"/>
+          </w:tcPr>
+          <w:p>
+            <w:pPr>
+              <w:spacing w:after="160" w:lineRule="auto"/>
+              <w:jc w:val="center"/>
+              <w:rPr>
+                <w:color w:val="13284b"/>
+                <w:sz w:val="17"/>
+                <w:szCs w:val="17"/>
+              </w:rPr>
+            </w:pPr>
+            <w:r>
+              <w:rPr>
+                <w:color w:val="13284b"/>
+                <w:sz w:val="17"/>
+                <w:szCs w:val="17"/>
+                <w:rtl w:val="0"/>
+              </w:rPr>
+              <w:t xml:space="preserve">Dec 6</w:t>
+            </w:r>
+          </w:p>
+        </w:tc>
+      </w:tr>
+    </w:tbl>
+    <w:p>
+      <w:pPr>
+        <w:rPr>
+          <w:color w:val="13284b"/>
           <w:sz w:val="17"/>
           <w:szCs w:val="17"/>
         </w:rPr>
       </w:pPr>
       <w:r>
         <w:rPr>
+          <w:rtl w:val="0"/>
+        </w:rPr>
+      </w:r>
+    </w:p>
+    <w:p>
+      <w:pPr>
+        <w:rPr>
           <w:b w:val="1"/>
           <w:color w:val="3f6caf"/>
           <w:sz w:val="17"/>
           <w:szCs w:val="17"/>
+        </w:rPr>
+      </w:pPr>
+      <w:r>
+        <w:rPr>
+          <w:rtl w:val="0"/>
+        </w:rPr>
+      </w:r>
+    </w:p>
+    <w:p>
+      <w:pPr>
+        <w:rPr>
+          <w:b w:val="1"/>
+          <w:color w:val="3f6caf"/>
+          <w:sz w:val="18"/>
+          <w:szCs w:val="18"/>
+        </w:rPr>
+      </w:pPr>
+      <w:r>
+        <w:rPr>
+          <w:b w:val="1"/>
+          <w:color w:val="3f6caf"/>
+          <w:sz w:val="18"/>
+          <w:szCs w:val="18"/>
           <w:rtl w:val="0"/>
         </w:rPr>
         <w:t xml:space="preserve">1.2 Timing Issues</w:t>
@@ -108,8 +893,9 @@
     </w:p>
     <w:p>
       <w:pPr>
-        <w:spacing w:after="160" w:lineRule="auto"/>
-        <w:rPr>
+        <w:rPr>
+          <w:b w:val="1"/>
+          <w:color w:val="3f6caf"/>
           <w:sz w:val="17"/>
           <w:szCs w:val="17"/>
         </w:rPr>
@@ -122,23 +908,225 @@
     </w:p>
     <w:p>
       <w:pPr>
+        <w:numPr>
+          <w:ilvl w:val="0"/>
+          <w:numId w:val="1"/>
+        </w:numPr>
+        <w:spacing w:after="0" w:afterAutospacing="0" w:line="360" w:lineRule="auto"/>
+        <w:ind w:left="720" w:hanging="360"/>
+        <w:rPr>
+          <w:sz w:val="18"/>
+          <w:szCs w:val="18"/>
+        </w:rPr>
+      </w:pPr>
+      <w:r>
+        <w:rPr>
+          <w:sz w:val="18"/>
+          <w:szCs w:val="18"/>
+          <w:rtl w:val="0"/>
+        </w:rPr>
+        <w:t xml:space="preserve">Missed Milestones (Feedback):</w:t>
+      </w:r>
+    </w:p>
+    <w:p>
+      <w:pPr>
+        <w:numPr>
+          <w:ilvl w:val="1"/>
+          <w:numId w:val="1"/>
+        </w:numPr>
+        <w:spacing w:after="0" w:afterAutospacing="0" w:line="360" w:lineRule="auto"/>
+        <w:ind w:left="1440" w:hanging="360"/>
+        <w:rPr>
+          <w:sz w:val="18"/>
+          <w:szCs w:val="18"/>
+        </w:rPr>
+      </w:pPr>
+      <w:r>
+        <w:rPr>
+          <w:sz w:val="18"/>
+          <w:szCs w:val="18"/>
+          <w:rtl w:val="0"/>
+        </w:rPr>
+        <w:t xml:space="preserve">The team did not allocate time to gather and consider feedback from other groups, missing a key opportunity to refine the project’s direction.</w:t>
+      </w:r>
+    </w:p>
+    <w:p>
+      <w:pPr>
+        <w:numPr>
+          <w:ilvl w:val="0"/>
+          <w:numId w:val="1"/>
+        </w:numPr>
+        <w:spacing w:after="0" w:afterAutospacing="0" w:line="360" w:lineRule="auto"/>
+        <w:ind w:left="720" w:hanging="360"/>
+        <w:rPr>
+          <w:sz w:val="18"/>
+          <w:szCs w:val="18"/>
+        </w:rPr>
+      </w:pPr>
+      <w:r>
+        <w:rPr>
+          <w:sz w:val="18"/>
+          <w:szCs w:val="18"/>
+          <w:rtl w:val="0"/>
+        </w:rPr>
+        <w:t xml:space="preserve">Missed Milestones (Code Integration):</w:t>
+      </w:r>
+    </w:p>
+    <w:p>
+      <w:pPr>
+        <w:numPr>
+          <w:ilvl w:val="1"/>
+          <w:numId w:val="1"/>
+        </w:numPr>
+        <w:spacing w:after="0" w:afterAutospacing="0" w:line="360" w:lineRule="auto"/>
+        <w:ind w:left="1440" w:hanging="360"/>
+        <w:rPr>
+          <w:sz w:val="18"/>
+          <w:szCs w:val="18"/>
+        </w:rPr>
+      </w:pPr>
+      <w:r>
+        <w:rPr>
+          <w:sz w:val="18"/>
+          <w:szCs w:val="18"/>
+          <w:rtl w:val="0"/>
+        </w:rPr>
+        <w:t xml:space="preserve">There is no indication of planned code integration or communication between the front-end and back-end development teams, which is essential for aligning the project components.</w:t>
+      </w:r>
+    </w:p>
+    <w:p>
+      <w:pPr>
+        <w:numPr>
+          <w:ilvl w:val="0"/>
+          <w:numId w:val="1"/>
+        </w:numPr>
+        <w:spacing w:after="0" w:afterAutospacing="0" w:line="360" w:lineRule="auto"/>
+        <w:ind w:left="720" w:hanging="360"/>
+        <w:rPr>
+          <w:sz w:val="18"/>
+          <w:szCs w:val="18"/>
+        </w:rPr>
+      </w:pPr>
+      <w:r>
+        <w:rPr>
+          <w:sz w:val="18"/>
+          <w:szCs w:val="18"/>
+          <w:rtl w:val="0"/>
+        </w:rPr>
+        <w:t xml:space="preserve">Unrealistic Deadlines:</w:t>
+      </w:r>
+    </w:p>
+    <w:p>
+      <w:pPr>
+        <w:numPr>
+          <w:ilvl w:val="1"/>
+          <w:numId w:val="1"/>
+        </w:numPr>
+        <w:spacing w:after="0" w:afterAutospacing="0" w:line="360" w:lineRule="auto"/>
+        <w:ind w:left="1440" w:hanging="360"/>
+        <w:rPr>
+          <w:sz w:val="18"/>
+          <w:szCs w:val="18"/>
+        </w:rPr>
+      </w:pPr>
+      <w:r>
+        <w:rPr>
+          <w:sz w:val="18"/>
+          <w:szCs w:val="18"/>
+          <w:rtl w:val="0"/>
+        </w:rPr>
+        <w:t xml:space="preserve">Bug testing and design review are scheduled too close to the final deadline, leaving insufficient time for proper issue resolution.</w:t>
+      </w:r>
+    </w:p>
+    <w:p>
+      <w:pPr>
+        <w:numPr>
+          <w:ilvl w:val="0"/>
+          <w:numId w:val="1"/>
+        </w:numPr>
+        <w:spacing w:after="0" w:afterAutospacing="0" w:line="360" w:lineRule="auto"/>
+        <w:ind w:left="720" w:hanging="360"/>
+        <w:rPr>
+          <w:sz w:val="18"/>
+          <w:szCs w:val="18"/>
+        </w:rPr>
+      </w:pPr>
+      <w:r>
+        <w:rPr>
+          <w:sz w:val="18"/>
+          <w:szCs w:val="18"/>
+          <w:rtl w:val="0"/>
+        </w:rPr>
+        <w:t xml:space="preserve">Task Dependencies:</w:t>
+      </w:r>
+    </w:p>
+    <w:p>
+      <w:pPr>
+        <w:numPr>
+          <w:ilvl w:val="1"/>
+          <w:numId w:val="1"/>
+        </w:numPr>
+        <w:spacing w:after="160" w:line="360" w:lineRule="auto"/>
+        <w:ind w:left="1440" w:hanging="360"/>
+        <w:rPr>
+          <w:sz w:val="18"/>
+          <w:szCs w:val="18"/>
+        </w:rPr>
+      </w:pPr>
+      <w:r>
+        <w:rPr>
+          <w:sz w:val="18"/>
+          <w:szCs w:val="18"/>
+          <w:rtl w:val="0"/>
+        </w:rPr>
+        <w:t xml:space="preserve">The front-end team requires input from the authentication team to complete the login/registration page by November 20. Any delay in this data handoff could hinder the front-end team’s progress and push back the timeline.</w:t>
+      </w:r>
+    </w:p>
+    <w:p>
+      <w:pPr>
+        <w:spacing w:after="160" w:line="360" w:lineRule="auto"/>
+        <w:ind w:left="0" w:firstLine="0"/>
+        <w:rPr>
+          <w:b w:val="1"/>
+          <w:color w:val="3f6caf"/>
+          <w:sz w:val="24"/>
+          <w:szCs w:val="24"/>
+        </w:rPr>
+      </w:pPr>
+      <w:r>
+        <w:rPr>
+          <w:b w:val="1"/>
+          <w:color w:val="3f6caf"/>
+          <w:sz w:val="24"/>
+          <w:szCs w:val="24"/>
+          <w:rtl w:val="0"/>
+        </w:rPr>
+        <w:t xml:space="preserve">2. Highlighting Potential Risks</w:t>
+      </w:r>
+    </w:p>
+    <w:p>
+      <w:pPr>
         <w:spacing w:after="160" w:lineRule="auto"/>
         <w:rPr>
-          <w:b w:val="1"/>
-          <w:color w:val="3f6caf"/>
-          <w:sz w:val="20"/>
-          <w:szCs w:val="20"/>
-        </w:rPr>
-      </w:pPr>
-      <w:r>
-        <w:rPr>
-          <w:b w:val="1"/>
-          <w:color w:val="3f6caf"/>
-          <w:sz w:val="20"/>
-          <w:szCs w:val="20"/>
-          <w:rtl w:val="0"/>
-        </w:rPr>
-        <w:t xml:space="preserve">2. Highlighting Potential Risks</w:t>
+          <w:color w:val="13284b"/>
+          <w:sz w:val="18"/>
+          <w:szCs w:val="18"/>
+        </w:rPr>
+      </w:pPr>
+      <w:r>
+        <w:rPr>
+          <w:b w:val="1"/>
+          <w:color w:val="3f6caf"/>
+          <w:sz w:val="18"/>
+          <w:szCs w:val="18"/>
+          <w:rtl w:val="0"/>
+        </w:rPr>
+        <w:t xml:space="preserve">2.1 Key Risks Impacting Completion</w:t>
+      </w:r>
+      <w:r>
+        <w:rPr>
+          <w:rtl w:val="0"/>
+        </w:rPr>
       </w:r>
     </w:p>
     <w:p>
@@ -147,19 +1135,33 @@
         <w:rPr>
           <w:b w:val="1"/>
           <w:color w:val="3f6caf"/>
+          <w:sz w:val="18"/>
+          <w:szCs w:val="18"/>
+        </w:rPr>
+      </w:pPr>
+      <w:r>
+        <w:rPr>
+          <w:b w:val="1"/>
+          <w:color w:val="3f6caf"/>
+          <w:sz w:val="18"/>
+          <w:szCs w:val="18"/>
+          <w:rtl w:val="0"/>
+        </w:rPr>
+        <w:t xml:space="preserve">2.2 Additional Risks and Considerations</w:t>
+      </w:r>
+    </w:p>
+    <w:p>
+      <w:pPr>
+        <w:spacing w:after="160" w:lineRule="auto"/>
+        <w:rPr>
           <w:sz w:val="17"/>
           <w:szCs w:val="17"/>
         </w:rPr>
       </w:pPr>
       <w:r>
         <w:rPr>
-          <w:b w:val="1"/>
-          <w:color w:val="3f6caf"/>
-          <w:sz w:val="17"/>
-          <w:szCs w:val="17"/>
-          <w:rtl w:val="0"/>
-        </w:rPr>
-        <w:t xml:space="preserve">2.1 Key Risks Impacting Completion</w:t>
+          <w:rtl w:val="0"/>
+        </w:rPr>
       </w:r>
     </w:p>
     <w:p>
@@ -168,72 +1170,37 @@
         <w:rPr>
           <w:b w:val="1"/>
           <w:color w:val="3f6caf"/>
-          <w:sz w:val="17"/>
-          <w:szCs w:val="17"/>
-        </w:rPr>
-      </w:pPr>
-      <w:r>
-        <w:rPr>
-          <w:b w:val="1"/>
-          <w:color w:val="3f6caf"/>
-          <w:sz w:val="17"/>
-          <w:szCs w:val="17"/>
-          <w:rtl w:val="0"/>
-        </w:rPr>
-        <w:t xml:space="preserve">2.2 Additional Risks and Considerations</w:t>
+          <w:sz w:val="24"/>
+          <w:szCs w:val="24"/>
+        </w:rPr>
+      </w:pPr>
+      <w:r>
+        <w:rPr>
+          <w:b w:val="1"/>
+          <w:color w:val="3f6caf"/>
+          <w:sz w:val="24"/>
+          <w:szCs w:val="24"/>
+          <w:rtl w:val="0"/>
+        </w:rPr>
+        <w:t xml:space="preserve">3. Suggestions for Improvement</w:t>
       </w:r>
     </w:p>
     <w:p>
       <w:pPr>
         <w:spacing w:after="160" w:lineRule="auto"/>
         <w:rPr>
-          <w:sz w:val="17"/>
-          <w:szCs w:val="17"/>
-        </w:rPr>
-      </w:pPr>
-      <w:r>
-        <w:rPr>
-          <w:rtl w:val="0"/>
-        </w:rPr>
-      </w:r>
-    </w:p>
-    <w:p>
-      <w:pPr>
-        <w:spacing w:after="160" w:lineRule="auto"/>
-        <w:rPr>
-          <w:b w:val="1"/>
-          <w:color w:val="3f6caf"/>
-          <w:sz w:val="20"/>
-          <w:szCs w:val="20"/>
-        </w:rPr>
-      </w:pPr>
-      <w:r>
-        <w:rPr>
-          <w:b w:val="1"/>
-          <w:color w:val="3f6caf"/>
-          <w:sz w:val="20"/>
-          <w:szCs w:val="20"/>
-          <w:rtl w:val="0"/>
-        </w:rPr>
-        <w:t xml:space="preserve">3. Suggestions for Improvement</w:t>
-      </w:r>
-    </w:p>
-    <w:p>
-      <w:pPr>
-        <w:spacing w:after="160" w:lineRule="auto"/>
-        <w:rPr>
-          <w:b w:val="1"/>
-          <w:color w:val="3f6caf"/>
-          <w:sz w:val="17"/>
-          <w:szCs w:val="17"/>
-        </w:rPr>
-      </w:pPr>
-      <w:r>
-        <w:rPr>
-          <w:b w:val="1"/>
-          <w:color w:val="3f6caf"/>
-          <w:sz w:val="17"/>
-          <w:szCs w:val="17"/>
+          <w:b w:val="1"/>
+          <w:color w:val="3f6caf"/>
+          <w:sz w:val="18"/>
+          <w:szCs w:val="18"/>
+        </w:rPr>
+      </w:pPr>
+      <w:r>
+        <w:rPr>
+          <w:b w:val="1"/>
+          <w:color w:val="3f6caf"/>
+          <w:sz w:val="18"/>
+          <w:szCs w:val="18"/>
           <w:rtl w:val="0"/>
         </w:rPr>
         <w:t xml:space="preserve">3.1 Timeline and Task Reordering</w:t>
@@ -244,54 +1211,19 @@
         <w:rPr>
           <w:b w:val="1"/>
           <w:color w:val="3f6caf"/>
-          <w:sz w:val="17"/>
-          <w:szCs w:val="17"/>
-        </w:rPr>
-      </w:pPr>
-      <w:r>
-        <w:rPr>
-          <w:b w:val="1"/>
-          <w:color w:val="3f6caf"/>
-          <w:sz w:val="17"/>
-          <w:szCs w:val="17"/>
-          <w:rtl w:val="0"/>
-        </w:rPr>
-        <w:t xml:space="preserve">3.2 Process Improvements</w:t>
-      </w:r>
-    </w:p>
-    <w:p>
-      <w:pPr>
-        <w:rPr>
-          <w:b w:val="1"/>
-          <w:color w:val="3f6caf"/>
-          <w:sz w:val="17"/>
-          <w:szCs w:val="17"/>
-        </w:rPr>
-      </w:pPr>
-      <w:r>
-        <w:rPr>
-          <w:rtl w:val="0"/>
-        </w:rPr>
-      </w:r>
-    </w:p>
-    <w:p>
-      <w:pPr>
-        <w:rPr>
-          <w:b w:val="1"/>
-          <w:color w:val="3f6caf"/>
-          <w:sz w:val="17"/>
-          <w:szCs w:val="17"/>
-        </w:rPr>
-      </w:pPr>
-      <w:r>
-        <w:rPr>
-          <w:b w:val="1"/>
-          <w:color w:val="3f6caf"/>
-          <w:sz w:val="17"/>
-          <w:szCs w:val="17"/>
-          <w:rtl w:val="0"/>
-        </w:rPr>
-        <w:t xml:space="preserve">3.3 Resource and Allocation Suggestions</w:t>
+          <w:sz w:val="18"/>
+          <w:szCs w:val="18"/>
+        </w:rPr>
+      </w:pPr>
+      <w:r>
+        <w:rPr>
+          <w:b w:val="1"/>
+          <w:color w:val="3f6caf"/>
+          <w:sz w:val="18"/>
+          <w:szCs w:val="18"/>
+          <w:rtl w:val="0"/>
+        </w:rPr>
+        <w:t xml:space="preserve">3.2 Resource and Allocation Suggestions</w:t>
       </w:r>
     </w:p>
     <w:p>
@@ -372,7 +1304,121 @@
 </file>
 
 <file path=word/numbering.xml><?xml version="1.0" encoding="utf-8"?>
-<w:numbering xmlns:mc="http://schemas.openxmlformats.org/markup-compatibility/2006" xmlns:o="urn:schemas-microsoft-com:office:office" xmlns:r="http://schemas.openxmlformats.org/officeDocument/2006/relationships" xmlns:m="http://schemas.openxmlformats.org/officeDocument/2006/math" xmlns:v="urn:schemas-microsoft-com:vml" xmlns:wp="http://schemas.openxmlformats.org/drawingml/2006/wordprocessingDrawing" xmlns:w10="urn:schemas-microsoft-com:office:word" xmlns:w="http://schemas.openxmlformats.org/wordprocessingml/2006/main" xmlns:wne="http://schemas.microsoft.com/office/word/2006/wordml" xmlns:sl="http://schemas.openxmlformats.org/schemaLibrary/2006/main" xmlns:a="http://schemas.openxmlformats.org/drawingml/2006/main" xmlns:pic="http://schemas.openxmlformats.org/drawingml/2006/picture" xmlns:c="http://schemas.openxmlformats.org/drawingml/2006/chart" xmlns:lc="http://schemas.openxmlformats.org/drawingml/2006/lockedCanvas" xmlns:dgm="http://schemas.openxmlformats.org/drawingml/2006/diagram" xmlns:wps="http://schemas.microsoft.com/office/word/2010/wordprocessingShape" xmlns:wpg="http://schemas.microsoft.com/office/word/2010/wordprocessingGroup" xmlns:w14="http://schemas.microsoft.com/office/word/2010/wordml" xmlns:w15="http://schemas.microsoft.com/office/word/2012/wordml" xmlns:w16="http://schemas.microsoft.com/office/word/2018/wordml" xmlns:w16cex="http://schemas.microsoft.com/office/word/2018/wordml/cex" xmlns:w16cid="http://schemas.microsoft.com/office/word/2016/wordml/cid" xmlns="http://schemas.microsoft.com/office/tasks/2019/documenttasks" xmlns:cr="http://schemas.microsoft.com/office/comments/2020/reactions"/>
+<w:numbering xmlns:mc="http://schemas.openxmlformats.org/markup-compatibility/2006" xmlns:o="urn:schemas-microsoft-com:office:office" xmlns:r="http://schemas.openxmlformats.org/officeDocument/2006/relationships" xmlns:m="http://schemas.openxmlformats.org/officeDocument/2006/math" xmlns:v="urn:schemas-microsoft-com:vml" xmlns:wp="http://schemas.openxmlformats.org/drawingml/2006/wordprocessingDrawing" xmlns:w10="urn:schemas-microsoft-com:office:word" xmlns:w="http://schemas.openxmlformats.org/wordprocessingml/2006/main" xmlns:wne="http://schemas.microsoft.com/office/word/2006/wordml" xmlns:sl="http://schemas.openxmlformats.org/schemaLibrary/2006/main" xmlns:a="http://schemas.openxmlformats.org/drawingml/2006/main" xmlns:pic="http://schemas.openxmlformats.org/drawingml/2006/picture" xmlns:c="http://schemas.openxmlformats.org/drawingml/2006/chart" xmlns:lc="http://schemas.openxmlformats.org/drawingml/2006/lockedCanvas" xmlns:dgm="http://schemas.openxmlformats.org/drawingml/2006/diagram" xmlns:wps="http://schemas.microsoft.com/office/word/2010/wordprocessingShape" xmlns:wpg="http://schemas.microsoft.com/office/word/2010/wordprocessingGroup" xmlns:w14="http://schemas.microsoft.com/office/word/2010/wordml" xmlns:w15="http://schemas.microsoft.com/office/word/2012/wordml" xmlns:w16="http://schemas.microsoft.com/office/word/2018/wordml" xmlns:w16cex="http://schemas.microsoft.com/office/word/2018/wordml/cex" xmlns:w16cid="http://schemas.microsoft.com/office/word/2016/wordml/cid" xmlns="http://schemas.microsoft.com/office/tasks/2019/documenttasks" xmlns:cr="http://schemas.microsoft.com/office/comments/2020/reactions">
+  <w:abstractNum w:abstractNumId="1">
+    <w:lvl w:ilvl="0">
+      <w:start w:val="1"/>
+      <w:numFmt w:val="bullet"/>
+      <w:lvlText w:val="●"/>
+      <w:lvlJc w:val="left"/>
+      <w:pPr>
+        <w:ind w:left="720" w:hanging="360"/>
+      </w:pPr>
+      <w:rPr>
+        <w:u w:val="none"/>
+      </w:rPr>
+    </w:lvl>
+    <w:lvl w:ilvl="1">
+      <w:start w:val="1"/>
+      <w:numFmt w:val="bullet"/>
+      <w:lvlText w:val="○"/>
+      <w:lvlJc w:val="left"/>
+      <w:pPr>
+        <w:ind w:left="1440" w:hanging="360"/>
+      </w:pPr>
+      <w:rPr>
+        <w:u w:val="none"/>
+      </w:rPr>
+    </w:lvl>
+    <w:lvl w:ilvl="2">
+      <w:start w:val="1"/>
+      <w:numFmt w:val="bullet"/>
+      <w:lvlText w:val="■"/>
+      <w:lvlJc w:val="left"/>
+      <w:pPr>
+        <w:ind w:left="2160" w:hanging="360"/>
+      </w:pPr>
+      <w:rPr>
+        <w:u w:val="none"/>
+      </w:rPr>
+    </w:lvl>
+    <w:lvl w:ilvl="3">
+      <w:start w:val="1"/>
+      <w:numFmt w:val="bullet"/>
+      <w:lvlText w:val="●"/>
+      <w:lvlJc w:val="left"/>
+      <w:pPr>
+        <w:ind w:left="2880" w:hanging="360"/>
+      </w:pPr>
+      <w:rPr>
+        <w:u w:val="none"/>
+      </w:rPr>
+    </w:lvl>
+    <w:lvl w:ilvl="4">
+      <w:start w:val="1"/>
+      <w:numFmt w:val="bullet"/>
+      <w:lvlText w:val="○"/>
+      <w:lvlJc w:val="left"/>
+      <w:pPr>
+        <w:ind w:left="3600" w:hanging="360"/>
+      </w:pPr>
+      <w:rPr>
+        <w:u w:val="none"/>
+      </w:rPr>
+    </w:lvl>
+    <w:lvl w:ilvl="5">
+      <w:start w:val="1"/>
+      <w:numFmt w:val="bullet"/>
+      <w:lvlText w:val="■"/>
+      <w:lvlJc w:val="left"/>
+      <w:pPr>
+        <w:ind w:left="4320" w:hanging="360"/>
+      </w:pPr>
+      <w:rPr>
+        <w:u w:val="none"/>
+      </w:rPr>
+    </w:lvl>
+    <w:lvl w:ilvl="6">
+      <w:start w:val="1"/>
+      <w:numFmt w:val="bullet"/>
+      <w:lvlText w:val="●"/>
+      <w:lvlJc w:val="left"/>
+      <w:pPr>
+        <w:ind w:left="5040" w:hanging="360"/>
+      </w:pPr>
+      <w:rPr>
+        <w:u w:val="none"/>
+      </w:rPr>
+    </w:lvl>
+    <w:lvl w:ilvl="7">
+      <w:start w:val="1"/>
+      <w:numFmt w:val="bullet"/>
+      <w:lvlText w:val="○"/>
+      <w:lvlJc w:val="left"/>
+      <w:pPr>
+        <w:ind w:left="5760" w:hanging="360"/>
+      </w:pPr>
+      <w:rPr>
+        <w:u w:val="none"/>
+      </w:rPr>
+    </w:lvl>
+    <w:lvl w:ilvl="8">
+      <w:start w:val="1"/>
+      <w:numFmt w:val="bullet"/>
+      <w:lvlText w:val="■"/>
+      <w:lvlJc w:val="left"/>
+      <w:pPr>
+        <w:ind w:left="6480" w:hanging="360"/>
+      </w:pPr>
+      <w:rPr>
+        <w:u w:val="none"/>
+      </w:rPr>
+    </w:lvl>
+  </w:abstractNum>
+  <w:num w:numId="1">
+    <w:abstractNumId w:val="1"/>
+  </w:num>
+</w:numbering>
 </file>
 
 <file path=word/styles.xml><?xml version="1.0" encoding="utf-8"?>
@@ -527,6 +1573,55 @@
       <w:sz w:val="30"/>
       <w:szCs w:val="30"/>
     </w:rPr>
+  </w:style>
+  <w:style w:type="table" w:styleId="Table1">
+    <w:basedOn w:val="TableNormal"/>
+    <w:tblPr>
+      <w:tblStyleRowBandSize w:val="1"/>
+      <w:tblStyleColBandSize w:val="1"/>
+      <w:tblCellMar>
+        <w:top w:w="100.0" w:type="dxa"/>
+        <w:left w:w="100.0" w:type="dxa"/>
+        <w:bottom w:w="100.0" w:type="dxa"/>
+        <w:right w:w="100.0" w:type="dxa"/>
+      </w:tblCellMar>
+    </w:tblPr>
+    <w:tblStylePr w:type="band1Horz">
+      <w:tcPr/>
+    </w:tblStylePr>
+    <w:tblStylePr w:type="band1Vert">
+      <w:tcPr/>
+    </w:tblStylePr>
+    <w:tblStylePr w:type="band2Horz">
+      <w:tcPr/>
+    </w:tblStylePr>
+    <w:tblStylePr w:type="band2Vert">
+      <w:tcPr/>
+    </w:tblStylePr>
+    <w:tblStylePr w:type="firstCol">
+      <w:tcPr/>
+    </w:tblStylePr>
+    <w:tblStylePr w:type="firstRow">
+      <w:tcPr/>
+    </w:tblStylePr>
+    <w:tblStylePr w:type="lastCol">
+      <w:tcPr/>
+    </w:tblStylePr>
+    <w:tblStylePr w:type="lastRow">
+      <w:tcPr/>
+    </w:tblStylePr>
+    <w:tblStylePr w:type="neCell">
+      <w:tcPr/>
+    </w:tblStylePr>
+    <w:tblStylePr w:type="nwCell">
+      <w:tcPr/>
+    </w:tblStylePr>
+    <w:tblStylePr w:type="seCell">
+      <w:tcPr/>
+    </w:tblStylePr>
+    <w:tblStylePr w:type="swCell">
+      <w:tcPr/>
+    </w:tblStylePr>
   </w:style>
 </w:styles>
 </file>

--- a/Iteration_2/Echo_Review/final_submission/Planning_Review_Authentication_Team.docx
+++ b/Iteration_2/Echo_Review/final_submission/Planning_Review_Authentication_Team.docx
@@ -910,7 +910,7 @@
       <w:pPr>
         <w:numPr>
           <w:ilvl w:val="0"/>
-          <w:numId w:val="1"/>
+          <w:numId w:val="2"/>
         </w:numPr>
         <w:spacing w:after="0" w:afterAutospacing="0" w:line="360" w:lineRule="auto"/>
         <w:ind w:left="720" w:hanging="360"/>
@@ -932,7 +932,7 @@
       <w:pPr>
         <w:numPr>
           <w:ilvl w:val="1"/>
-          <w:numId w:val="1"/>
+          <w:numId w:val="2"/>
         </w:numPr>
         <w:spacing w:after="0" w:afterAutospacing="0" w:line="360" w:lineRule="auto"/>
         <w:ind w:left="1440" w:hanging="360"/>
@@ -948,6 +948,181 @@
           <w:rtl w:val="0"/>
         </w:rPr>
         <w:t xml:space="preserve">The team did not allocate time to gather and consider feedback from other groups, missing a key opportunity to refine the project’s direction.</w:t>
+      </w:r>
+    </w:p>
+    <w:p>
+      <w:pPr>
+        <w:numPr>
+          <w:ilvl w:val="0"/>
+          <w:numId w:val="2"/>
+        </w:numPr>
+        <w:spacing w:after="0" w:afterAutospacing="0" w:line="360" w:lineRule="auto"/>
+        <w:ind w:left="720" w:hanging="360"/>
+        <w:rPr>
+          <w:sz w:val="18"/>
+          <w:szCs w:val="18"/>
+        </w:rPr>
+      </w:pPr>
+      <w:r>
+        <w:rPr>
+          <w:sz w:val="18"/>
+          <w:szCs w:val="18"/>
+          <w:rtl w:val="0"/>
+        </w:rPr>
+        <w:t xml:space="preserve">Missed Milestones (Code Integration):</w:t>
+      </w:r>
+    </w:p>
+    <w:p>
+      <w:pPr>
+        <w:numPr>
+          <w:ilvl w:val="1"/>
+          <w:numId w:val="2"/>
+        </w:numPr>
+        <w:spacing w:after="0" w:afterAutospacing="0" w:line="360" w:lineRule="auto"/>
+        <w:ind w:left="1440" w:hanging="360"/>
+        <w:rPr>
+          <w:sz w:val="18"/>
+          <w:szCs w:val="18"/>
+        </w:rPr>
+      </w:pPr>
+      <w:r>
+        <w:rPr>
+          <w:sz w:val="18"/>
+          <w:szCs w:val="18"/>
+          <w:rtl w:val="0"/>
+        </w:rPr>
+        <w:t xml:space="preserve">There is no indication of planned code integration or communication between the front-end and back-end development teams, which is essential for aligning the project components.</w:t>
+      </w:r>
+    </w:p>
+    <w:p>
+      <w:pPr>
+        <w:numPr>
+          <w:ilvl w:val="0"/>
+          <w:numId w:val="2"/>
+        </w:numPr>
+        <w:spacing w:after="0" w:afterAutospacing="0" w:line="360" w:lineRule="auto"/>
+        <w:ind w:left="720" w:hanging="360"/>
+        <w:rPr>
+          <w:sz w:val="18"/>
+          <w:szCs w:val="18"/>
+        </w:rPr>
+      </w:pPr>
+      <w:r>
+        <w:rPr>
+          <w:sz w:val="18"/>
+          <w:szCs w:val="18"/>
+          <w:rtl w:val="0"/>
+        </w:rPr>
+        <w:t xml:space="preserve">Unrealistic Deadlines:</w:t>
+      </w:r>
+    </w:p>
+    <w:p>
+      <w:pPr>
+        <w:numPr>
+          <w:ilvl w:val="1"/>
+          <w:numId w:val="2"/>
+        </w:numPr>
+        <w:spacing w:after="0" w:afterAutospacing="0" w:line="360" w:lineRule="auto"/>
+        <w:ind w:left="1440" w:hanging="360"/>
+        <w:rPr>
+          <w:sz w:val="18"/>
+          <w:szCs w:val="18"/>
+        </w:rPr>
+      </w:pPr>
+      <w:r>
+        <w:rPr>
+          <w:sz w:val="18"/>
+          <w:szCs w:val="18"/>
+          <w:rtl w:val="0"/>
+        </w:rPr>
+        <w:t xml:space="preserve">Bug testing and design review are scheduled too close to the final deadline, leaving insufficient time for proper issue resolution.</w:t>
+      </w:r>
+    </w:p>
+    <w:p>
+      <w:pPr>
+        <w:numPr>
+          <w:ilvl w:val="0"/>
+          <w:numId w:val="2"/>
+        </w:numPr>
+        <w:spacing w:after="0" w:afterAutospacing="0" w:line="360" w:lineRule="auto"/>
+        <w:ind w:left="720" w:hanging="360"/>
+        <w:rPr>
+          <w:sz w:val="18"/>
+          <w:szCs w:val="18"/>
+        </w:rPr>
+      </w:pPr>
+      <w:r>
+        <w:rPr>
+          <w:sz w:val="18"/>
+          <w:szCs w:val="18"/>
+          <w:rtl w:val="0"/>
+        </w:rPr>
+        <w:t xml:space="preserve">Task Dependencies:</w:t>
+      </w:r>
+    </w:p>
+    <w:p>
+      <w:pPr>
+        <w:numPr>
+          <w:ilvl w:val="1"/>
+          <w:numId w:val="2"/>
+        </w:numPr>
+        <w:spacing w:after="160" w:line="360" w:lineRule="auto"/>
+        <w:ind w:left="1440" w:hanging="360"/>
+        <w:rPr>
+          <w:sz w:val="18"/>
+          <w:szCs w:val="18"/>
+        </w:rPr>
+      </w:pPr>
+      <w:r>
+        <w:rPr>
+          <w:sz w:val="18"/>
+          <w:szCs w:val="18"/>
+          <w:rtl w:val="0"/>
+        </w:rPr>
+        <w:t xml:space="preserve">The front-end team requires input from the authentication team to complete the login/registration page by November 20. Any delay in this data handoff could hinder the front-end team’s progress and push back the timeline.</w:t>
+      </w:r>
+    </w:p>
+    <w:p>
+      <w:pPr>
+        <w:spacing w:after="160" w:line="360" w:lineRule="auto"/>
+        <w:ind w:left="0" w:firstLine="0"/>
+        <w:rPr>
+          <w:b w:val="1"/>
+          <w:color w:val="3f6caf"/>
+          <w:sz w:val="24"/>
+          <w:szCs w:val="24"/>
+        </w:rPr>
+      </w:pPr>
+      <w:r>
+        <w:rPr>
+          <w:b w:val="1"/>
+          <w:color w:val="3f6caf"/>
+          <w:sz w:val="24"/>
+          <w:szCs w:val="24"/>
+          <w:rtl w:val="0"/>
+        </w:rPr>
+        <w:t xml:space="preserve">2. Highlighting Potential Risks</w:t>
+      </w:r>
+    </w:p>
+    <w:p>
+      <w:pPr>
+        <w:spacing w:after="160" w:lineRule="auto"/>
+        <w:rPr>
+          <w:b w:val="1"/>
+          <w:color w:val="3f6caf"/>
+          <w:sz w:val="18"/>
+          <w:szCs w:val="18"/>
+        </w:rPr>
+      </w:pPr>
+      <w:r>
+        <w:rPr>
+          <w:b w:val="1"/>
+          <w:color w:val="3f6caf"/>
+          <w:sz w:val="18"/>
+          <w:szCs w:val="18"/>
+          <w:rtl w:val="0"/>
+        </w:rPr>
+        <w:t xml:space="preserve">2.1 Key Risks Impacting Completion</w:t>
       </w:r>
     </w:p>
     <w:p>
@@ -961,37 +1136,16 @@
         <w:rPr>
           <w:sz w:val="18"/>
           <w:szCs w:val="18"/>
-        </w:rPr>
-      </w:pPr>
-      <w:r>
-        <w:rPr>
-          <w:sz w:val="18"/>
-          <w:szCs w:val="18"/>
-          <w:rtl w:val="0"/>
-        </w:rPr>
-        <w:t xml:space="preserve">Missed Milestones (Code Integration):</w:t>
-      </w:r>
-    </w:p>
-    <w:p>
-      <w:pPr>
-        <w:numPr>
-          <w:ilvl w:val="1"/>
-          <w:numId w:val="1"/>
-        </w:numPr>
-        <w:spacing w:after="0" w:afterAutospacing="0" w:line="360" w:lineRule="auto"/>
-        <w:ind w:left="1440" w:hanging="360"/>
-        <w:rPr>
-          <w:sz w:val="18"/>
-          <w:szCs w:val="18"/>
-        </w:rPr>
-      </w:pPr>
-      <w:r>
-        <w:rPr>
-          <w:sz w:val="18"/>
-          <w:szCs w:val="18"/>
-          <w:rtl w:val="0"/>
-        </w:rPr>
-        <w:t xml:space="preserve">There is no indication of planned code integration or communication between the front-end and back-end development teams, which is essential for aligning the project components.</w:t>
+          <w:u w:val="none"/>
+        </w:rPr>
+      </w:pPr>
+      <w:r>
+        <w:rPr>
+          <w:sz w:val="18"/>
+          <w:szCs w:val="18"/>
+          <w:rtl w:val="0"/>
+        </w:rPr>
+        <w:t xml:space="preserve">Missing the milestone of integrating external feedback could lead to a misalignment between project requirements and actual implementation. Without incorporating suggestions from other groups early on, the project may overlook key requirements or necessary adjustments, impacting its final quality and user satisfaction. </w:t>
       </w:r>
     </w:p>
     <w:p>
@@ -1005,37 +1159,16 @@
         <w:rPr>
           <w:sz w:val="18"/>
           <w:szCs w:val="18"/>
-        </w:rPr>
-      </w:pPr>
-      <w:r>
-        <w:rPr>
-          <w:sz w:val="18"/>
-          <w:szCs w:val="18"/>
-          <w:rtl w:val="0"/>
-        </w:rPr>
-        <w:t xml:space="preserve">Unrealistic Deadlines:</w:t>
-      </w:r>
-    </w:p>
-    <w:p>
-      <w:pPr>
-        <w:numPr>
-          <w:ilvl w:val="1"/>
-          <w:numId w:val="1"/>
-        </w:numPr>
-        <w:spacing w:after="0" w:afterAutospacing="0" w:line="360" w:lineRule="auto"/>
-        <w:ind w:left="1440" w:hanging="360"/>
-        <w:rPr>
-          <w:sz w:val="18"/>
-          <w:szCs w:val="18"/>
-        </w:rPr>
-      </w:pPr>
-      <w:r>
-        <w:rPr>
-          <w:sz w:val="18"/>
-          <w:szCs w:val="18"/>
-          <w:rtl w:val="0"/>
-        </w:rPr>
-        <w:t xml:space="preserve">Bug testing and design review are scheduled too close to the final deadline, leaving insufficient time for proper issue resolution.</w:t>
+          <w:u w:val="none"/>
+        </w:rPr>
+      </w:pPr>
+      <w:r>
+        <w:rPr>
+          <w:sz w:val="18"/>
+          <w:szCs w:val="18"/>
+          <w:rtl w:val="0"/>
+        </w:rPr>
+        <w:t xml:space="preserve">The lack of planned coordination between the front-end and back-end teams can result in inconsistent features or integration issues. Without regular check-ins and updates, different components of the project might not align properly, creating delays and requiring additional time to create test cases and identify issues if present.</w:t>
       </w:r>
     </w:p>
     <w:p>
@@ -1049,43 +1182,80 @@
         <w:rPr>
           <w:sz w:val="18"/>
           <w:szCs w:val="18"/>
-        </w:rPr>
-      </w:pPr>
-      <w:r>
-        <w:rPr>
-          <w:sz w:val="18"/>
-          <w:szCs w:val="18"/>
-          <w:rtl w:val="0"/>
-        </w:rPr>
-        <w:t xml:space="preserve">Task Dependencies:</w:t>
+          <w:u w:val="none"/>
+        </w:rPr>
+      </w:pPr>
+      <w:r>
+        <w:rPr>
+          <w:sz w:val="18"/>
+          <w:szCs w:val="18"/>
+          <w:rtl w:val="0"/>
+        </w:rPr>
+        <w:t xml:space="preserve">Conducting bug testing and design review right before the final deadline is a high-risk strategy. This tight schedule increases the chance of unresolved issues in the final product. Allocating more time for testing earlier on in the timeline would have been a better approach to help mitigate any risks.</w:t>
       </w:r>
     </w:p>
     <w:p>
       <w:pPr>
         <w:numPr>
-          <w:ilvl w:val="1"/>
+          <w:ilvl w:val="0"/>
           <w:numId w:val="1"/>
         </w:numPr>
         <w:spacing w:after="160" w:line="360" w:lineRule="auto"/>
-        <w:ind w:left="1440" w:hanging="360"/>
-        <w:rPr>
-          <w:sz w:val="18"/>
-          <w:szCs w:val="18"/>
-        </w:rPr>
-      </w:pPr>
-      <w:r>
-        <w:rPr>
-          <w:sz w:val="18"/>
-          <w:szCs w:val="18"/>
-          <w:rtl w:val="0"/>
-        </w:rPr>
-        <w:t xml:space="preserve">The front-end team requires input from the authentication team to complete the login/registration page by November 20. Any delay in this data handoff could hinder the front-end team’s progress and push back the timeline.</w:t>
-      </w:r>
-    </w:p>
-    <w:p>
-      <w:pPr>
-        <w:spacing w:after="160" w:line="360" w:lineRule="auto"/>
+        <w:ind w:left="720" w:hanging="360"/>
+        <w:rPr>
+          <w:sz w:val="18"/>
+          <w:szCs w:val="18"/>
+          <w:u w:val="none"/>
+        </w:rPr>
+      </w:pPr>
+      <w:r>
+        <w:rPr>
+          <w:sz w:val="18"/>
+          <w:szCs w:val="18"/>
+          <w:rtl w:val="0"/>
+        </w:rPr>
+        <w:t xml:space="preserve">The strong dependency between the front-end and authentication teams creates a potential stoppage. If the authentication team cannot provide the necessary data on time, the front-end team will be unable to complete the login/registration page by the deadline of November 20th. This delay could cascade, affecting other deliverables and potentially pushing back the entire project timeline.</w:t>
+      </w:r>
+    </w:p>
+    <w:p>
+      <w:pPr>
+        <w:spacing w:after="160" w:lineRule="auto"/>
         <w:ind w:left="0" w:firstLine="0"/>
+        <w:rPr>
+          <w:b w:val="1"/>
+          <w:color w:val="3f6caf"/>
+          <w:sz w:val="18"/>
+          <w:szCs w:val="18"/>
+        </w:rPr>
+      </w:pPr>
+      <w:r>
+        <w:rPr>
+          <w:b w:val="1"/>
+          <w:color w:val="3f6caf"/>
+          <w:sz w:val="18"/>
+          <w:szCs w:val="18"/>
+          <w:rtl w:val="0"/>
+        </w:rPr>
+        <w:t xml:space="preserve">2.2 Additional Risks and Considerations</w:t>
+      </w:r>
+    </w:p>
+    <w:p>
+      <w:pPr>
+        <w:spacing w:after="160" w:lineRule="auto"/>
+        <w:rPr>
+          <w:sz w:val="17"/>
+          <w:szCs w:val="17"/>
+        </w:rPr>
+      </w:pPr>
+      <w:r>
+        <w:rPr>
+          <w:rtl w:val="0"/>
+        </w:rPr>
+      </w:r>
+    </w:p>
+    <w:p>
+      <w:pPr>
+        <w:spacing w:after="160" w:lineRule="auto"/>
         <w:rPr>
           <w:b w:val="1"/>
           <w:color w:val="3f6caf"/>
@@ -1101,14 +1271,13 @@
           <w:szCs w:val="24"/>
           <w:rtl w:val="0"/>
         </w:rPr>
-        <w:t xml:space="preserve">2. Highlighting Potential Risks</w:t>
+        <w:t xml:space="preserve">3. Suggestions for Improvement</w:t>
       </w:r>
     </w:p>
     <w:p>
       <w:pPr>
         <w:spacing w:after="160" w:lineRule="auto"/>
         <w:rPr>
-          <w:color w:val="13284b"/>
           <w:sz w:val="18"/>
           <w:szCs w:val="18"/>
         </w:rPr>
@@ -1121,89 +1290,465 @@
           <w:szCs w:val="18"/>
           <w:rtl w:val="0"/>
         </w:rPr>
-        <w:t xml:space="preserve">2.1 Key Risks Impacting Completion</w:t>
-      </w:r>
-      <w:r>
-        <w:rPr>
-          <w:rtl w:val="0"/>
-        </w:rPr>
-      </w:r>
-    </w:p>
+        <w:t xml:space="preserve">3.1 Timeline and Task Reordering</w:t>
+      </w:r>
+      <w:r>
+        <w:rPr>
+          <w:rtl w:val="0"/>
+        </w:rPr>
+      </w:r>
+    </w:p>
+    <w:tbl>
+      <w:tblPr>
+        <w:tblStyle w:val="Table2"/>
+        <w:tblW w:w="9135.0" w:type="dxa"/>
+        <w:jc w:val="left"/>
+        <w:tblBorders>
+          <w:top w:color="000000" w:space="0" w:sz="4" w:val="single"/>
+          <w:left w:color="000000" w:space="0" w:sz="4" w:val="single"/>
+          <w:bottom w:color="000000" w:space="0" w:sz="4" w:val="single"/>
+          <w:right w:color="000000" w:space="0" w:sz="4" w:val="single"/>
+          <w:insideH w:color="000000" w:space="0" w:sz="4" w:val="single"/>
+          <w:insideV w:color="000000" w:space="0" w:sz="4" w:val="single"/>
+        </w:tblBorders>
+        <w:tblLayout w:type="fixed"/>
+        <w:tblLook w:val="0600"/>
+      </w:tblPr>
+      <w:tblGrid>
+        <w:gridCol w:w="3015"/>
+        <w:gridCol w:w="3150"/>
+        <w:gridCol w:w="2970"/>
+        <w:tblGridChange w:id="0">
+          <w:tblGrid>
+            <w:gridCol w:w="3015"/>
+            <w:gridCol w:w="3150"/>
+            <w:gridCol w:w="2970"/>
+          </w:tblGrid>
+        </w:tblGridChange>
+      </w:tblGrid>
+      <w:tr>
+        <w:trPr>
+          <w:cantSplit w:val="0"/>
+          <w:trHeight w:val="519.805908203125" w:hRule="atLeast"/>
+          <w:tblHeader w:val="0"/>
+        </w:trPr>
+        <w:tc>
+          <w:tcPr>
+            <w:tcBorders>
+              <w:top w:color="000000" w:space="0" w:sz="4" w:val="single"/>
+              <w:left w:color="000000" w:space="0" w:sz="4" w:val="single"/>
+              <w:bottom w:color="000000" w:space="0" w:sz="4" w:val="single"/>
+              <w:right w:color="000000" w:space="0" w:sz="4" w:val="single"/>
+            </w:tcBorders>
+            <w:tcMar>
+              <w:top w:w="60.0" w:type="dxa"/>
+              <w:left w:w="60.0" w:type="dxa"/>
+              <w:bottom w:w="60.0" w:type="dxa"/>
+              <w:right w:w="60.0" w:type="dxa"/>
+            </w:tcMar>
+            <w:vAlign w:val="top"/>
+          </w:tcPr>
+          <w:p>
+            <w:pPr>
+              <w:spacing w:after="160" w:lineRule="auto"/>
+              <w:rPr>
+                <w:sz w:val="17"/>
+                <w:szCs w:val="17"/>
+              </w:rPr>
+            </w:pPr>
+            <w:r>
+              <w:rPr>
+                <w:sz w:val="17"/>
+                <w:szCs w:val="17"/>
+                <w:rtl w:val="0"/>
+              </w:rPr>
+              <w:t xml:space="preserve">Suggested Change</w:t>
+            </w:r>
+          </w:p>
+        </w:tc>
+        <w:tc>
+          <w:tcPr>
+            <w:tcBorders>
+              <w:top w:color="000000" w:space="0" w:sz="4" w:val="single"/>
+              <w:left w:color="000000" w:space="0" w:sz="4" w:val="single"/>
+              <w:bottom w:color="000000" w:space="0" w:sz="4" w:val="single"/>
+              <w:right w:color="000000" w:space="0" w:sz="4" w:val="single"/>
+            </w:tcBorders>
+            <w:tcMar>
+              <w:top w:w="60.0" w:type="dxa"/>
+              <w:left w:w="60.0" w:type="dxa"/>
+              <w:bottom w:w="60.0" w:type="dxa"/>
+              <w:right w:w="60.0" w:type="dxa"/>
+            </w:tcMar>
+            <w:vAlign w:val="top"/>
+          </w:tcPr>
+          <w:p>
+            <w:pPr>
+              <w:spacing w:after="160" w:lineRule="auto"/>
+              <w:rPr>
+                <w:sz w:val="17"/>
+                <w:szCs w:val="17"/>
+              </w:rPr>
+            </w:pPr>
+            <w:r>
+              <w:rPr>
+                <w:sz w:val="17"/>
+                <w:szCs w:val="17"/>
+                <w:rtl w:val="0"/>
+              </w:rPr>
+              <w:t xml:space="preserve">Rationale</w:t>
+            </w:r>
+          </w:p>
+        </w:tc>
+        <w:tc>
+          <w:tcPr>
+            <w:tcBorders>
+              <w:top w:color="000000" w:space="0" w:sz="4" w:val="single"/>
+              <w:left w:color="000000" w:space="0" w:sz="4" w:val="single"/>
+              <w:bottom w:color="000000" w:space="0" w:sz="4" w:val="single"/>
+              <w:right w:color="000000" w:space="0" w:sz="4" w:val="single"/>
+            </w:tcBorders>
+            <w:tcMar>
+              <w:top w:w="60.0" w:type="dxa"/>
+              <w:left w:w="60.0" w:type="dxa"/>
+              <w:bottom w:w="60.0" w:type="dxa"/>
+              <w:right w:w="60.0" w:type="dxa"/>
+            </w:tcMar>
+            <w:vAlign w:val="top"/>
+          </w:tcPr>
+          <w:p>
+            <w:pPr>
+              <w:spacing w:after="160" w:lineRule="auto"/>
+              <w:rPr>
+                <w:sz w:val="17"/>
+                <w:szCs w:val="17"/>
+              </w:rPr>
+            </w:pPr>
+            <w:r>
+              <w:rPr>
+                <w:sz w:val="17"/>
+                <w:szCs w:val="17"/>
+                <w:rtl w:val="0"/>
+              </w:rPr>
+              <w:t xml:space="preserve">Expected Outcome</w:t>
+            </w:r>
+          </w:p>
+        </w:tc>
+      </w:tr>
+      <w:tr>
+        <w:trPr>
+          <w:cantSplit w:val="0"/>
+          <w:trHeight w:val="840" w:hRule="atLeast"/>
+          <w:tblHeader w:val="0"/>
+        </w:trPr>
+        <w:tc>
+          <w:tcPr>
+            <w:tcBorders>
+              <w:top w:color="000000" w:space="0" w:sz="4" w:val="single"/>
+              <w:left w:color="000000" w:space="0" w:sz="4" w:val="single"/>
+              <w:bottom w:color="000000" w:space="0" w:sz="4" w:val="single"/>
+              <w:right w:color="000000" w:space="0" w:sz="4" w:val="single"/>
+            </w:tcBorders>
+            <w:tcMar>
+              <w:top w:w="60.0" w:type="dxa"/>
+              <w:left w:w="60.0" w:type="dxa"/>
+              <w:bottom w:w="60.0" w:type="dxa"/>
+              <w:right w:w="60.0" w:type="dxa"/>
+            </w:tcMar>
+            <w:vAlign w:val="top"/>
+          </w:tcPr>
+          <w:p>
+            <w:pPr>
+              <w:spacing w:after="160" w:lineRule="auto"/>
+              <w:rPr>
+                <w:sz w:val="17"/>
+                <w:szCs w:val="17"/>
+              </w:rPr>
+            </w:pPr>
+            <w:r>
+              <w:rPr>
+                <w:rtl w:val="0"/>
+              </w:rPr>
+            </w:r>
+          </w:p>
+        </w:tc>
+        <w:tc>
+          <w:tcPr>
+            <w:tcBorders>
+              <w:top w:color="000000" w:space="0" w:sz="4" w:val="single"/>
+              <w:left w:color="000000" w:space="0" w:sz="4" w:val="single"/>
+              <w:bottom w:color="000000" w:space="0" w:sz="4" w:val="single"/>
+              <w:right w:color="000000" w:space="0" w:sz="4" w:val="single"/>
+            </w:tcBorders>
+            <w:tcMar>
+              <w:top w:w="60.0" w:type="dxa"/>
+              <w:left w:w="60.0" w:type="dxa"/>
+              <w:bottom w:w="60.0" w:type="dxa"/>
+              <w:right w:w="60.0" w:type="dxa"/>
+            </w:tcMar>
+            <w:vAlign w:val="top"/>
+          </w:tcPr>
+          <w:p>
+            <w:pPr>
+              <w:spacing w:after="160" w:lineRule="auto"/>
+              <w:rPr>
+                <w:sz w:val="17"/>
+                <w:szCs w:val="17"/>
+              </w:rPr>
+            </w:pPr>
+            <w:r>
+              <w:rPr>
+                <w:rtl w:val="0"/>
+              </w:rPr>
+            </w:r>
+          </w:p>
+        </w:tc>
+        <w:tc>
+          <w:tcPr>
+            <w:tcBorders>
+              <w:top w:color="000000" w:space="0" w:sz="4" w:val="single"/>
+              <w:left w:color="000000" w:space="0" w:sz="4" w:val="single"/>
+              <w:bottom w:color="000000" w:space="0" w:sz="4" w:val="single"/>
+              <w:right w:color="000000" w:space="0" w:sz="4" w:val="single"/>
+            </w:tcBorders>
+            <w:tcMar>
+              <w:top w:w="60.0" w:type="dxa"/>
+              <w:left w:w="60.0" w:type="dxa"/>
+              <w:bottom w:w="60.0" w:type="dxa"/>
+              <w:right w:w="60.0" w:type="dxa"/>
+            </w:tcMar>
+            <w:vAlign w:val="top"/>
+          </w:tcPr>
+          <w:p>
+            <w:pPr>
+              <w:spacing w:after="160" w:lineRule="auto"/>
+              <w:ind w:right="0"/>
+              <w:rPr>
+                <w:sz w:val="17"/>
+                <w:szCs w:val="17"/>
+              </w:rPr>
+            </w:pPr>
+            <w:r>
+              <w:rPr>
+                <w:rtl w:val="0"/>
+              </w:rPr>
+            </w:r>
+          </w:p>
+        </w:tc>
+      </w:tr>
+      <w:tr>
+        <w:trPr>
+          <w:cantSplit w:val="0"/>
+          <w:trHeight w:val="645" w:hRule="atLeast"/>
+          <w:tblHeader w:val="0"/>
+        </w:trPr>
+        <w:tc>
+          <w:tcPr>
+            <w:tcBorders>
+              <w:top w:color="000000" w:space="0" w:sz="4" w:val="single"/>
+              <w:left w:color="000000" w:space="0" w:sz="4" w:val="single"/>
+              <w:bottom w:color="000000" w:space="0" w:sz="4" w:val="single"/>
+              <w:right w:color="000000" w:space="0" w:sz="4" w:val="single"/>
+            </w:tcBorders>
+            <w:tcMar>
+              <w:top w:w="60.0" w:type="dxa"/>
+              <w:left w:w="60.0" w:type="dxa"/>
+              <w:bottom w:w="60.0" w:type="dxa"/>
+              <w:right w:w="60.0" w:type="dxa"/>
+            </w:tcMar>
+            <w:vAlign w:val="top"/>
+          </w:tcPr>
+          <w:p>
+            <w:pPr>
+              <w:spacing w:after="160" w:lineRule="auto"/>
+              <w:rPr>
+                <w:sz w:val="17"/>
+                <w:szCs w:val="17"/>
+              </w:rPr>
+            </w:pPr>
+            <w:r>
+              <w:rPr>
+                <w:rtl w:val="0"/>
+              </w:rPr>
+            </w:r>
+          </w:p>
+        </w:tc>
+        <w:tc>
+          <w:tcPr>
+            <w:tcBorders>
+              <w:top w:color="000000" w:space="0" w:sz="4" w:val="single"/>
+              <w:left w:color="000000" w:space="0" w:sz="4" w:val="single"/>
+              <w:bottom w:color="000000" w:space="0" w:sz="4" w:val="single"/>
+              <w:right w:color="000000" w:space="0" w:sz="4" w:val="single"/>
+            </w:tcBorders>
+            <w:tcMar>
+              <w:top w:w="60.0" w:type="dxa"/>
+              <w:left w:w="60.0" w:type="dxa"/>
+              <w:bottom w:w="60.0" w:type="dxa"/>
+              <w:right w:w="60.0" w:type="dxa"/>
+            </w:tcMar>
+            <w:vAlign w:val="top"/>
+          </w:tcPr>
+          <w:p>
+            <w:pPr>
+              <w:spacing w:after="160" w:lineRule="auto"/>
+              <w:rPr>
+                <w:sz w:val="17"/>
+                <w:szCs w:val="17"/>
+              </w:rPr>
+            </w:pPr>
+            <w:r>
+              <w:rPr>
+                <w:rtl w:val="0"/>
+              </w:rPr>
+            </w:r>
+          </w:p>
+        </w:tc>
+        <w:tc>
+          <w:tcPr>
+            <w:tcBorders>
+              <w:top w:color="000000" w:space="0" w:sz="4" w:val="single"/>
+              <w:left w:color="000000" w:space="0" w:sz="4" w:val="single"/>
+              <w:bottom w:color="000000" w:space="0" w:sz="4" w:val="single"/>
+              <w:right w:color="000000" w:space="0" w:sz="4" w:val="single"/>
+            </w:tcBorders>
+            <w:tcMar>
+              <w:top w:w="60.0" w:type="dxa"/>
+              <w:left w:w="60.0" w:type="dxa"/>
+              <w:bottom w:w="60.0" w:type="dxa"/>
+              <w:right w:w="60.0" w:type="dxa"/>
+            </w:tcMar>
+            <w:vAlign w:val="top"/>
+          </w:tcPr>
+          <w:p>
+            <w:pPr>
+              <w:spacing w:after="160" w:lineRule="auto"/>
+              <w:rPr>
+                <w:sz w:val="17"/>
+                <w:szCs w:val="17"/>
+              </w:rPr>
+            </w:pPr>
+            <w:r>
+              <w:rPr>
+                <w:rtl w:val="0"/>
+              </w:rPr>
+            </w:r>
+          </w:p>
+        </w:tc>
+      </w:tr>
+      <w:tr>
+        <w:trPr>
+          <w:cantSplit w:val="0"/>
+          <w:trHeight w:val="840" w:hRule="atLeast"/>
+          <w:tblHeader w:val="0"/>
+        </w:trPr>
+        <w:tc>
+          <w:tcPr>
+            <w:tcBorders>
+              <w:top w:color="000000" w:space="0" w:sz="4" w:val="single"/>
+              <w:left w:color="000000" w:space="0" w:sz="4" w:val="single"/>
+              <w:bottom w:color="000000" w:space="0" w:sz="4" w:val="single"/>
+              <w:right w:color="000000" w:space="0" w:sz="4" w:val="single"/>
+            </w:tcBorders>
+            <w:tcMar>
+              <w:top w:w="60.0" w:type="dxa"/>
+              <w:left w:w="60.0" w:type="dxa"/>
+              <w:bottom w:w="60.0" w:type="dxa"/>
+              <w:right w:w="60.0" w:type="dxa"/>
+            </w:tcMar>
+            <w:vAlign w:val="top"/>
+          </w:tcPr>
+          <w:p>
+            <w:pPr>
+              <w:spacing w:after="160" w:lineRule="auto"/>
+              <w:rPr>
+                <w:sz w:val="17"/>
+                <w:szCs w:val="17"/>
+              </w:rPr>
+            </w:pPr>
+            <w:r>
+              <w:rPr>
+                <w:rtl w:val="0"/>
+              </w:rPr>
+            </w:r>
+          </w:p>
+        </w:tc>
+        <w:tc>
+          <w:tcPr>
+            <w:tcBorders>
+              <w:top w:color="000000" w:space="0" w:sz="4" w:val="single"/>
+              <w:left w:color="000000" w:space="0" w:sz="4" w:val="single"/>
+              <w:bottom w:color="000000" w:space="0" w:sz="4" w:val="single"/>
+              <w:right w:color="000000" w:space="0" w:sz="4" w:val="single"/>
+            </w:tcBorders>
+            <w:tcMar>
+              <w:top w:w="60.0" w:type="dxa"/>
+              <w:left w:w="60.0" w:type="dxa"/>
+              <w:bottom w:w="60.0" w:type="dxa"/>
+              <w:right w:w="60.0" w:type="dxa"/>
+            </w:tcMar>
+            <w:vAlign w:val="top"/>
+          </w:tcPr>
+          <w:p>
+            <w:pPr>
+              <w:spacing w:after="160" w:lineRule="auto"/>
+              <w:rPr>
+                <w:sz w:val="17"/>
+                <w:szCs w:val="17"/>
+              </w:rPr>
+            </w:pPr>
+            <w:r>
+              <w:rPr>
+                <w:rtl w:val="0"/>
+              </w:rPr>
+            </w:r>
+          </w:p>
+        </w:tc>
+        <w:tc>
+          <w:tcPr>
+            <w:tcBorders>
+              <w:top w:color="000000" w:space="0" w:sz="4" w:val="single"/>
+              <w:left w:color="000000" w:space="0" w:sz="4" w:val="single"/>
+              <w:bottom w:color="000000" w:space="0" w:sz="4" w:val="single"/>
+              <w:right w:color="000000" w:space="0" w:sz="4" w:val="single"/>
+            </w:tcBorders>
+            <w:tcMar>
+              <w:top w:w="60.0" w:type="dxa"/>
+              <w:left w:w="60.0" w:type="dxa"/>
+              <w:bottom w:w="60.0" w:type="dxa"/>
+              <w:right w:w="60.0" w:type="dxa"/>
+            </w:tcMar>
+            <w:vAlign w:val="top"/>
+          </w:tcPr>
+          <w:p>
+            <w:pPr>
+              <w:spacing w:after="160" w:lineRule="auto"/>
+              <w:rPr>
+                <w:sz w:val="17"/>
+                <w:szCs w:val="17"/>
+              </w:rPr>
+            </w:pPr>
+            <w:r>
+              <w:rPr>
+                <w:rtl w:val="0"/>
+              </w:rPr>
+            </w:r>
+          </w:p>
+        </w:tc>
+      </w:tr>
+    </w:tbl>
     <w:p>
       <w:pPr>
         <w:spacing w:after="160" w:lineRule="auto"/>
         <w:rPr>
-          <w:b w:val="1"/>
-          <w:color w:val="3f6caf"/>
-          <w:sz w:val="18"/>
-          <w:szCs w:val="18"/>
-        </w:rPr>
-      </w:pPr>
-      <w:r>
-        <w:rPr>
-          <w:b w:val="1"/>
-          <w:color w:val="3f6caf"/>
-          <w:sz w:val="18"/>
-          <w:szCs w:val="18"/>
-          <w:rtl w:val="0"/>
-        </w:rPr>
-        <w:t xml:space="preserve">2.2 Additional Risks and Considerations</w:t>
-      </w:r>
-    </w:p>
-    <w:p>
-      <w:pPr>
-        <w:spacing w:after="160" w:lineRule="auto"/>
-        <w:rPr>
-          <w:sz w:val="17"/>
-          <w:szCs w:val="17"/>
-        </w:rPr>
-      </w:pPr>
-      <w:r>
-        <w:rPr>
-          <w:rtl w:val="0"/>
-        </w:rPr>
-      </w:r>
-    </w:p>
-    <w:p>
-      <w:pPr>
-        <w:spacing w:after="160" w:lineRule="auto"/>
-        <w:rPr>
-          <w:b w:val="1"/>
-          <w:color w:val="3f6caf"/>
-          <w:sz w:val="24"/>
-          <w:szCs w:val="24"/>
-        </w:rPr>
-      </w:pPr>
-      <w:r>
-        <w:rPr>
-          <w:b w:val="1"/>
-          <w:color w:val="3f6caf"/>
-          <w:sz w:val="24"/>
-          <w:szCs w:val="24"/>
-          <w:rtl w:val="0"/>
-        </w:rPr>
-        <w:t xml:space="preserve">3. Suggestions for Improvement</w:t>
-      </w:r>
-    </w:p>
-    <w:p>
-      <w:pPr>
-        <w:spacing w:after="160" w:lineRule="auto"/>
-        <w:rPr>
-          <w:b w:val="1"/>
-          <w:color w:val="3f6caf"/>
-          <w:sz w:val="18"/>
-          <w:szCs w:val="18"/>
-        </w:rPr>
-      </w:pPr>
-      <w:r>
-        <w:rPr>
-          <w:b w:val="1"/>
-          <w:color w:val="3f6caf"/>
-          <w:sz w:val="18"/>
-          <w:szCs w:val="18"/>
-          <w:rtl w:val="0"/>
-        </w:rPr>
-        <w:t xml:space="preserve">3.1 Timeline and Task Reordering</w:t>
+          <w:sz w:val="18"/>
+          <w:szCs w:val="18"/>
+        </w:rPr>
+      </w:pPr>
+      <w:r>
+        <w:rPr>
+          <w:rtl w:val="0"/>
+        </w:rPr>
       </w:r>
     </w:p>
     <w:p>
@@ -1261,21 +1806,6 @@
         <w:rPr>
           <w:sz w:val="17"/>
           <w:szCs w:val="17"/>
-        </w:rPr>
-      </w:pPr>
-      <w:r>
-        <w:rPr>
-          <w:rtl w:val="0"/>
-        </w:rPr>
-      </w:r>
-    </w:p>
-    <w:p>
-      <w:pPr>
-        <w:spacing w:after="160" w:lineRule="auto"/>
-        <w:rPr>
-          <w:color w:val="13284b"/>
-          <w:sz w:val="39"/>
-          <w:szCs w:val="39"/>
         </w:rPr>
       </w:pPr>
       <w:r>
@@ -1308,6 +1838,116 @@
   <w:abstractNum w:abstractNumId="1">
     <w:lvl w:ilvl="0">
       <w:start w:val="1"/>
+      <w:numFmt w:val="decimal"/>
+      <w:lvlText w:val="%1."/>
+      <w:lvlJc w:val="left"/>
+      <w:pPr>
+        <w:ind w:left="720" w:hanging="360"/>
+      </w:pPr>
+      <w:rPr>
+        <w:u w:val="none"/>
+      </w:rPr>
+    </w:lvl>
+    <w:lvl w:ilvl="1">
+      <w:start w:val="1"/>
+      <w:numFmt w:val="lowerLetter"/>
+      <w:lvlText w:val="%2."/>
+      <w:lvlJc w:val="left"/>
+      <w:pPr>
+        <w:ind w:left="1440" w:hanging="360"/>
+      </w:pPr>
+      <w:rPr>
+        <w:u w:val="none"/>
+      </w:rPr>
+    </w:lvl>
+    <w:lvl w:ilvl="2">
+      <w:start w:val="1"/>
+      <w:numFmt w:val="lowerRoman"/>
+      <w:lvlText w:val="%3."/>
+      <w:lvlJc w:val="right"/>
+      <w:pPr>
+        <w:ind w:left="2160" w:hanging="360"/>
+      </w:pPr>
+      <w:rPr>
+        <w:u w:val="none"/>
+      </w:rPr>
+    </w:lvl>
+    <w:lvl w:ilvl="3">
+      <w:start w:val="1"/>
+      <w:numFmt w:val="decimal"/>
+      <w:lvlText w:val="%4."/>
+      <w:lvlJc w:val="left"/>
+      <w:pPr>
+        <w:ind w:left="2880" w:hanging="360"/>
+      </w:pPr>
+      <w:rPr>
+        <w:u w:val="none"/>
+      </w:rPr>
+    </w:lvl>
+    <w:lvl w:ilvl="4">
+      <w:start w:val="1"/>
+      <w:numFmt w:val="lowerLetter"/>
+      <w:lvlText w:val="%5."/>
+      <w:lvlJc w:val="left"/>
+      <w:pPr>
+        <w:ind w:left="3600" w:hanging="360"/>
+      </w:pPr>
+      <w:rPr>
+        <w:u w:val="none"/>
+      </w:rPr>
+    </w:lvl>
+    <w:lvl w:ilvl="5">
+      <w:start w:val="1"/>
+      <w:numFmt w:val="lowerRoman"/>
+      <w:lvlText w:val="%6."/>
+      <w:lvlJc w:val="right"/>
+      <w:pPr>
+        <w:ind w:left="4320" w:hanging="360"/>
+      </w:pPr>
+      <w:rPr>
+        <w:u w:val="none"/>
+      </w:rPr>
+    </w:lvl>
+    <w:lvl w:ilvl="6">
+      <w:start w:val="1"/>
+      <w:numFmt w:val="decimal"/>
+      <w:lvlText w:val="%7."/>
+      <w:lvlJc w:val="left"/>
+      <w:pPr>
+        <w:ind w:left="5040" w:hanging="360"/>
+      </w:pPr>
+      <w:rPr>
+        <w:u w:val="none"/>
+      </w:rPr>
+    </w:lvl>
+    <w:lvl w:ilvl="7">
+      <w:start w:val="1"/>
+      <w:numFmt w:val="lowerLetter"/>
+      <w:lvlText w:val="%8."/>
+      <w:lvlJc w:val="left"/>
+      <w:pPr>
+        <w:ind w:left="5760" w:hanging="360"/>
+      </w:pPr>
+      <w:rPr>
+        <w:u w:val="none"/>
+      </w:rPr>
+    </w:lvl>
+    <w:lvl w:ilvl="8">
+      <w:start w:val="1"/>
+      <w:numFmt w:val="lowerRoman"/>
+      <w:lvlText w:val="%9."/>
+      <w:lvlJc w:val="right"/>
+      <w:pPr>
+        <w:ind w:left="6480" w:hanging="360"/>
+      </w:pPr>
+      <w:rPr>
+        <w:u w:val="none"/>
+      </w:rPr>
+    </w:lvl>
+  </w:abstractNum>
+  <w:abstractNum w:abstractNumId="2">
+    <w:lvl w:ilvl="0">
+      <w:start w:val="1"/>
       <w:numFmt w:val="bullet"/>
       <w:lvlText w:val="●"/>
       <w:lvlJc w:val="left"/>
@@ -1417,6 +2057,9 @@
   </w:abstractNum>
   <w:num w:numId="1">
     <w:abstractNumId w:val="1"/>
+  </w:num>
+  <w:num w:numId="2">
+    <w:abstractNumId w:val="2"/>
   </w:num>
 </w:numbering>
 </file>
@@ -1575,6 +2218,55 @@
     </w:rPr>
   </w:style>
   <w:style w:type="table" w:styleId="Table1">
+    <w:basedOn w:val="TableNormal"/>
+    <w:tblPr>
+      <w:tblStyleRowBandSize w:val="1"/>
+      <w:tblStyleColBandSize w:val="1"/>
+      <w:tblCellMar>
+        <w:top w:w="100.0" w:type="dxa"/>
+        <w:left w:w="100.0" w:type="dxa"/>
+        <w:bottom w:w="100.0" w:type="dxa"/>
+        <w:right w:w="100.0" w:type="dxa"/>
+      </w:tblCellMar>
+    </w:tblPr>
+    <w:tblStylePr w:type="band1Horz">
+      <w:tcPr/>
+    </w:tblStylePr>
+    <w:tblStylePr w:type="band1Vert">
+      <w:tcPr/>
+    </w:tblStylePr>
+    <w:tblStylePr w:type="band2Horz">
+      <w:tcPr/>
+    </w:tblStylePr>
+    <w:tblStylePr w:type="band2Vert">
+      <w:tcPr/>
+    </w:tblStylePr>
+    <w:tblStylePr w:type="firstCol">
+      <w:tcPr/>
+    </w:tblStylePr>
+    <w:tblStylePr w:type="firstRow">
+      <w:tcPr/>
+    </w:tblStylePr>
+    <w:tblStylePr w:type="lastCol">
+      <w:tcPr/>
+    </w:tblStylePr>
+    <w:tblStylePr w:type="lastRow">
+      <w:tcPr/>
+    </w:tblStylePr>
+    <w:tblStylePr w:type="neCell">
+      <w:tcPr/>
+    </w:tblStylePr>
+    <w:tblStylePr w:type="nwCell">
+      <w:tcPr/>
+    </w:tblStylePr>
+    <w:tblStylePr w:type="seCell">
+      <w:tcPr/>
+    </w:tblStylePr>
+    <w:tblStylePr w:type="swCell">
+      <w:tcPr/>
+    </w:tblStylePr>
+  </w:style>
+  <w:style w:type="table" w:styleId="Table2">
     <w:basedOn w:val="TableNormal"/>
     <w:tblPr>
       <w:tblStyleRowBandSize w:val="1"/>

--- a/Iteration_2/Echo_Review/final_submission/Planning_Review_Authentication_Team.docx
+++ b/Iteration_2/Echo_Review/final_submission/Planning_Review_Authentication_Team.docx
@@ -1,10 +1,10 @@
 
 <file path=word/document.xml><?xml version="1.0" encoding="utf-8"?>
-<w:document xmlns:mc="http://schemas.openxmlformats.org/markup-compatibility/2006" xmlns:o="urn:schemas-microsoft-com:office:office" xmlns:r="http://schemas.openxmlformats.org/officeDocument/2006/relationships" xmlns:m="http://schemas.openxmlformats.org/officeDocument/2006/math" xmlns:v="urn:schemas-microsoft-com:vml" xmlns:wp="http://schemas.openxmlformats.org/drawingml/2006/wordprocessingDrawing" xmlns:w10="urn:schemas-microsoft-com:office:word" xmlns:w="http://schemas.openxmlformats.org/wordprocessingml/2006/main" xmlns:wne="http://schemas.microsoft.com/office/word/2006/wordml" xmlns:sl="http://schemas.openxmlformats.org/schemaLibrary/2006/main" xmlns:a="http://schemas.openxmlformats.org/drawingml/2006/main" xmlns:pic="http://schemas.openxmlformats.org/drawingml/2006/picture" xmlns:c="http://schemas.openxmlformats.org/drawingml/2006/chart" xmlns:lc="http://schemas.openxmlformats.org/drawingml/2006/lockedCanvas" xmlns:dgm="http://schemas.openxmlformats.org/drawingml/2006/diagram" xmlns:wps="http://schemas.microsoft.com/office/word/2010/wordprocessingShape" xmlns:wpg="http://schemas.microsoft.com/office/word/2010/wordprocessingGroup" xmlns:w14="http://schemas.microsoft.com/office/word/2010/wordml" xmlns:w15="http://schemas.microsoft.com/office/word/2012/wordml" xmlns:w16="http://schemas.microsoft.com/office/word/2018/wordml" xmlns:w16cex="http://schemas.microsoft.com/office/word/2018/wordml/cex" xmlns:w16cid="http://schemas.microsoft.com/office/word/2016/wordml/cid" xmlns="http://schemas.microsoft.com/office/tasks/2019/documenttasks" xmlns:cr="http://schemas.microsoft.com/office/comments/2020/reactions">
+<w:document xmlns:wpc="http://schemas.microsoft.com/office/word/2010/wordprocessingCanvas" xmlns:cx="http://schemas.microsoft.com/office/drawing/2014/chartex" xmlns:cx1="http://schemas.microsoft.com/office/drawing/2015/9/8/chartex" xmlns:cx2="http://schemas.microsoft.com/office/drawing/2015/10/21/chartex" xmlns:cx3="http://schemas.microsoft.com/office/drawing/2016/5/9/chartex" xmlns:cx4="http://schemas.microsoft.com/office/drawing/2016/5/10/chartex" xmlns:cx5="http://schemas.microsoft.com/office/drawing/2016/5/11/chartex" xmlns:cx6="http://schemas.microsoft.com/office/drawing/2016/5/12/chartex" xmlns:cx7="http://schemas.microsoft.com/office/drawing/2016/5/13/chartex" xmlns:cx8="http://schemas.microsoft.com/office/drawing/2016/5/14/chartex" xmlns:mc="http://schemas.openxmlformats.org/markup-compatibility/2006" xmlns:aink="http://schemas.microsoft.com/office/drawing/2016/ink" xmlns:am3d="http://schemas.microsoft.com/office/drawing/2017/model3d" xmlns:o="urn:schemas-microsoft-com:office:office" xmlns:oel="http://schemas.microsoft.com/office/2019/extlst" xmlns:r="http://schemas.openxmlformats.org/officeDocument/2006/relationships" xmlns:m="http://schemas.openxmlformats.org/officeDocument/2006/math" xmlns:v="urn:schemas-microsoft-com:vml" xmlns:wp14="http://schemas.microsoft.com/office/word/2010/wordprocessingDrawing" xmlns:wp="http://schemas.openxmlformats.org/drawingml/2006/wordprocessingDrawing" xmlns:w10="urn:schemas-microsoft-com:office:word" xmlns:w="http://schemas.openxmlformats.org/wordprocessingml/2006/main" xmlns:w14="http://schemas.microsoft.com/office/word/2010/wordml" xmlns:w15="http://schemas.microsoft.com/office/word/2012/wordml" xmlns:w16cex="http://schemas.microsoft.com/office/word/2018/wordml/cex" xmlns:w16cid="http://schemas.microsoft.com/office/word/2016/wordml/cid" xmlns:w16="http://schemas.microsoft.com/office/word/2018/wordml" xmlns:w16du="http://schemas.microsoft.com/office/word/2023/wordml/word16du" xmlns:w16sdtdh="http://schemas.microsoft.com/office/word/2020/wordml/sdtdatahash" xmlns:w16se="http://schemas.microsoft.com/office/word/2015/wordml/symex" xmlns:wpg="http://schemas.microsoft.com/office/word/2010/wordprocessingGroup" xmlns:wpi="http://schemas.microsoft.com/office/word/2010/wordprocessingInk" xmlns:wne="http://schemas.microsoft.com/office/word/2006/wordml" xmlns:wps="http://schemas.microsoft.com/office/word/2010/wordprocessingShape" mc:Ignorable="w14 w15 w16se w16cid w16 w16cex w16sdtdh w16du wp14">
   <w:body>
     <w:p>
       <w:pPr>
-        <w:spacing w:after="220" w:lineRule="auto"/>
+        <w:spacing w:after="220"/>
         <w:rPr>
           <w:sz w:val="17"/>
           <w:szCs w:val="17"/>
@@ -12,831 +12,782 @@
       </w:pPr>
       <w:r>
         <w:rPr>
-          <w:color w:val="13284b"/>
+          <w:color w:val="13284B"/>
           <w:sz w:val="39"/>
           <w:szCs w:val="39"/>
-          <w:rtl w:val="0"/>
-        </w:rPr>
-        <w:t xml:space="preserve">Planning Document Review: Authentication Team</w:t>
+        </w:rPr>
+        <w:t>Planning Document Review: Authentication Team</w:t>
       </w:r>
       <w:r>
-        <w:pict>
-          <v:rect style="width:0.0pt;height:1.5pt" o:hr="t" o:hrstd="t" o:hralign="center" fillcolor="#A0A0A0" stroked="f"/>
+        <w:rPr>
+          <w:noProof/>
+        </w:rPr>
+        <w:pict w14:anchorId="067EB750">
+          <v:rect id="_x0000_i1025" alt="" style="width:468pt;height:.05pt;mso-width-percent:0;mso-height-percent:0;mso-width-percent:0;mso-height-percent:0" o:hralign="center" o:hrstd="t" o:hr="t" fillcolor="#a0a0a0" stroked="f"/>
         </w:pict>
       </w:r>
-      <w:r>
-        <w:rPr>
-          <w:rtl w:val="0"/>
-        </w:rPr>
-      </w:r>
-    </w:p>
-    <w:p>
-      <w:pPr>
-        <w:spacing w:after="160" w:lineRule="auto"/>
-        <w:rPr>
-          <w:b w:val="1"/>
-          <w:color w:val="3f6caf"/>
+    </w:p>
+    <w:p>
+      <w:pPr>
+        <w:spacing w:after="160"/>
+        <w:rPr>
+          <w:b/>
+          <w:color w:val="3F6CAF"/>
           <w:sz w:val="24"/>
           <w:szCs w:val="24"/>
         </w:rPr>
       </w:pPr>
       <w:r>
         <w:rPr>
-          <w:b w:val="1"/>
-          <w:color w:val="3f6caf"/>
+          <w:b/>
+          <w:color w:val="3F6CAF"/>
           <w:sz w:val="24"/>
           <w:szCs w:val="24"/>
-          <w:rtl w:val="0"/>
-        </w:rPr>
-        <w:t xml:space="preserve">1. Identification of Timing Issues</w:t>
+        </w:rPr>
+        <w:t>1. Identification of Timing Issues</w:t>
       </w:r>
     </w:p>
     <w:p>
       <w:pPr>
         <w:rPr>
-          <w:b w:val="1"/>
-          <w:color w:val="3f6caf"/>
+          <w:b/>
+          <w:color w:val="3F6CAF"/>
           <w:sz w:val="18"/>
           <w:szCs w:val="18"/>
         </w:rPr>
       </w:pPr>
       <w:r>
         <w:rPr>
-          <w:b w:val="1"/>
-          <w:color w:val="3f6caf"/>
-          <w:sz w:val="18"/>
-          <w:szCs w:val="18"/>
-          <w:rtl w:val="0"/>
-        </w:rPr>
-        <w:t xml:space="preserve">1.1 Review of Planned Timeline and Milestones</w:t>
+          <w:b/>
+          <w:color w:val="3F6CAF"/>
+          <w:sz w:val="18"/>
+          <w:szCs w:val="18"/>
+        </w:rPr>
+        <w:t>1.1 Review of Planned Timeline and Milestones</w:t>
       </w:r>
     </w:p>
     <w:p>
       <w:pPr>
         <w:rPr>
-          <w:b w:val="1"/>
-          <w:color w:val="3f6caf"/>
+          <w:b/>
+          <w:color w:val="3F6CAF"/>
           <w:sz w:val="17"/>
           <w:szCs w:val="17"/>
         </w:rPr>
       </w:pPr>
-      <w:r>
-        <w:rPr>
-          <w:rtl w:val="0"/>
-        </w:rPr>
-      </w:r>
-    </w:p>
-    <w:p>
-      <w:pPr>
-        <w:spacing w:after="160" w:lineRule="auto"/>
-        <w:rPr>
-          <w:color w:val="13284b"/>
+    </w:p>
+    <w:p>
+      <w:pPr>
+        <w:spacing w:after="160"/>
+        <w:rPr>
+          <w:color w:val="13284B"/>
           <w:sz w:val="17"/>
           <w:szCs w:val="17"/>
         </w:rPr>
       </w:pPr>
       <w:r>
         <w:rPr>
-          <w:color w:val="13284b"/>
+          <w:color w:val="13284B"/>
           <w:sz w:val="17"/>
           <w:szCs w:val="17"/>
-          <w:rtl w:val="0"/>
-        </w:rPr>
-        <w:t xml:space="preserve">Use the table below to document and assess each task’s timeline based on the Planning Document:</w:t>
+        </w:rPr>
+        <w:t>Use the table below to document and assess each task’s timeline based on the Planning Document:</w:t>
       </w:r>
     </w:p>
     <w:tbl>
       <w:tblPr>
-        <w:tblStyle w:val="Table1"/>
-        <w:tblW w:w="9285.0" w:type="dxa"/>
-        <w:jc w:val="left"/>
+        <w:tblStyle w:val="a"/>
+        <w:tblW w:w="9285" w:type="dxa"/>
         <w:tblBorders>
-          <w:top w:color="000000" w:space="0" w:sz="4" w:val="single"/>
-          <w:left w:color="000000" w:space="0" w:sz="4" w:val="single"/>
-          <w:bottom w:color="000000" w:space="0" w:sz="4" w:val="single"/>
-          <w:right w:color="000000" w:space="0" w:sz="4" w:val="single"/>
-          <w:insideH w:color="000000" w:space="0" w:sz="4" w:val="single"/>
-          <w:insideV w:color="000000" w:space="0" w:sz="4" w:val="single"/>
+          <w:top w:val="single" w:sz="4" w:space="0" w:color="000000"/>
+          <w:left w:val="single" w:sz="4" w:space="0" w:color="000000"/>
+          <w:bottom w:val="single" w:sz="4" w:space="0" w:color="000000"/>
+          <w:right w:val="single" w:sz="4" w:space="0" w:color="000000"/>
+          <w:insideH w:val="single" w:sz="4" w:space="0" w:color="000000"/>
+          <w:insideV w:val="single" w:sz="4" w:space="0" w:color="000000"/>
         </w:tblBorders>
         <w:tblLayout w:type="fixed"/>
-        <w:tblLook w:val="0600"/>
+        <w:tblLook w:val="0600" w:firstRow="0" w:lastRow="0" w:firstColumn="0" w:lastColumn="0" w:noHBand="1" w:noVBand="1"/>
       </w:tblPr>
       <w:tblGrid>
         <w:gridCol w:w="3120"/>
         <w:gridCol w:w="2955"/>
         <w:gridCol w:w="3210"/>
-        <w:tblGridChange w:id="0">
-          <w:tblGrid>
-            <w:gridCol w:w="3120"/>
-            <w:gridCol w:w="2955"/>
-            <w:gridCol w:w="3210"/>
-          </w:tblGrid>
-        </w:tblGridChange>
       </w:tblGrid>
       <w:tr>
         <w:trPr>
-          <w:cantSplit w:val="0"/>
-          <w:trHeight w:val="465" w:hRule="atLeast"/>
-          <w:tblHeader w:val="0"/>
+          <w:trHeight w:val="465"/>
         </w:trPr>
         <w:tc>
           <w:tcPr>
-            <w:tcBorders>
-              <w:top w:color="000000" w:space="0" w:sz="4" w:val="single"/>
-              <w:left w:color="000000" w:space="0" w:sz="4" w:val="single"/>
-              <w:bottom w:color="000000" w:space="0" w:sz="4" w:val="single"/>
-              <w:right w:color="000000" w:space="0" w:sz="4" w:val="single"/>
-            </w:tcBorders>
-            <w:tcMar>
-              <w:top w:w="60.0" w:type="dxa"/>
-              <w:left w:w="60.0" w:type="dxa"/>
-              <w:bottom w:w="60.0" w:type="dxa"/>
-              <w:right w:w="60.0" w:type="dxa"/>
-            </w:tcMar>
-            <w:vAlign w:val="top"/>
-          </w:tcPr>
-          <w:p>
-            <w:pPr>
-              <w:spacing w:after="160" w:lineRule="auto"/>
+            <w:tcW w:w="3120" w:type="dxa"/>
+            <w:tcBorders>
+              <w:top w:val="single" w:sz="4" w:space="0" w:color="000000"/>
+              <w:left w:val="single" w:sz="4" w:space="0" w:color="000000"/>
+              <w:bottom w:val="single" w:sz="4" w:space="0" w:color="000000"/>
+              <w:right w:val="single" w:sz="4" w:space="0" w:color="000000"/>
+            </w:tcBorders>
+            <w:tcMar>
+              <w:top w:w="60" w:type="dxa"/>
+              <w:left w:w="60" w:type="dxa"/>
+              <w:bottom w:w="60" w:type="dxa"/>
+              <w:right w:w="60" w:type="dxa"/>
+            </w:tcMar>
+          </w:tcPr>
+          <w:p>
+            <w:pPr>
+              <w:spacing w:after="160"/>
               <w:jc w:val="center"/>
               <w:rPr>
-                <w:color w:val="13284b"/>
+                <w:color w:val="13284B"/>
                 <w:sz w:val="17"/>
                 <w:szCs w:val="17"/>
               </w:rPr>
             </w:pPr>
             <w:r>
               <w:rPr>
-                <w:color w:val="13284b"/>
-                <w:sz w:val="17"/>
-                <w:szCs w:val="17"/>
-                <w:rtl w:val="0"/>
-              </w:rPr>
-              <w:t xml:space="preserve">Task Description</w:t>
+                <w:color w:val="13284B"/>
+                <w:sz w:val="17"/>
+                <w:szCs w:val="17"/>
+              </w:rPr>
+              <w:t>Task Description</w:t>
             </w:r>
           </w:p>
         </w:tc>
         <w:tc>
           <w:tcPr>
-            <w:tcBorders>
-              <w:top w:color="000000" w:space="0" w:sz="4" w:val="single"/>
-              <w:left w:color="000000" w:space="0" w:sz="4" w:val="single"/>
-              <w:bottom w:color="000000" w:space="0" w:sz="4" w:val="single"/>
-              <w:right w:color="000000" w:space="0" w:sz="4" w:val="single"/>
-            </w:tcBorders>
-            <w:tcMar>
-              <w:top w:w="60.0" w:type="dxa"/>
-              <w:left w:w="60.0" w:type="dxa"/>
-              <w:bottom w:w="60.0" w:type="dxa"/>
-              <w:right w:w="60.0" w:type="dxa"/>
-            </w:tcMar>
-            <w:vAlign w:val="top"/>
-          </w:tcPr>
-          <w:p>
-            <w:pPr>
-              <w:spacing w:after="160" w:lineRule="auto"/>
+            <w:tcW w:w="2955" w:type="dxa"/>
+            <w:tcBorders>
+              <w:top w:val="single" w:sz="4" w:space="0" w:color="000000"/>
+              <w:left w:val="single" w:sz="4" w:space="0" w:color="000000"/>
+              <w:bottom w:val="single" w:sz="4" w:space="0" w:color="000000"/>
+              <w:right w:val="single" w:sz="4" w:space="0" w:color="000000"/>
+            </w:tcBorders>
+            <w:tcMar>
+              <w:top w:w="60" w:type="dxa"/>
+              <w:left w:w="60" w:type="dxa"/>
+              <w:bottom w:w="60" w:type="dxa"/>
+              <w:right w:w="60" w:type="dxa"/>
+            </w:tcMar>
+          </w:tcPr>
+          <w:p>
+            <w:pPr>
+              <w:spacing w:after="160"/>
               <w:jc w:val="center"/>
               <w:rPr>
-                <w:color w:val="13284b"/>
+                <w:color w:val="13284B"/>
                 <w:sz w:val="17"/>
                 <w:szCs w:val="17"/>
               </w:rPr>
             </w:pPr>
             <w:r>
               <w:rPr>
-                <w:color w:val="13284b"/>
-                <w:sz w:val="17"/>
-                <w:szCs w:val="17"/>
-                <w:rtl w:val="0"/>
-              </w:rPr>
-              <w:t xml:space="preserve">Planned Start</w:t>
+                <w:color w:val="13284B"/>
+                <w:sz w:val="17"/>
+                <w:szCs w:val="17"/>
+              </w:rPr>
+              <w:t>Planned Start</w:t>
             </w:r>
           </w:p>
         </w:tc>
         <w:tc>
           <w:tcPr>
-            <w:tcBorders>
-              <w:top w:color="000000" w:space="0" w:sz="4" w:val="single"/>
-              <w:left w:color="000000" w:space="0" w:sz="4" w:val="single"/>
-              <w:bottom w:color="000000" w:space="0" w:sz="4" w:val="single"/>
-              <w:right w:color="000000" w:space="0" w:sz="4" w:val="single"/>
-            </w:tcBorders>
-            <w:tcMar>
-              <w:top w:w="60.0" w:type="dxa"/>
-              <w:left w:w="60.0" w:type="dxa"/>
-              <w:bottom w:w="60.0" w:type="dxa"/>
-              <w:right w:w="60.0" w:type="dxa"/>
-            </w:tcMar>
-            <w:vAlign w:val="top"/>
-          </w:tcPr>
-          <w:p>
-            <w:pPr>
-              <w:spacing w:after="160" w:lineRule="auto"/>
+            <w:tcW w:w="3210" w:type="dxa"/>
+            <w:tcBorders>
+              <w:top w:val="single" w:sz="4" w:space="0" w:color="000000"/>
+              <w:left w:val="single" w:sz="4" w:space="0" w:color="000000"/>
+              <w:bottom w:val="single" w:sz="4" w:space="0" w:color="000000"/>
+              <w:right w:val="single" w:sz="4" w:space="0" w:color="000000"/>
+            </w:tcBorders>
+            <w:tcMar>
+              <w:top w:w="60" w:type="dxa"/>
+              <w:left w:w="60" w:type="dxa"/>
+              <w:bottom w:w="60" w:type="dxa"/>
+              <w:right w:w="60" w:type="dxa"/>
+            </w:tcMar>
+          </w:tcPr>
+          <w:p>
+            <w:pPr>
+              <w:spacing w:after="160"/>
               <w:jc w:val="center"/>
               <w:rPr>
-                <w:color w:val="13284b"/>
+                <w:color w:val="13284B"/>
                 <w:sz w:val="17"/>
                 <w:szCs w:val="17"/>
               </w:rPr>
             </w:pPr>
             <w:r>
               <w:rPr>
-                <w:color w:val="13284b"/>
-                <w:sz w:val="17"/>
-                <w:szCs w:val="17"/>
-                <w:rtl w:val="0"/>
-              </w:rPr>
-              <w:t xml:space="preserve">Planned End</w:t>
+                <w:color w:val="13284B"/>
+                <w:sz w:val="17"/>
+                <w:szCs w:val="17"/>
+              </w:rPr>
+              <w:t>Planned End</w:t>
             </w:r>
           </w:p>
         </w:tc>
       </w:tr>
       <w:tr>
         <w:trPr>
-          <w:cantSplit w:val="0"/>
-          <w:trHeight w:val="840" w:hRule="atLeast"/>
-          <w:tblHeader w:val="0"/>
+          <w:trHeight w:val="840"/>
         </w:trPr>
         <w:tc>
           <w:tcPr>
-            <w:tcBorders>
-              <w:top w:color="000000" w:space="0" w:sz="4" w:val="single"/>
-              <w:left w:color="000000" w:space="0" w:sz="4" w:val="single"/>
-              <w:bottom w:color="000000" w:space="0" w:sz="4" w:val="single"/>
-              <w:right w:color="000000" w:space="0" w:sz="4" w:val="single"/>
-            </w:tcBorders>
-            <w:tcMar>
-              <w:top w:w="60.0" w:type="dxa"/>
-              <w:left w:w="60.0" w:type="dxa"/>
-              <w:bottom w:w="60.0" w:type="dxa"/>
-              <w:right w:w="60.0" w:type="dxa"/>
-            </w:tcMar>
-            <w:vAlign w:val="top"/>
-          </w:tcPr>
-          <w:p>
-            <w:pPr>
-              <w:spacing w:after="160" w:lineRule="auto"/>
+            <w:tcW w:w="3120" w:type="dxa"/>
+            <w:tcBorders>
+              <w:top w:val="single" w:sz="4" w:space="0" w:color="000000"/>
+              <w:left w:val="single" w:sz="4" w:space="0" w:color="000000"/>
+              <w:bottom w:val="single" w:sz="4" w:space="0" w:color="000000"/>
+              <w:right w:val="single" w:sz="4" w:space="0" w:color="000000"/>
+            </w:tcBorders>
+            <w:tcMar>
+              <w:top w:w="60" w:type="dxa"/>
+              <w:left w:w="60" w:type="dxa"/>
+              <w:bottom w:w="60" w:type="dxa"/>
+              <w:right w:w="60" w:type="dxa"/>
+            </w:tcMar>
+          </w:tcPr>
+          <w:p>
+            <w:pPr>
+              <w:spacing w:after="160"/>
               <w:jc w:val="center"/>
               <w:rPr>
-                <w:color w:val="13284b"/>
+                <w:color w:val="13284B"/>
                 <w:sz w:val="17"/>
                 <w:szCs w:val="17"/>
               </w:rPr>
             </w:pPr>
             <w:r>
               <w:rPr>
-                <w:color w:val="13284b"/>
-                <w:sz w:val="17"/>
-                <w:szCs w:val="17"/>
-                <w:rtl w:val="0"/>
-              </w:rPr>
-              <w:t xml:space="preserve">Initial Class Code Implementation</w:t>
+                <w:color w:val="13284B"/>
+                <w:sz w:val="17"/>
+                <w:szCs w:val="17"/>
+              </w:rPr>
+              <w:t>Initial Class Code Implementation</w:t>
             </w:r>
           </w:p>
         </w:tc>
         <w:tc>
           <w:tcPr>
-            <w:tcBorders>
-              <w:top w:color="000000" w:space="0" w:sz="4" w:val="single"/>
-              <w:left w:color="000000" w:space="0" w:sz="4" w:val="single"/>
-              <w:bottom w:color="000000" w:space="0" w:sz="4" w:val="single"/>
-              <w:right w:color="000000" w:space="0" w:sz="4" w:val="single"/>
-            </w:tcBorders>
-            <w:tcMar>
-              <w:top w:w="60.0" w:type="dxa"/>
-              <w:left w:w="60.0" w:type="dxa"/>
-              <w:bottom w:w="60.0" w:type="dxa"/>
-              <w:right w:w="60.0" w:type="dxa"/>
-            </w:tcMar>
-            <w:vAlign w:val="top"/>
-          </w:tcPr>
-          <w:p>
-            <w:pPr>
-              <w:spacing w:after="160" w:lineRule="auto"/>
+            <w:tcW w:w="2955" w:type="dxa"/>
+            <w:tcBorders>
+              <w:top w:val="single" w:sz="4" w:space="0" w:color="000000"/>
+              <w:left w:val="single" w:sz="4" w:space="0" w:color="000000"/>
+              <w:bottom w:val="single" w:sz="4" w:space="0" w:color="000000"/>
+              <w:right w:val="single" w:sz="4" w:space="0" w:color="000000"/>
+            </w:tcBorders>
+            <w:tcMar>
+              <w:top w:w="60" w:type="dxa"/>
+              <w:left w:w="60" w:type="dxa"/>
+              <w:bottom w:w="60" w:type="dxa"/>
+              <w:right w:w="60" w:type="dxa"/>
+            </w:tcMar>
+          </w:tcPr>
+          <w:p>
+            <w:pPr>
+              <w:spacing w:after="160"/>
               <w:jc w:val="center"/>
               <w:rPr>
-                <w:color w:val="13284b"/>
+                <w:color w:val="13284B"/>
                 <w:sz w:val="17"/>
                 <w:szCs w:val="17"/>
               </w:rPr>
             </w:pPr>
             <w:r>
               <w:rPr>
-                <w:color w:val="13284b"/>
-                <w:sz w:val="17"/>
-                <w:szCs w:val="17"/>
-                <w:rtl w:val="0"/>
-              </w:rPr>
-              <w:t xml:space="preserve">Nov 7</w:t>
+                <w:color w:val="13284B"/>
+                <w:sz w:val="17"/>
+                <w:szCs w:val="17"/>
+              </w:rPr>
+              <w:t>Nov 7</w:t>
             </w:r>
           </w:p>
         </w:tc>
         <w:tc>
           <w:tcPr>
-            <w:tcBorders>
-              <w:top w:color="000000" w:space="0" w:sz="4" w:val="single"/>
-              <w:left w:color="000000" w:space="0" w:sz="4" w:val="single"/>
-              <w:bottom w:color="000000" w:space="0" w:sz="4" w:val="single"/>
-              <w:right w:color="000000" w:space="0" w:sz="4" w:val="single"/>
-            </w:tcBorders>
-            <w:tcMar>
-              <w:top w:w="60.0" w:type="dxa"/>
-              <w:left w:w="60.0" w:type="dxa"/>
-              <w:bottom w:w="60.0" w:type="dxa"/>
-              <w:right w:w="60.0" w:type="dxa"/>
-            </w:tcMar>
-            <w:vAlign w:val="top"/>
-          </w:tcPr>
-          <w:p>
-            <w:pPr>
-              <w:spacing w:after="160" w:lineRule="auto"/>
+            <w:tcW w:w="3210" w:type="dxa"/>
+            <w:tcBorders>
+              <w:top w:val="single" w:sz="4" w:space="0" w:color="000000"/>
+              <w:left w:val="single" w:sz="4" w:space="0" w:color="000000"/>
+              <w:bottom w:val="single" w:sz="4" w:space="0" w:color="000000"/>
+              <w:right w:val="single" w:sz="4" w:space="0" w:color="000000"/>
+            </w:tcBorders>
+            <w:tcMar>
+              <w:top w:w="60" w:type="dxa"/>
+              <w:left w:w="60" w:type="dxa"/>
+              <w:bottom w:w="60" w:type="dxa"/>
+              <w:right w:w="60" w:type="dxa"/>
+            </w:tcMar>
+          </w:tcPr>
+          <w:p>
+            <w:pPr>
+              <w:spacing w:after="160"/>
               <w:jc w:val="center"/>
               <w:rPr>
-                <w:color w:val="13284b"/>
+                <w:color w:val="13284B"/>
                 <w:sz w:val="17"/>
                 <w:szCs w:val="17"/>
               </w:rPr>
             </w:pPr>
             <w:r>
               <w:rPr>
-                <w:color w:val="13284b"/>
-                <w:sz w:val="17"/>
-                <w:szCs w:val="17"/>
-                <w:rtl w:val="0"/>
-              </w:rPr>
-              <w:t xml:space="preserve">Nov 8</w:t>
+                <w:color w:val="13284B"/>
+                <w:sz w:val="17"/>
+                <w:szCs w:val="17"/>
+              </w:rPr>
+              <w:t>Nov 8</w:t>
             </w:r>
           </w:p>
         </w:tc>
       </w:tr>
       <w:tr>
         <w:trPr>
-          <w:cantSplit w:val="0"/>
-          <w:trHeight w:val="1020" w:hRule="atLeast"/>
-          <w:tblHeader w:val="0"/>
+          <w:trHeight w:val="1020"/>
         </w:trPr>
         <w:tc>
           <w:tcPr>
-            <w:tcBorders>
-              <w:top w:color="000000" w:space="0" w:sz="4" w:val="single"/>
-              <w:left w:color="000000" w:space="0" w:sz="4" w:val="single"/>
-              <w:bottom w:color="000000" w:space="0" w:sz="4" w:val="single"/>
-              <w:right w:color="000000" w:space="0" w:sz="4" w:val="single"/>
-            </w:tcBorders>
-            <w:tcMar>
-              <w:top w:w="60.0" w:type="dxa"/>
-              <w:left w:w="60.0" w:type="dxa"/>
-              <w:bottom w:w="60.0" w:type="dxa"/>
-              <w:right w:w="60.0" w:type="dxa"/>
-            </w:tcMar>
-            <w:vAlign w:val="top"/>
-          </w:tcPr>
-          <w:p>
-            <w:pPr>
-              <w:spacing w:after="160" w:lineRule="auto"/>
+            <w:tcW w:w="3120" w:type="dxa"/>
+            <w:tcBorders>
+              <w:top w:val="single" w:sz="4" w:space="0" w:color="000000"/>
+              <w:left w:val="single" w:sz="4" w:space="0" w:color="000000"/>
+              <w:bottom w:val="single" w:sz="4" w:space="0" w:color="000000"/>
+              <w:right w:val="single" w:sz="4" w:space="0" w:color="000000"/>
+            </w:tcBorders>
+            <w:tcMar>
+              <w:top w:w="60" w:type="dxa"/>
+              <w:left w:w="60" w:type="dxa"/>
+              <w:bottom w:w="60" w:type="dxa"/>
+              <w:right w:w="60" w:type="dxa"/>
+            </w:tcMar>
+          </w:tcPr>
+          <w:p>
+            <w:pPr>
+              <w:spacing w:after="160"/>
               <w:jc w:val="center"/>
               <w:rPr>
-                <w:color w:val="13284b"/>
+                <w:color w:val="13284B"/>
                 <w:sz w:val="17"/>
                 <w:szCs w:val="17"/>
               </w:rPr>
             </w:pPr>
             <w:r>
               <w:rPr>
-                <w:color w:val="13284b"/>
-                <w:sz w:val="17"/>
-                <w:szCs w:val="17"/>
-                <w:rtl w:val="0"/>
-              </w:rPr>
-              <w:t xml:space="preserve">Test Class Creation (Reading Week)</w:t>
+                <w:color w:val="13284B"/>
+                <w:sz w:val="17"/>
+                <w:szCs w:val="17"/>
+              </w:rPr>
+              <w:t>Test Class Creation (Reading Week)</w:t>
             </w:r>
           </w:p>
         </w:tc>
         <w:tc>
           <w:tcPr>
-            <w:tcBorders>
-              <w:top w:color="000000" w:space="0" w:sz="4" w:val="single"/>
-              <w:left w:color="000000" w:space="0" w:sz="4" w:val="single"/>
-              <w:bottom w:color="000000" w:space="0" w:sz="4" w:val="single"/>
-              <w:right w:color="000000" w:space="0" w:sz="4" w:val="single"/>
-            </w:tcBorders>
-            <w:tcMar>
-              <w:top w:w="60.0" w:type="dxa"/>
-              <w:left w:w="60.0" w:type="dxa"/>
-              <w:bottom w:w="60.0" w:type="dxa"/>
-              <w:right w:w="60.0" w:type="dxa"/>
-            </w:tcMar>
-            <w:vAlign w:val="top"/>
-          </w:tcPr>
-          <w:p>
-            <w:pPr>
-              <w:spacing w:after="160" w:lineRule="auto"/>
+            <w:tcW w:w="2955" w:type="dxa"/>
+            <w:tcBorders>
+              <w:top w:val="single" w:sz="4" w:space="0" w:color="000000"/>
+              <w:left w:val="single" w:sz="4" w:space="0" w:color="000000"/>
+              <w:bottom w:val="single" w:sz="4" w:space="0" w:color="000000"/>
+              <w:right w:val="single" w:sz="4" w:space="0" w:color="000000"/>
+            </w:tcBorders>
+            <w:tcMar>
+              <w:top w:w="60" w:type="dxa"/>
+              <w:left w:w="60" w:type="dxa"/>
+              <w:bottom w:w="60" w:type="dxa"/>
+              <w:right w:w="60" w:type="dxa"/>
+            </w:tcMar>
+          </w:tcPr>
+          <w:p>
+            <w:pPr>
+              <w:spacing w:after="160"/>
               <w:jc w:val="center"/>
               <w:rPr>
-                <w:color w:val="13284b"/>
+                <w:color w:val="13284B"/>
                 <w:sz w:val="17"/>
                 <w:szCs w:val="17"/>
               </w:rPr>
             </w:pPr>
             <w:r>
               <w:rPr>
-                <w:color w:val="13284b"/>
-                <w:sz w:val="17"/>
-                <w:szCs w:val="17"/>
-                <w:rtl w:val="0"/>
-              </w:rPr>
-              <w:t xml:space="preserve">Nov 11</w:t>
+                <w:color w:val="13284B"/>
+                <w:sz w:val="17"/>
+                <w:szCs w:val="17"/>
+              </w:rPr>
+              <w:t>Nov 11</w:t>
             </w:r>
           </w:p>
         </w:tc>
         <w:tc>
           <w:tcPr>
-            <w:tcBorders>
-              <w:top w:color="000000" w:space="0" w:sz="4" w:val="single"/>
-              <w:left w:color="000000" w:space="0" w:sz="4" w:val="single"/>
-              <w:bottom w:color="000000" w:space="0" w:sz="4" w:val="single"/>
-              <w:right w:color="000000" w:space="0" w:sz="4" w:val="single"/>
-            </w:tcBorders>
-            <w:tcMar>
-              <w:top w:w="60.0" w:type="dxa"/>
-              <w:left w:w="60.0" w:type="dxa"/>
-              <w:bottom w:w="60.0" w:type="dxa"/>
-              <w:right w:w="60.0" w:type="dxa"/>
-            </w:tcMar>
-            <w:vAlign w:val="top"/>
-          </w:tcPr>
-          <w:p>
-            <w:pPr>
-              <w:spacing w:after="160" w:lineRule="auto"/>
+            <w:tcW w:w="3210" w:type="dxa"/>
+            <w:tcBorders>
+              <w:top w:val="single" w:sz="4" w:space="0" w:color="000000"/>
+              <w:left w:val="single" w:sz="4" w:space="0" w:color="000000"/>
+              <w:bottom w:val="single" w:sz="4" w:space="0" w:color="000000"/>
+              <w:right w:val="single" w:sz="4" w:space="0" w:color="000000"/>
+            </w:tcBorders>
+            <w:tcMar>
+              <w:top w:w="60" w:type="dxa"/>
+              <w:left w:w="60" w:type="dxa"/>
+              <w:bottom w:w="60" w:type="dxa"/>
+              <w:right w:w="60" w:type="dxa"/>
+            </w:tcMar>
+          </w:tcPr>
+          <w:p>
+            <w:pPr>
+              <w:spacing w:after="160"/>
               <w:jc w:val="center"/>
               <w:rPr>
-                <w:color w:val="13284b"/>
+                <w:color w:val="13284B"/>
                 <w:sz w:val="17"/>
                 <w:szCs w:val="17"/>
               </w:rPr>
             </w:pPr>
             <w:r>
               <w:rPr>
-                <w:color w:val="13284b"/>
-                <w:sz w:val="17"/>
-                <w:szCs w:val="17"/>
-                <w:rtl w:val="0"/>
-              </w:rPr>
-              <w:t xml:space="preserve">Nov 17</w:t>
+                <w:color w:val="13284B"/>
+                <w:sz w:val="17"/>
+                <w:szCs w:val="17"/>
+              </w:rPr>
+              <w:t>Nov 17</w:t>
             </w:r>
           </w:p>
         </w:tc>
       </w:tr>
       <w:tr>
         <w:trPr>
-          <w:cantSplit w:val="0"/>
-          <w:trHeight w:val="1020" w:hRule="atLeast"/>
-          <w:tblHeader w:val="0"/>
+          <w:trHeight w:val="1020"/>
         </w:trPr>
         <w:tc>
           <w:tcPr>
-            <w:tcBorders>
-              <w:top w:color="000000" w:space="0" w:sz="4" w:val="single"/>
-              <w:left w:color="000000" w:space="0" w:sz="4" w:val="single"/>
-              <w:bottom w:color="000000" w:space="0" w:sz="4" w:val="single"/>
-              <w:right w:color="000000" w:space="0" w:sz="4" w:val="single"/>
-            </w:tcBorders>
-            <w:tcMar>
-              <w:top w:w="60.0" w:type="dxa"/>
-              <w:left w:w="60.0" w:type="dxa"/>
-              <w:bottom w:w="60.0" w:type="dxa"/>
-              <w:right w:w="60.0" w:type="dxa"/>
-            </w:tcMar>
-            <w:vAlign w:val="top"/>
-          </w:tcPr>
-          <w:p>
-            <w:pPr>
-              <w:spacing w:after="160" w:lineRule="auto"/>
+            <w:tcW w:w="3120" w:type="dxa"/>
+            <w:tcBorders>
+              <w:top w:val="single" w:sz="4" w:space="0" w:color="000000"/>
+              <w:left w:val="single" w:sz="4" w:space="0" w:color="000000"/>
+              <w:bottom w:val="single" w:sz="4" w:space="0" w:color="000000"/>
+              <w:right w:val="single" w:sz="4" w:space="0" w:color="000000"/>
+            </w:tcBorders>
+            <w:tcMar>
+              <w:top w:w="60" w:type="dxa"/>
+              <w:left w:w="60" w:type="dxa"/>
+              <w:bottom w:w="60" w:type="dxa"/>
+              <w:right w:w="60" w:type="dxa"/>
+            </w:tcMar>
+          </w:tcPr>
+          <w:p>
+            <w:pPr>
+              <w:spacing w:after="160"/>
               <w:jc w:val="center"/>
               <w:rPr>
-                <w:color w:val="13284b"/>
+                <w:color w:val="13284B"/>
                 <w:sz w:val="17"/>
                 <w:szCs w:val="17"/>
               </w:rPr>
             </w:pPr>
             <w:r>
               <w:rPr>
-                <w:color w:val="13284b"/>
-                <w:sz w:val="17"/>
-                <w:szCs w:val="17"/>
-                <w:rtl w:val="0"/>
-              </w:rPr>
-              <w:t xml:space="preserve">Completion of Initial Code</w:t>
+                <w:color w:val="13284B"/>
+                <w:sz w:val="17"/>
+                <w:szCs w:val="17"/>
+              </w:rPr>
+              <w:t>Completion of Initial Code</w:t>
             </w:r>
           </w:p>
         </w:tc>
         <w:tc>
           <w:tcPr>
-            <w:tcBorders>
-              <w:top w:color="000000" w:space="0" w:sz="4" w:val="single"/>
-              <w:left w:color="000000" w:space="0" w:sz="4" w:val="single"/>
-              <w:bottom w:color="000000" w:space="0" w:sz="4" w:val="single"/>
-              <w:right w:color="000000" w:space="0" w:sz="4" w:val="single"/>
-            </w:tcBorders>
-            <w:tcMar>
-              <w:top w:w="60.0" w:type="dxa"/>
-              <w:left w:w="60.0" w:type="dxa"/>
-              <w:bottom w:w="60.0" w:type="dxa"/>
-              <w:right w:w="60.0" w:type="dxa"/>
-            </w:tcMar>
-            <w:vAlign w:val="top"/>
-          </w:tcPr>
-          <w:p>
-            <w:pPr>
-              <w:spacing w:after="160" w:lineRule="auto"/>
+            <w:tcW w:w="2955" w:type="dxa"/>
+            <w:tcBorders>
+              <w:top w:val="single" w:sz="4" w:space="0" w:color="000000"/>
+              <w:left w:val="single" w:sz="4" w:space="0" w:color="000000"/>
+              <w:bottom w:val="single" w:sz="4" w:space="0" w:color="000000"/>
+              <w:right w:val="single" w:sz="4" w:space="0" w:color="000000"/>
+            </w:tcBorders>
+            <w:tcMar>
+              <w:top w:w="60" w:type="dxa"/>
+              <w:left w:w="60" w:type="dxa"/>
+              <w:bottom w:w="60" w:type="dxa"/>
+              <w:right w:w="60" w:type="dxa"/>
+            </w:tcMar>
+          </w:tcPr>
+          <w:p>
+            <w:pPr>
+              <w:spacing w:after="160"/>
               <w:jc w:val="center"/>
               <w:rPr>
-                <w:color w:val="13284b"/>
+                <w:color w:val="13284B"/>
                 <w:sz w:val="17"/>
                 <w:szCs w:val="17"/>
               </w:rPr>
             </w:pPr>
             <w:r>
               <w:rPr>
-                <w:color w:val="13284b"/>
-                <w:sz w:val="17"/>
-                <w:szCs w:val="17"/>
-                <w:rtl w:val="0"/>
-              </w:rPr>
-              <w:t xml:space="preserve">Nov 18</w:t>
+                <w:color w:val="13284B"/>
+                <w:sz w:val="17"/>
+                <w:szCs w:val="17"/>
+              </w:rPr>
+              <w:t>Nov 18</w:t>
             </w:r>
           </w:p>
         </w:tc>
         <w:tc>
           <w:tcPr>
-            <w:tcBorders>
-              <w:top w:color="000000" w:space="0" w:sz="4" w:val="single"/>
-              <w:left w:color="000000" w:space="0" w:sz="4" w:val="single"/>
-              <w:bottom w:color="000000" w:space="0" w:sz="4" w:val="single"/>
-              <w:right w:color="000000" w:space="0" w:sz="4" w:val="single"/>
-            </w:tcBorders>
-            <w:tcMar>
-              <w:top w:w="60.0" w:type="dxa"/>
-              <w:left w:w="60.0" w:type="dxa"/>
-              <w:bottom w:w="60.0" w:type="dxa"/>
-              <w:right w:w="60.0" w:type="dxa"/>
-            </w:tcMar>
-            <w:vAlign w:val="top"/>
-          </w:tcPr>
-          <w:p>
-            <w:pPr>
-              <w:spacing w:after="160" w:lineRule="auto"/>
+            <w:tcW w:w="3210" w:type="dxa"/>
+            <w:tcBorders>
+              <w:top w:val="single" w:sz="4" w:space="0" w:color="000000"/>
+              <w:left w:val="single" w:sz="4" w:space="0" w:color="000000"/>
+              <w:bottom w:val="single" w:sz="4" w:space="0" w:color="000000"/>
+              <w:right w:val="single" w:sz="4" w:space="0" w:color="000000"/>
+            </w:tcBorders>
+            <w:tcMar>
+              <w:top w:w="60" w:type="dxa"/>
+              <w:left w:w="60" w:type="dxa"/>
+              <w:bottom w:w="60" w:type="dxa"/>
+              <w:right w:w="60" w:type="dxa"/>
+            </w:tcMar>
+          </w:tcPr>
+          <w:p>
+            <w:pPr>
+              <w:spacing w:after="160"/>
               <w:jc w:val="center"/>
               <w:rPr>
-                <w:color w:val="13284b"/>
+                <w:color w:val="13284B"/>
                 <w:sz w:val="17"/>
                 <w:szCs w:val="17"/>
               </w:rPr>
             </w:pPr>
             <w:r>
               <w:rPr>
-                <w:color w:val="13284b"/>
-                <w:sz w:val="17"/>
-                <w:szCs w:val="17"/>
-                <w:rtl w:val="0"/>
-              </w:rPr>
-              <w:t xml:space="preserve">Nov 24</w:t>
+                <w:color w:val="13284B"/>
+                <w:sz w:val="17"/>
+                <w:szCs w:val="17"/>
+              </w:rPr>
+              <w:t>Nov 24</w:t>
             </w:r>
           </w:p>
         </w:tc>
       </w:tr>
       <w:tr>
         <w:trPr>
-          <w:cantSplit w:val="0"/>
-          <w:trHeight w:val="1020" w:hRule="atLeast"/>
-          <w:tblHeader w:val="0"/>
+          <w:trHeight w:val="1020"/>
         </w:trPr>
         <w:tc>
           <w:tcPr>
-            <w:tcBorders>
-              <w:top w:color="000000" w:space="0" w:sz="4" w:val="single"/>
-              <w:left w:color="000000" w:space="0" w:sz="4" w:val="single"/>
-              <w:bottom w:color="000000" w:space="0" w:sz="4" w:val="single"/>
-              <w:right w:color="000000" w:space="0" w:sz="4" w:val="single"/>
-            </w:tcBorders>
-            <w:tcMar>
-              <w:top w:w="60.0" w:type="dxa"/>
-              <w:left w:w="60.0" w:type="dxa"/>
-              <w:bottom w:w="60.0" w:type="dxa"/>
-              <w:right w:w="60.0" w:type="dxa"/>
-            </w:tcMar>
-            <w:vAlign w:val="top"/>
-          </w:tcPr>
-          <w:p>
-            <w:pPr>
-              <w:spacing w:after="160" w:lineRule="auto"/>
+            <w:tcW w:w="3120" w:type="dxa"/>
+            <w:tcBorders>
+              <w:top w:val="single" w:sz="4" w:space="0" w:color="000000"/>
+              <w:left w:val="single" w:sz="4" w:space="0" w:color="000000"/>
+              <w:bottom w:val="single" w:sz="4" w:space="0" w:color="000000"/>
+              <w:right w:val="single" w:sz="4" w:space="0" w:color="000000"/>
+            </w:tcBorders>
+            <w:tcMar>
+              <w:top w:w="60" w:type="dxa"/>
+              <w:left w:w="60" w:type="dxa"/>
+              <w:bottom w:w="60" w:type="dxa"/>
+              <w:right w:w="60" w:type="dxa"/>
+            </w:tcMar>
+          </w:tcPr>
+          <w:p>
+            <w:pPr>
+              <w:spacing w:after="160"/>
               <w:jc w:val="center"/>
               <w:rPr>
-                <w:color w:val="13284b"/>
+                <w:color w:val="13284B"/>
                 <w:sz w:val="17"/>
                 <w:szCs w:val="17"/>
               </w:rPr>
             </w:pPr>
             <w:r>
               <w:rPr>
-                <w:color w:val="13284b"/>
-                <w:sz w:val="17"/>
-                <w:szCs w:val="17"/>
-                <w:rtl w:val="0"/>
-              </w:rPr>
-              <w:t xml:space="preserve">Final Code &amp; Test Completion</w:t>
+                <w:color w:val="13284B"/>
+                <w:sz w:val="17"/>
+                <w:szCs w:val="17"/>
+              </w:rPr>
+              <w:t>Final Code &amp; Test Completion</w:t>
             </w:r>
           </w:p>
         </w:tc>
         <w:tc>
           <w:tcPr>
-            <w:tcBorders>
-              <w:top w:color="000000" w:space="0" w:sz="4" w:val="single"/>
-              <w:left w:color="000000" w:space="0" w:sz="4" w:val="single"/>
-              <w:bottom w:color="000000" w:space="0" w:sz="4" w:val="single"/>
-              <w:right w:color="000000" w:space="0" w:sz="4" w:val="single"/>
-            </w:tcBorders>
-            <w:tcMar>
-              <w:top w:w="60.0" w:type="dxa"/>
-              <w:left w:w="60.0" w:type="dxa"/>
-              <w:bottom w:w="60.0" w:type="dxa"/>
-              <w:right w:w="60.0" w:type="dxa"/>
-            </w:tcMar>
-            <w:vAlign w:val="top"/>
-          </w:tcPr>
-          <w:p>
-            <w:pPr>
-              <w:spacing w:after="160" w:lineRule="auto"/>
+            <w:tcW w:w="2955" w:type="dxa"/>
+            <w:tcBorders>
+              <w:top w:val="single" w:sz="4" w:space="0" w:color="000000"/>
+              <w:left w:val="single" w:sz="4" w:space="0" w:color="000000"/>
+              <w:bottom w:val="single" w:sz="4" w:space="0" w:color="000000"/>
+              <w:right w:val="single" w:sz="4" w:space="0" w:color="000000"/>
+            </w:tcBorders>
+            <w:tcMar>
+              <w:top w:w="60" w:type="dxa"/>
+              <w:left w:w="60" w:type="dxa"/>
+              <w:bottom w:w="60" w:type="dxa"/>
+              <w:right w:w="60" w:type="dxa"/>
+            </w:tcMar>
+          </w:tcPr>
+          <w:p>
+            <w:pPr>
+              <w:spacing w:after="160"/>
               <w:jc w:val="center"/>
               <w:rPr>
-                <w:color w:val="13284b"/>
+                <w:color w:val="13284B"/>
                 <w:sz w:val="17"/>
                 <w:szCs w:val="17"/>
               </w:rPr>
             </w:pPr>
             <w:r>
               <w:rPr>
-                <w:color w:val="13284b"/>
-                <w:sz w:val="17"/>
-                <w:szCs w:val="17"/>
-                <w:rtl w:val="0"/>
-              </w:rPr>
-              <w:t xml:space="preserve">-</w:t>
+                <w:color w:val="13284B"/>
+                <w:sz w:val="17"/>
+                <w:szCs w:val="17"/>
+              </w:rPr>
+              <w:t>-</w:t>
             </w:r>
           </w:p>
         </w:tc>
         <w:tc>
           <w:tcPr>
-            <w:tcBorders>
-              <w:top w:color="000000" w:space="0" w:sz="4" w:val="single"/>
-              <w:left w:color="000000" w:space="0" w:sz="4" w:val="single"/>
-              <w:bottom w:color="000000" w:space="0" w:sz="4" w:val="single"/>
-              <w:right w:color="000000" w:space="0" w:sz="4" w:val="single"/>
-            </w:tcBorders>
-            <w:tcMar>
-              <w:top w:w="60.0" w:type="dxa"/>
-              <w:left w:w="60.0" w:type="dxa"/>
-              <w:bottom w:w="60.0" w:type="dxa"/>
-              <w:right w:w="60.0" w:type="dxa"/>
-            </w:tcMar>
-            <w:vAlign w:val="top"/>
-          </w:tcPr>
-          <w:p>
-            <w:pPr>
-              <w:spacing w:after="160" w:lineRule="auto"/>
+            <w:tcW w:w="3210" w:type="dxa"/>
+            <w:tcBorders>
+              <w:top w:val="single" w:sz="4" w:space="0" w:color="000000"/>
+              <w:left w:val="single" w:sz="4" w:space="0" w:color="000000"/>
+              <w:bottom w:val="single" w:sz="4" w:space="0" w:color="000000"/>
+              <w:right w:val="single" w:sz="4" w:space="0" w:color="000000"/>
+            </w:tcBorders>
+            <w:tcMar>
+              <w:top w:w="60" w:type="dxa"/>
+              <w:left w:w="60" w:type="dxa"/>
+              <w:bottom w:w="60" w:type="dxa"/>
+              <w:right w:w="60" w:type="dxa"/>
+            </w:tcMar>
+          </w:tcPr>
+          <w:p>
+            <w:pPr>
+              <w:spacing w:after="160"/>
               <w:jc w:val="center"/>
               <w:rPr>
-                <w:color w:val="13284b"/>
+                <w:color w:val="13284B"/>
                 <w:sz w:val="17"/>
                 <w:szCs w:val="17"/>
               </w:rPr>
             </w:pPr>
             <w:r>
               <w:rPr>
-                <w:color w:val="13284b"/>
-                <w:sz w:val="17"/>
-                <w:szCs w:val="17"/>
-                <w:rtl w:val="0"/>
-              </w:rPr>
-              <w:t xml:space="preserve">Nov 30</w:t>
+                <w:color w:val="13284B"/>
+                <w:sz w:val="17"/>
+                <w:szCs w:val="17"/>
+              </w:rPr>
+              <w:t>Nov 30</w:t>
             </w:r>
           </w:p>
         </w:tc>
       </w:tr>
       <w:tr>
         <w:trPr>
-          <w:cantSplit w:val="0"/>
-          <w:trHeight w:val="1020" w:hRule="atLeast"/>
-          <w:tblHeader w:val="0"/>
+          <w:trHeight w:val="1020"/>
         </w:trPr>
         <w:tc>
           <w:tcPr>
-            <w:tcBorders>
-              <w:top w:color="000000" w:space="0" w:sz="4" w:val="single"/>
-              <w:left w:color="000000" w:space="0" w:sz="4" w:val="single"/>
-              <w:bottom w:color="000000" w:space="0" w:sz="4" w:val="single"/>
-              <w:right w:color="000000" w:space="0" w:sz="4" w:val="single"/>
-            </w:tcBorders>
-            <w:tcMar>
-              <w:top w:w="60.0" w:type="dxa"/>
-              <w:left w:w="60.0" w:type="dxa"/>
-              <w:bottom w:w="60.0" w:type="dxa"/>
-              <w:right w:w="60.0" w:type="dxa"/>
-            </w:tcMar>
-            <w:vAlign w:val="top"/>
-          </w:tcPr>
-          <w:p>
-            <w:pPr>
-              <w:spacing w:after="160" w:lineRule="auto"/>
+            <w:tcW w:w="3120" w:type="dxa"/>
+            <w:tcBorders>
+              <w:top w:val="single" w:sz="4" w:space="0" w:color="000000"/>
+              <w:left w:val="single" w:sz="4" w:space="0" w:color="000000"/>
+              <w:bottom w:val="single" w:sz="4" w:space="0" w:color="000000"/>
+              <w:right w:val="single" w:sz="4" w:space="0" w:color="000000"/>
+            </w:tcBorders>
+            <w:tcMar>
+              <w:top w:w="60" w:type="dxa"/>
+              <w:left w:w="60" w:type="dxa"/>
+              <w:bottom w:w="60" w:type="dxa"/>
+              <w:right w:w="60" w:type="dxa"/>
+            </w:tcMar>
+          </w:tcPr>
+          <w:p>
+            <w:pPr>
+              <w:spacing w:after="160"/>
               <w:jc w:val="center"/>
               <w:rPr>
-                <w:color w:val="13284b"/>
+                <w:color w:val="13284B"/>
                 <w:sz w:val="17"/>
                 <w:szCs w:val="17"/>
               </w:rPr>
             </w:pPr>
             <w:r>
               <w:rPr>
-                <w:color w:val="13284b"/>
-                <w:sz w:val="17"/>
-                <w:szCs w:val="17"/>
-                <w:rtl w:val="0"/>
-              </w:rPr>
-              <w:t xml:space="preserve">Bug &amp; Design Review</w:t>
+                <w:color w:val="13284B"/>
+                <w:sz w:val="17"/>
+                <w:szCs w:val="17"/>
+              </w:rPr>
+              <w:t>Bug &amp; Design Review</w:t>
             </w:r>
           </w:p>
         </w:tc>
         <w:tc>
           <w:tcPr>
-            <w:tcBorders>
-              <w:top w:color="000000" w:space="0" w:sz="4" w:val="single"/>
-              <w:left w:color="000000" w:space="0" w:sz="4" w:val="single"/>
-              <w:bottom w:color="000000" w:space="0" w:sz="4" w:val="single"/>
-              <w:right w:color="000000" w:space="0" w:sz="4" w:val="single"/>
-            </w:tcBorders>
-            <w:tcMar>
-              <w:top w:w="60.0" w:type="dxa"/>
-              <w:left w:w="60.0" w:type="dxa"/>
-              <w:bottom w:w="60.0" w:type="dxa"/>
-              <w:right w:w="60.0" w:type="dxa"/>
-            </w:tcMar>
-            <w:vAlign w:val="top"/>
-          </w:tcPr>
-          <w:p>
-            <w:pPr>
-              <w:spacing w:after="160" w:lineRule="auto"/>
+            <w:tcW w:w="2955" w:type="dxa"/>
+            <w:tcBorders>
+              <w:top w:val="single" w:sz="4" w:space="0" w:color="000000"/>
+              <w:left w:val="single" w:sz="4" w:space="0" w:color="000000"/>
+              <w:bottom w:val="single" w:sz="4" w:space="0" w:color="000000"/>
+              <w:right w:val="single" w:sz="4" w:space="0" w:color="000000"/>
+            </w:tcBorders>
+            <w:tcMar>
+              <w:top w:w="60" w:type="dxa"/>
+              <w:left w:w="60" w:type="dxa"/>
+              <w:bottom w:w="60" w:type="dxa"/>
+              <w:right w:w="60" w:type="dxa"/>
+            </w:tcMar>
+          </w:tcPr>
+          <w:p>
+            <w:pPr>
+              <w:spacing w:after="160"/>
               <w:jc w:val="center"/>
               <w:rPr>
-                <w:color w:val="13284b"/>
+                <w:color w:val="13284B"/>
                 <w:sz w:val="17"/>
                 <w:szCs w:val="17"/>
               </w:rPr>
             </w:pPr>
             <w:r>
               <w:rPr>
-                <w:color w:val="13284b"/>
-                <w:sz w:val="17"/>
-                <w:szCs w:val="17"/>
-                <w:rtl w:val="0"/>
-              </w:rPr>
-              <w:t xml:space="preserve">Dec 2</w:t>
+                <w:color w:val="13284B"/>
+                <w:sz w:val="17"/>
+                <w:szCs w:val="17"/>
+              </w:rPr>
+              <w:t>Dec 2</w:t>
             </w:r>
           </w:p>
         </w:tc>
         <w:tc>
           <w:tcPr>
-            <w:tcBorders>
-              <w:top w:color="000000" w:space="0" w:sz="4" w:val="single"/>
-              <w:left w:color="000000" w:space="0" w:sz="4" w:val="single"/>
-              <w:bottom w:color="000000" w:space="0" w:sz="4" w:val="single"/>
-              <w:right w:color="000000" w:space="0" w:sz="4" w:val="single"/>
-            </w:tcBorders>
-            <w:tcMar>
-              <w:top w:w="60.0" w:type="dxa"/>
-              <w:left w:w="60.0" w:type="dxa"/>
-              <w:bottom w:w="60.0" w:type="dxa"/>
-              <w:right w:w="60.0" w:type="dxa"/>
-            </w:tcMar>
-            <w:vAlign w:val="top"/>
-          </w:tcPr>
-          <w:p>
-            <w:pPr>
-              <w:spacing w:after="160" w:lineRule="auto"/>
+            <w:tcW w:w="3210" w:type="dxa"/>
+            <w:tcBorders>
+              <w:top w:val="single" w:sz="4" w:space="0" w:color="000000"/>
+              <w:left w:val="single" w:sz="4" w:space="0" w:color="000000"/>
+              <w:bottom w:val="single" w:sz="4" w:space="0" w:color="000000"/>
+              <w:right w:val="single" w:sz="4" w:space="0" w:color="000000"/>
+            </w:tcBorders>
+            <w:tcMar>
+              <w:top w:w="60" w:type="dxa"/>
+              <w:left w:w="60" w:type="dxa"/>
+              <w:bottom w:w="60" w:type="dxa"/>
+              <w:right w:w="60" w:type="dxa"/>
+            </w:tcMar>
+          </w:tcPr>
+          <w:p>
+            <w:pPr>
+              <w:spacing w:after="160"/>
               <w:jc w:val="center"/>
               <w:rPr>
-                <w:color w:val="13284b"/>
+                <w:color w:val="13284B"/>
                 <w:sz w:val="17"/>
                 <w:szCs w:val="17"/>
               </w:rPr>
             </w:pPr>
             <w:r>
               <w:rPr>
-                <w:color w:val="13284b"/>
-                <w:sz w:val="17"/>
-                <w:szCs w:val="17"/>
-                <w:rtl w:val="0"/>
-              </w:rPr>
-              <w:t xml:space="preserve">Dec 6</w:t>
+                <w:color w:val="13284B"/>
+                <w:sz w:val="17"/>
+                <w:szCs w:val="17"/>
+              </w:rPr>
+              <w:t>Dec 6</w:t>
             </w:r>
           </w:p>
         </w:tc>
@@ -845,66 +796,50 @@
     <w:p>
       <w:pPr>
         <w:rPr>
-          <w:color w:val="13284b"/>
+          <w:color w:val="13284B"/>
           <w:sz w:val="17"/>
           <w:szCs w:val="17"/>
         </w:rPr>
       </w:pPr>
-      <w:r>
-        <w:rPr>
-          <w:rtl w:val="0"/>
-        </w:rPr>
-      </w:r>
-    </w:p>
-    <w:p>
-      <w:pPr>
-        <w:rPr>
-          <w:b w:val="1"/>
-          <w:color w:val="3f6caf"/>
+    </w:p>
+    <w:p>
+      <w:pPr>
+        <w:rPr>
+          <w:b/>
+          <w:color w:val="3F6CAF"/>
           <w:sz w:val="17"/>
           <w:szCs w:val="17"/>
         </w:rPr>
       </w:pPr>
+    </w:p>
+    <w:p>
+      <w:pPr>
+        <w:rPr>
+          <w:b/>
+          <w:color w:val="3F6CAF"/>
+          <w:sz w:val="18"/>
+          <w:szCs w:val="18"/>
+        </w:rPr>
+      </w:pPr>
       <w:r>
         <w:rPr>
-          <w:rtl w:val="0"/>
-        </w:rPr>
+          <w:b/>
+          <w:color w:val="3F6CAF"/>
+          <w:sz w:val="18"/>
+          <w:szCs w:val="18"/>
+        </w:rPr>
+        <w:t>1.2 Timing Issues</w:t>
       </w:r>
     </w:p>
     <w:p>
       <w:pPr>
         <w:rPr>
-          <w:b w:val="1"/>
-          <w:color w:val="3f6caf"/>
-          <w:sz w:val="18"/>
-          <w:szCs w:val="18"/>
-        </w:rPr>
-      </w:pPr>
-      <w:r>
-        <w:rPr>
-          <w:b w:val="1"/>
-          <w:color w:val="3f6caf"/>
-          <w:sz w:val="18"/>
-          <w:szCs w:val="18"/>
-          <w:rtl w:val="0"/>
-        </w:rPr>
-        <w:t xml:space="preserve">1.2 Timing Issues</w:t>
-      </w:r>
-    </w:p>
-    <w:p>
-      <w:pPr>
-        <w:rPr>
-          <w:b w:val="1"/>
-          <w:color w:val="3f6caf"/>
+          <w:b/>
+          <w:color w:val="3F6CAF"/>
           <w:sz w:val="17"/>
           <w:szCs w:val="17"/>
         </w:rPr>
       </w:pPr>
-      <w:r>
-        <w:rPr>
-          <w:rtl w:val="0"/>
-        </w:rPr>
-      </w:r>
     </w:p>
     <w:p>
       <w:pPr>
@@ -912,8 +847,7 @@
           <w:ilvl w:val="0"/>
           <w:numId w:val="2"/>
         </w:numPr>
-        <w:spacing w:after="0" w:afterAutospacing="0" w:line="360" w:lineRule="auto"/>
-        <w:ind w:left="720" w:hanging="360"/>
+        <w:spacing w:line="360" w:lineRule="auto"/>
         <w:rPr>
           <w:sz w:val="18"/>
           <w:szCs w:val="18"/>
@@ -923,9 +857,8 @@
         <w:rPr>
           <w:sz w:val="18"/>
           <w:szCs w:val="18"/>
-          <w:rtl w:val="0"/>
-        </w:rPr>
-        <w:t xml:space="preserve">Missed Milestones (Feedback):</w:t>
+        </w:rPr>
+        <w:t>Missed Milestones (Feedback):</w:t>
       </w:r>
     </w:p>
     <w:p>
@@ -934,8 +867,7 @@
           <w:ilvl w:val="1"/>
           <w:numId w:val="2"/>
         </w:numPr>
-        <w:spacing w:after="0" w:afterAutospacing="0" w:line="360" w:lineRule="auto"/>
-        <w:ind w:left="1440" w:hanging="360"/>
+        <w:spacing w:line="360" w:lineRule="auto"/>
         <w:rPr>
           <w:sz w:val="18"/>
           <w:szCs w:val="18"/>
@@ -945,9 +877,8 @@
         <w:rPr>
           <w:sz w:val="18"/>
           <w:szCs w:val="18"/>
-          <w:rtl w:val="0"/>
-        </w:rPr>
-        <w:t xml:space="preserve">The team did not allocate time to gather and consider feedback from other groups, missing a key opportunity to refine the project’s direction.</w:t>
+        </w:rPr>
+        <w:t>The team did not allocate time to gather and consider feedback from other groups, missing a key opportunity to refine the project’s direction.</w:t>
       </w:r>
     </w:p>
     <w:p>
@@ -956,8 +887,7 @@
           <w:ilvl w:val="0"/>
           <w:numId w:val="2"/>
         </w:numPr>
-        <w:spacing w:after="0" w:afterAutospacing="0" w:line="360" w:lineRule="auto"/>
-        <w:ind w:left="720" w:hanging="360"/>
+        <w:spacing w:line="360" w:lineRule="auto"/>
         <w:rPr>
           <w:sz w:val="18"/>
           <w:szCs w:val="18"/>
@@ -967,9 +897,8 @@
         <w:rPr>
           <w:sz w:val="18"/>
           <w:szCs w:val="18"/>
-          <w:rtl w:val="0"/>
-        </w:rPr>
-        <w:t xml:space="preserve">Missed Milestones (Code Integration):</w:t>
+        </w:rPr>
+        <w:t>Missed Milestones (Code Integration):</w:t>
       </w:r>
     </w:p>
     <w:p>
@@ -978,8 +907,7 @@
           <w:ilvl w:val="1"/>
           <w:numId w:val="2"/>
         </w:numPr>
-        <w:spacing w:after="0" w:afterAutospacing="0" w:line="360" w:lineRule="auto"/>
-        <w:ind w:left="1440" w:hanging="360"/>
+        <w:spacing w:line="360" w:lineRule="auto"/>
         <w:rPr>
           <w:sz w:val="18"/>
           <w:szCs w:val="18"/>
@@ -989,9 +917,8 @@
         <w:rPr>
           <w:sz w:val="18"/>
           <w:szCs w:val="18"/>
-          <w:rtl w:val="0"/>
-        </w:rPr>
-        <w:t xml:space="preserve">There is no indication of planned code integration or communication between the front-end and back-end development teams, which is essential for aligning the project components.</w:t>
+        </w:rPr>
+        <w:t>There is no indication of planned code integration or communication between the front-end and back-end development teams, which is essential for aligning the project components.</w:t>
       </w:r>
     </w:p>
     <w:p>
@@ -1000,8 +927,7 @@
           <w:ilvl w:val="0"/>
           <w:numId w:val="2"/>
         </w:numPr>
-        <w:spacing w:after="0" w:afterAutospacing="0" w:line="360" w:lineRule="auto"/>
-        <w:ind w:left="720" w:hanging="360"/>
+        <w:spacing w:line="360" w:lineRule="auto"/>
         <w:rPr>
           <w:sz w:val="18"/>
           <w:szCs w:val="18"/>
@@ -1011,9 +937,8 @@
         <w:rPr>
           <w:sz w:val="18"/>
           <w:szCs w:val="18"/>
-          <w:rtl w:val="0"/>
-        </w:rPr>
-        <w:t xml:space="preserve">Unrealistic Deadlines:</w:t>
+        </w:rPr>
+        <w:t>Unrealistic Deadlines:</w:t>
       </w:r>
     </w:p>
     <w:p>
@@ -1022,8 +947,7 @@
           <w:ilvl w:val="1"/>
           <w:numId w:val="2"/>
         </w:numPr>
-        <w:spacing w:after="0" w:afterAutospacing="0" w:line="360" w:lineRule="auto"/>
-        <w:ind w:left="1440" w:hanging="360"/>
+        <w:spacing w:line="360" w:lineRule="auto"/>
         <w:rPr>
           <w:sz w:val="18"/>
           <w:szCs w:val="18"/>
@@ -1033,9 +957,8 @@
         <w:rPr>
           <w:sz w:val="18"/>
           <w:szCs w:val="18"/>
-          <w:rtl w:val="0"/>
-        </w:rPr>
-        <w:t xml:space="preserve">Bug testing and design review are scheduled too close to the final deadline, leaving insufficient time for proper issue resolution.</w:t>
+        </w:rPr>
+        <w:t>Bug testing and design review are scheduled too close to the final deadline, leaving insufficient time for proper issue resolution.</w:t>
       </w:r>
     </w:p>
     <w:p>
@@ -1044,8 +967,7 @@
           <w:ilvl w:val="0"/>
           <w:numId w:val="2"/>
         </w:numPr>
-        <w:spacing w:after="0" w:afterAutospacing="0" w:line="360" w:lineRule="auto"/>
-        <w:ind w:left="720" w:hanging="360"/>
+        <w:spacing w:line="360" w:lineRule="auto"/>
         <w:rPr>
           <w:sz w:val="18"/>
           <w:szCs w:val="18"/>
@@ -1055,9 +977,8 @@
         <w:rPr>
           <w:sz w:val="18"/>
           <w:szCs w:val="18"/>
-          <w:rtl w:val="0"/>
-        </w:rPr>
-        <w:t xml:space="preserve">Task Dependencies:</w:t>
+        </w:rPr>
+        <w:t>Task Dependencies:</w:t>
       </w:r>
     </w:p>
     <w:p>
@@ -1067,7 +988,6 @@
           <w:numId w:val="2"/>
         </w:numPr>
         <w:spacing w:after="160" w:line="360" w:lineRule="auto"/>
-        <w:ind w:left="1440" w:hanging="360"/>
         <w:rPr>
           <w:sz w:val="18"/>
           <w:szCs w:val="18"/>
@@ -1077,52 +997,49 @@
         <w:rPr>
           <w:sz w:val="18"/>
           <w:szCs w:val="18"/>
-          <w:rtl w:val="0"/>
-        </w:rPr>
-        <w:t xml:space="preserve">The front-end team requires input from the authentication team to complete the login/registration page by November 20. Any delay in this data handoff could hinder the front-end team’s progress and push back the timeline.</w:t>
+        </w:rPr>
+        <w:lastRenderedPageBreak/>
+        <w:t>The front-end team requires input from the authentication team to complete the login/registration page by November 20. Any delay in this data handoff could hinder the front-end team’s progress and push back the timeline.</w:t>
       </w:r>
     </w:p>
     <w:p>
       <w:pPr>
         <w:spacing w:after="160" w:line="360" w:lineRule="auto"/>
-        <w:ind w:left="0" w:firstLine="0"/>
-        <w:rPr>
-          <w:b w:val="1"/>
-          <w:color w:val="3f6caf"/>
+        <w:rPr>
+          <w:b/>
+          <w:color w:val="3F6CAF"/>
           <w:sz w:val="24"/>
           <w:szCs w:val="24"/>
         </w:rPr>
       </w:pPr>
       <w:r>
         <w:rPr>
-          <w:b w:val="1"/>
-          <w:color w:val="3f6caf"/>
+          <w:b/>
+          <w:color w:val="3F6CAF"/>
           <w:sz w:val="24"/>
           <w:szCs w:val="24"/>
-          <w:rtl w:val="0"/>
-        </w:rPr>
-        <w:t xml:space="preserve">2. Highlighting Potential Risks</w:t>
+        </w:rPr>
+        <w:t>2. Highlighting Potential Risks</w:t>
       </w:r>
     </w:p>
     <w:p>
       <w:pPr>
-        <w:spacing w:after="160" w:lineRule="auto"/>
-        <w:rPr>
-          <w:b w:val="1"/>
-          <w:color w:val="3f6caf"/>
+        <w:spacing w:after="160"/>
+        <w:rPr>
+          <w:b/>
+          <w:color w:val="3F6CAF"/>
           <w:sz w:val="18"/>
           <w:szCs w:val="18"/>
         </w:rPr>
       </w:pPr>
       <w:r>
         <w:rPr>
-          <w:b w:val="1"/>
-          <w:color w:val="3f6caf"/>
-          <w:sz w:val="18"/>
-          <w:szCs w:val="18"/>
-          <w:rtl w:val="0"/>
-        </w:rPr>
-        <w:t xml:space="preserve">2.1 Key Risks Impacting Completion</w:t>
+          <w:b/>
+          <w:color w:val="3F6CAF"/>
+          <w:sz w:val="18"/>
+          <w:szCs w:val="18"/>
+        </w:rPr>
+        <w:t>2.1 Key Risks Impacting Completion</w:t>
       </w:r>
     </w:p>
     <w:p>
@@ -1131,19 +1048,16 @@
           <w:ilvl w:val="0"/>
           <w:numId w:val="1"/>
         </w:numPr>
-        <w:spacing w:after="0" w:afterAutospacing="0" w:line="360" w:lineRule="auto"/>
-        <w:ind w:left="720" w:hanging="360"/>
-        <w:rPr>
-          <w:sz w:val="18"/>
-          <w:szCs w:val="18"/>
-          <w:u w:val="none"/>
+        <w:spacing w:line="360" w:lineRule="auto"/>
+        <w:rPr>
+          <w:sz w:val="18"/>
+          <w:szCs w:val="18"/>
         </w:rPr>
       </w:pPr>
       <w:r>
         <w:rPr>
           <w:sz w:val="18"/>
           <w:szCs w:val="18"/>
-          <w:rtl w:val="0"/>
         </w:rPr>
         <w:t xml:space="preserve">Missing the milestone of integrating external feedback could lead to a misalignment between project requirements and actual implementation. Without incorporating suggestions from other groups early on, the project may overlook key requirements or necessary adjustments, impacting its final quality and user satisfaction. </w:t>
       </w:r>
@@ -1154,21 +1068,18 @@
           <w:ilvl w:val="0"/>
           <w:numId w:val="1"/>
         </w:numPr>
-        <w:spacing w:after="0" w:afterAutospacing="0" w:line="360" w:lineRule="auto"/>
-        <w:ind w:left="720" w:hanging="360"/>
-        <w:rPr>
-          <w:sz w:val="18"/>
-          <w:szCs w:val="18"/>
-          <w:u w:val="none"/>
+        <w:spacing w:line="360" w:lineRule="auto"/>
+        <w:rPr>
+          <w:sz w:val="18"/>
+          <w:szCs w:val="18"/>
         </w:rPr>
       </w:pPr>
       <w:r>
         <w:rPr>
           <w:sz w:val="18"/>
           <w:szCs w:val="18"/>
-          <w:rtl w:val="0"/>
-        </w:rPr>
-        <w:t xml:space="preserve">The lack of planned coordination between the front-end and back-end teams can result in inconsistent features or integration issues. Without regular check-ins and updates, different components of the project might not align properly, creating delays and requiring additional time to create test cases and identify issues if present.</w:t>
+        </w:rPr>
+        <w:t>The lack of planned coordination between the front-end and back-end teams can result in inconsistent features or integration issues. Without regular check-ins and updates, different components of the project might not align properly, creating delays and requiring additional time to create test cases and identify issues if present.</w:t>
       </w:r>
     </w:p>
     <w:p>
@@ -1177,21 +1088,18 @@
           <w:ilvl w:val="0"/>
           <w:numId w:val="1"/>
         </w:numPr>
-        <w:spacing w:after="0" w:afterAutospacing="0" w:line="360" w:lineRule="auto"/>
-        <w:ind w:left="720" w:hanging="360"/>
-        <w:rPr>
-          <w:sz w:val="18"/>
-          <w:szCs w:val="18"/>
-          <w:u w:val="none"/>
+        <w:spacing w:line="360" w:lineRule="auto"/>
+        <w:rPr>
+          <w:sz w:val="18"/>
+          <w:szCs w:val="18"/>
         </w:rPr>
       </w:pPr>
       <w:r>
         <w:rPr>
           <w:sz w:val="18"/>
           <w:szCs w:val="18"/>
-          <w:rtl w:val="0"/>
-        </w:rPr>
-        <w:t xml:space="preserve">Conducting bug testing and design review right before the final deadline is a high-risk strategy. This tight schedule increases the chance of unresolved issues in the final product. Allocating more time for testing earlier on in the timeline would have been a better approach to help mitigate any risks.</w:t>
+        </w:rPr>
+        <w:t>Conducting bug testing and design review right before the final deadline is a high-risk strategy. This tight schedule increases the chance of unresolved issues in the final product. Allocating more time for testing earlier on in the timeline would have been a better approach to help mitigate any risks.</w:t>
       </w:r>
     </w:p>
     <w:p>
@@ -1201,82 +1109,71 @@
           <w:numId w:val="1"/>
         </w:numPr>
         <w:spacing w:after="160" w:line="360" w:lineRule="auto"/>
-        <w:ind w:left="720" w:hanging="360"/>
-        <w:rPr>
-          <w:sz w:val="18"/>
-          <w:szCs w:val="18"/>
-          <w:u w:val="none"/>
+        <w:rPr>
+          <w:sz w:val="18"/>
+          <w:szCs w:val="18"/>
         </w:rPr>
       </w:pPr>
       <w:r>
         <w:rPr>
           <w:sz w:val="18"/>
           <w:szCs w:val="18"/>
-          <w:rtl w:val="0"/>
-        </w:rPr>
-        <w:t xml:space="preserve">The strong dependency between the front-end and authentication teams creates a potential stoppage. If the authentication team cannot provide the necessary data on time, the front-end team will be unable to complete the login/registration page by the deadline of November 20th. This delay could cascade, affecting other deliverables and potentially pushing back the entire project timeline.</w:t>
+        </w:rPr>
+        <w:t>The strong dependency between the front-end and authentication teams creates a potential stoppage. If the authentication team cannot provide the necessary data on time, the front-end team will be unable to complete the login/registration page by the deadline of November 20th. This delay could cascade, affecting other deliverables and potentially pushing back the entire project timeline.</w:t>
       </w:r>
     </w:p>
     <w:p>
       <w:pPr>
-        <w:spacing w:after="160" w:lineRule="auto"/>
-        <w:ind w:left="0" w:firstLine="0"/>
-        <w:rPr>
-          <w:b w:val="1"/>
-          <w:color w:val="3f6caf"/>
+        <w:spacing w:after="160"/>
+        <w:rPr>
+          <w:b/>
+          <w:color w:val="3F6CAF"/>
           <w:sz w:val="18"/>
           <w:szCs w:val="18"/>
         </w:rPr>
       </w:pPr>
       <w:r>
         <w:rPr>
-          <w:b w:val="1"/>
-          <w:color w:val="3f6caf"/>
-          <w:sz w:val="18"/>
-          <w:szCs w:val="18"/>
-          <w:rtl w:val="0"/>
-        </w:rPr>
-        <w:t xml:space="preserve">2.2 Additional Risks and Considerations</w:t>
+          <w:b/>
+          <w:color w:val="3F6CAF"/>
+          <w:sz w:val="18"/>
+          <w:szCs w:val="18"/>
+        </w:rPr>
+        <w:t>2.2 Additional Risks and Considerations</w:t>
       </w:r>
     </w:p>
     <w:p>
       <w:pPr>
-        <w:spacing w:after="160" w:lineRule="auto"/>
+        <w:spacing w:after="160"/>
         <w:rPr>
           <w:sz w:val="17"/>
           <w:szCs w:val="17"/>
         </w:rPr>
       </w:pPr>
-      <w:r>
-        <w:rPr>
-          <w:rtl w:val="0"/>
-        </w:rPr>
-      </w:r>
-    </w:p>
-    <w:p>
-      <w:pPr>
-        <w:spacing w:after="160" w:lineRule="auto"/>
-        <w:rPr>
-          <w:b w:val="1"/>
-          <w:color w:val="3f6caf"/>
+    </w:p>
+    <w:p>
+      <w:pPr>
+        <w:spacing w:after="160"/>
+        <w:rPr>
+          <w:b/>
+          <w:color w:val="3F6CAF"/>
           <w:sz w:val="24"/>
           <w:szCs w:val="24"/>
         </w:rPr>
       </w:pPr>
       <w:r>
         <w:rPr>
-          <w:b w:val="1"/>
-          <w:color w:val="3f6caf"/>
+          <w:b/>
+          <w:color w:val="3F6CAF"/>
           <w:sz w:val="24"/>
           <w:szCs w:val="24"/>
-          <w:rtl w:val="0"/>
-        </w:rPr>
-        <w:t xml:space="preserve">3. Suggestions for Improvement</w:t>
+        </w:rPr>
+        <w:t>3. Suggestions for Improvement</w:t>
       </w:r>
     </w:p>
     <w:p>
       <w:pPr>
-        <w:spacing w:after="160" w:lineRule="auto"/>
+        <w:spacing w:after="160"/>
         <w:rPr>
           <w:sz w:val="18"/>
           <w:szCs w:val="18"/>
@@ -1284,73 +1181,57 @@
       </w:pPr>
       <w:r>
         <w:rPr>
-          <w:b w:val="1"/>
-          <w:color w:val="3f6caf"/>
-          <w:sz w:val="18"/>
-          <w:szCs w:val="18"/>
-          <w:rtl w:val="0"/>
-        </w:rPr>
-        <w:t xml:space="preserve">3.1 Timeline and Task Reordering</w:t>
-      </w:r>
-      <w:r>
-        <w:rPr>
-          <w:rtl w:val="0"/>
-        </w:rPr>
+          <w:b/>
+          <w:color w:val="3F6CAF"/>
+          <w:sz w:val="18"/>
+          <w:szCs w:val="18"/>
+        </w:rPr>
+        <w:t>3.1 Timeline and Task Reordering</w:t>
       </w:r>
     </w:p>
     <w:tbl>
       <w:tblPr>
-        <w:tblStyle w:val="Table2"/>
-        <w:tblW w:w="9135.0" w:type="dxa"/>
-        <w:jc w:val="left"/>
+        <w:tblStyle w:val="a0"/>
+        <w:tblW w:w="9135" w:type="dxa"/>
         <w:tblBorders>
-          <w:top w:color="000000" w:space="0" w:sz="4" w:val="single"/>
-          <w:left w:color="000000" w:space="0" w:sz="4" w:val="single"/>
-          <w:bottom w:color="000000" w:space="0" w:sz="4" w:val="single"/>
-          <w:right w:color="000000" w:space="0" w:sz="4" w:val="single"/>
-          <w:insideH w:color="000000" w:space="0" w:sz="4" w:val="single"/>
-          <w:insideV w:color="000000" w:space="0" w:sz="4" w:val="single"/>
+          <w:top w:val="single" w:sz="4" w:space="0" w:color="000000"/>
+          <w:left w:val="single" w:sz="4" w:space="0" w:color="000000"/>
+          <w:bottom w:val="single" w:sz="4" w:space="0" w:color="000000"/>
+          <w:right w:val="single" w:sz="4" w:space="0" w:color="000000"/>
+          <w:insideH w:val="single" w:sz="4" w:space="0" w:color="000000"/>
+          <w:insideV w:val="single" w:sz="4" w:space="0" w:color="000000"/>
         </w:tblBorders>
         <w:tblLayout w:type="fixed"/>
-        <w:tblLook w:val="0600"/>
+        <w:tblLook w:val="0600" w:firstRow="0" w:lastRow="0" w:firstColumn="0" w:lastColumn="0" w:noHBand="1" w:noVBand="1"/>
       </w:tblPr>
       <w:tblGrid>
         <w:gridCol w:w="3015"/>
         <w:gridCol w:w="3150"/>
         <w:gridCol w:w="2970"/>
-        <w:tblGridChange w:id="0">
-          <w:tblGrid>
-            <w:gridCol w:w="3015"/>
-            <w:gridCol w:w="3150"/>
-            <w:gridCol w:w="2970"/>
-          </w:tblGrid>
-        </w:tblGridChange>
       </w:tblGrid>
       <w:tr>
         <w:trPr>
-          <w:cantSplit w:val="0"/>
-          <w:trHeight w:val="519.805908203125" w:hRule="atLeast"/>
-          <w:tblHeader w:val="0"/>
+          <w:trHeight w:val="519"/>
         </w:trPr>
         <w:tc>
           <w:tcPr>
-            <w:tcBorders>
-              <w:top w:color="000000" w:space="0" w:sz="4" w:val="single"/>
-              <w:left w:color="000000" w:space="0" w:sz="4" w:val="single"/>
-              <w:bottom w:color="000000" w:space="0" w:sz="4" w:val="single"/>
-              <w:right w:color="000000" w:space="0" w:sz="4" w:val="single"/>
-            </w:tcBorders>
-            <w:tcMar>
-              <w:top w:w="60.0" w:type="dxa"/>
-              <w:left w:w="60.0" w:type="dxa"/>
-              <w:bottom w:w="60.0" w:type="dxa"/>
-              <w:right w:w="60.0" w:type="dxa"/>
-            </w:tcMar>
-            <w:vAlign w:val="top"/>
-          </w:tcPr>
-          <w:p>
-            <w:pPr>
-              <w:spacing w:after="160" w:lineRule="auto"/>
+            <w:tcW w:w="3015" w:type="dxa"/>
+            <w:tcBorders>
+              <w:top w:val="single" w:sz="4" w:space="0" w:color="000000"/>
+              <w:left w:val="single" w:sz="4" w:space="0" w:color="000000"/>
+              <w:bottom w:val="single" w:sz="4" w:space="0" w:color="000000"/>
+              <w:right w:val="single" w:sz="4" w:space="0" w:color="000000"/>
+            </w:tcBorders>
+            <w:tcMar>
+              <w:top w:w="60" w:type="dxa"/>
+              <w:left w:w="60" w:type="dxa"/>
+              <w:bottom w:w="60" w:type="dxa"/>
+              <w:right w:w="60" w:type="dxa"/>
+            </w:tcMar>
+          </w:tcPr>
+          <w:p>
+            <w:pPr>
+              <w:spacing w:after="160"/>
               <w:rPr>
                 <w:sz w:val="17"/>
                 <w:szCs w:val="17"/>
@@ -1360,31 +1241,30 @@
               <w:rPr>
                 <w:sz w:val="17"/>
                 <w:szCs w:val="17"/>
-                <w:rtl w:val="0"/>
-              </w:rPr>
-              <w:t xml:space="preserve">Suggested Change</w:t>
+              </w:rPr>
+              <w:t>Suggested Change</w:t>
             </w:r>
           </w:p>
         </w:tc>
         <w:tc>
           <w:tcPr>
-            <w:tcBorders>
-              <w:top w:color="000000" w:space="0" w:sz="4" w:val="single"/>
-              <w:left w:color="000000" w:space="0" w:sz="4" w:val="single"/>
-              <w:bottom w:color="000000" w:space="0" w:sz="4" w:val="single"/>
-              <w:right w:color="000000" w:space="0" w:sz="4" w:val="single"/>
-            </w:tcBorders>
-            <w:tcMar>
-              <w:top w:w="60.0" w:type="dxa"/>
-              <w:left w:w="60.0" w:type="dxa"/>
-              <w:bottom w:w="60.0" w:type="dxa"/>
-              <w:right w:w="60.0" w:type="dxa"/>
-            </w:tcMar>
-            <w:vAlign w:val="top"/>
-          </w:tcPr>
-          <w:p>
-            <w:pPr>
-              <w:spacing w:after="160" w:lineRule="auto"/>
+            <w:tcW w:w="3150" w:type="dxa"/>
+            <w:tcBorders>
+              <w:top w:val="single" w:sz="4" w:space="0" w:color="000000"/>
+              <w:left w:val="single" w:sz="4" w:space="0" w:color="000000"/>
+              <w:bottom w:val="single" w:sz="4" w:space="0" w:color="000000"/>
+              <w:right w:val="single" w:sz="4" w:space="0" w:color="000000"/>
+            </w:tcBorders>
+            <w:tcMar>
+              <w:top w:w="60" w:type="dxa"/>
+              <w:left w:w="60" w:type="dxa"/>
+              <w:bottom w:w="60" w:type="dxa"/>
+              <w:right w:w="60" w:type="dxa"/>
+            </w:tcMar>
+          </w:tcPr>
+          <w:p>
+            <w:pPr>
+              <w:spacing w:after="160"/>
               <w:rPr>
                 <w:sz w:val="17"/>
                 <w:szCs w:val="17"/>
@@ -1394,31 +1274,30 @@
               <w:rPr>
                 <w:sz w:val="17"/>
                 <w:szCs w:val="17"/>
-                <w:rtl w:val="0"/>
-              </w:rPr>
-              <w:t xml:space="preserve">Rationale</w:t>
+              </w:rPr>
+              <w:t>Rationale</w:t>
             </w:r>
           </w:p>
         </w:tc>
         <w:tc>
           <w:tcPr>
-            <w:tcBorders>
-              <w:top w:color="000000" w:space="0" w:sz="4" w:val="single"/>
-              <w:left w:color="000000" w:space="0" w:sz="4" w:val="single"/>
-              <w:bottom w:color="000000" w:space="0" w:sz="4" w:val="single"/>
-              <w:right w:color="000000" w:space="0" w:sz="4" w:val="single"/>
-            </w:tcBorders>
-            <w:tcMar>
-              <w:top w:w="60.0" w:type="dxa"/>
-              <w:left w:w="60.0" w:type="dxa"/>
-              <w:bottom w:w="60.0" w:type="dxa"/>
-              <w:right w:w="60.0" w:type="dxa"/>
-            </w:tcMar>
-            <w:vAlign w:val="top"/>
-          </w:tcPr>
-          <w:p>
-            <w:pPr>
-              <w:spacing w:after="160" w:lineRule="auto"/>
+            <w:tcW w:w="2970" w:type="dxa"/>
+            <w:tcBorders>
+              <w:top w:val="single" w:sz="4" w:space="0" w:color="000000"/>
+              <w:left w:val="single" w:sz="4" w:space="0" w:color="000000"/>
+              <w:bottom w:val="single" w:sz="4" w:space="0" w:color="000000"/>
+              <w:right w:val="single" w:sz="4" w:space="0" w:color="000000"/>
+            </w:tcBorders>
+            <w:tcMar>
+              <w:top w:w="60" w:type="dxa"/>
+              <w:left w:w="60" w:type="dxa"/>
+              <w:bottom w:w="60" w:type="dxa"/>
+              <w:right w:w="60" w:type="dxa"/>
+            </w:tcMar>
+          </w:tcPr>
+          <w:p>
+            <w:pPr>
+              <w:spacing w:after="160"/>
               <w:rPr>
                 <w:sz w:val="17"/>
                 <w:szCs w:val="17"/>
@@ -1428,38 +1307,35 @@
               <w:rPr>
                 <w:sz w:val="17"/>
                 <w:szCs w:val="17"/>
-                <w:rtl w:val="0"/>
-              </w:rPr>
-              <w:t xml:space="preserve">Expected Outcome</w:t>
+              </w:rPr>
+              <w:t>Expected Outcome</w:t>
             </w:r>
           </w:p>
         </w:tc>
       </w:tr>
       <w:tr>
         <w:trPr>
-          <w:cantSplit w:val="0"/>
-          <w:trHeight w:val="840" w:hRule="atLeast"/>
-          <w:tblHeader w:val="0"/>
+          <w:trHeight w:val="840"/>
         </w:trPr>
         <w:tc>
           <w:tcPr>
-            <w:tcBorders>
-              <w:top w:color="000000" w:space="0" w:sz="4" w:val="single"/>
-              <w:left w:color="000000" w:space="0" w:sz="4" w:val="single"/>
-              <w:bottom w:color="000000" w:space="0" w:sz="4" w:val="single"/>
-              <w:right w:color="000000" w:space="0" w:sz="4" w:val="single"/>
-            </w:tcBorders>
-            <w:tcMar>
-              <w:top w:w="60.0" w:type="dxa"/>
-              <w:left w:w="60.0" w:type="dxa"/>
-              <w:bottom w:w="60.0" w:type="dxa"/>
-              <w:right w:w="60.0" w:type="dxa"/>
-            </w:tcMar>
-            <w:vAlign w:val="top"/>
-          </w:tcPr>
-          <w:p>
-            <w:pPr>
-              <w:spacing w:after="160" w:lineRule="auto"/>
+            <w:tcW w:w="3015" w:type="dxa"/>
+            <w:tcBorders>
+              <w:top w:val="single" w:sz="4" w:space="0" w:color="000000"/>
+              <w:left w:val="single" w:sz="4" w:space="0" w:color="000000"/>
+              <w:bottom w:val="single" w:sz="4" w:space="0" w:color="000000"/>
+              <w:right w:val="single" w:sz="4" w:space="0" w:color="000000"/>
+            </w:tcBorders>
+            <w:tcMar>
+              <w:top w:w="60" w:type="dxa"/>
+              <w:left w:w="60" w:type="dxa"/>
+              <w:bottom w:w="60" w:type="dxa"/>
+              <w:right w:w="60" w:type="dxa"/>
+            </w:tcMar>
+          </w:tcPr>
+          <w:p>
+            <w:pPr>
+              <w:spacing w:after="160"/>
               <w:rPr>
                 <w:sz w:val="17"/>
                 <w:szCs w:val="17"/>
@@ -1467,100 +1343,89 @@
             </w:pPr>
             <w:r>
               <w:rPr>
-                <w:rtl w:val="0"/>
-              </w:rPr>
+                <w:sz w:val="17"/>
+                <w:szCs w:val="17"/>
+              </w:rPr>
+              <w:t xml:space="preserve">Integrate testing throughout development </w:t>
             </w:r>
           </w:p>
         </w:tc>
         <w:tc>
           <w:tcPr>
-            <w:tcBorders>
-              <w:top w:color="000000" w:space="0" w:sz="4" w:val="single"/>
-              <w:left w:color="000000" w:space="0" w:sz="4" w:val="single"/>
-              <w:bottom w:color="000000" w:space="0" w:sz="4" w:val="single"/>
-              <w:right w:color="000000" w:space="0" w:sz="4" w:val="single"/>
-            </w:tcBorders>
-            <w:tcMar>
-              <w:top w:w="60.0" w:type="dxa"/>
-              <w:left w:w="60.0" w:type="dxa"/>
-              <w:bottom w:w="60.0" w:type="dxa"/>
-              <w:right w:w="60.0" w:type="dxa"/>
-            </w:tcMar>
-            <w:vAlign w:val="top"/>
-          </w:tcPr>
-          <w:p>
-            <w:pPr>
-              <w:spacing w:after="160" w:lineRule="auto"/>
-              <w:rPr>
-                <w:sz w:val="17"/>
-                <w:szCs w:val="17"/>
-              </w:rPr>
-            </w:pPr>
-            <w:r>
-              <w:rPr>
-                <w:rtl w:val="0"/>
-              </w:rPr>
-            </w:r>
-          </w:p>
-        </w:tc>
-        <w:tc>
-          <w:tcPr>
-            <w:tcBorders>
-              <w:top w:color="000000" w:space="0" w:sz="4" w:val="single"/>
-              <w:left w:color="000000" w:space="0" w:sz="4" w:val="single"/>
-              <w:bottom w:color="000000" w:space="0" w:sz="4" w:val="single"/>
-              <w:right w:color="000000" w:space="0" w:sz="4" w:val="single"/>
-            </w:tcBorders>
-            <w:tcMar>
-              <w:top w:w="60.0" w:type="dxa"/>
-              <w:left w:w="60.0" w:type="dxa"/>
-              <w:bottom w:w="60.0" w:type="dxa"/>
-              <w:right w:w="60.0" w:type="dxa"/>
-            </w:tcMar>
-            <w:vAlign w:val="top"/>
-          </w:tcPr>
-          <w:p>
-            <w:pPr>
-              <w:spacing w:after="160" w:lineRule="auto"/>
-              <w:ind w:right="0"/>
-              <w:rPr>
-                <w:sz w:val="17"/>
-                <w:szCs w:val="17"/>
-              </w:rPr>
-            </w:pPr>
-            <w:r>
-              <w:rPr>
-                <w:rtl w:val="0"/>
-              </w:rPr>
-            </w:r>
+            <w:tcW w:w="3150" w:type="dxa"/>
+            <w:tcBorders>
+              <w:top w:val="single" w:sz="4" w:space="0" w:color="000000"/>
+              <w:left w:val="single" w:sz="4" w:space="0" w:color="000000"/>
+              <w:bottom w:val="single" w:sz="4" w:space="0" w:color="000000"/>
+              <w:right w:val="single" w:sz="4" w:space="0" w:color="000000"/>
+            </w:tcBorders>
+            <w:tcMar>
+              <w:top w:w="60" w:type="dxa"/>
+              <w:left w:w="60" w:type="dxa"/>
+              <w:bottom w:w="60" w:type="dxa"/>
+              <w:right w:w="60" w:type="dxa"/>
+            </w:tcMar>
+          </w:tcPr>
+          <w:p>
+            <w:pPr>
+              <w:spacing w:after="160"/>
+              <w:rPr>
+                <w:sz w:val="17"/>
+                <w:szCs w:val="17"/>
+              </w:rPr>
+            </w:pPr>
+          </w:p>
+        </w:tc>
+        <w:tc>
+          <w:tcPr>
+            <w:tcW w:w="2970" w:type="dxa"/>
+            <w:tcBorders>
+              <w:top w:val="single" w:sz="4" w:space="0" w:color="000000"/>
+              <w:left w:val="single" w:sz="4" w:space="0" w:color="000000"/>
+              <w:bottom w:val="single" w:sz="4" w:space="0" w:color="000000"/>
+              <w:right w:val="single" w:sz="4" w:space="0" w:color="000000"/>
+            </w:tcBorders>
+            <w:tcMar>
+              <w:top w:w="60" w:type="dxa"/>
+              <w:left w:w="60" w:type="dxa"/>
+              <w:bottom w:w="60" w:type="dxa"/>
+              <w:right w:w="60" w:type="dxa"/>
+            </w:tcMar>
+          </w:tcPr>
+          <w:p>
+            <w:pPr>
+              <w:spacing w:after="160"/>
+              <w:rPr>
+                <w:sz w:val="17"/>
+                <w:szCs w:val="17"/>
+              </w:rPr>
+            </w:pPr>
           </w:p>
         </w:tc>
       </w:tr>
       <w:tr>
         <w:trPr>
-          <w:cantSplit w:val="0"/>
-          <w:trHeight w:val="645" w:hRule="atLeast"/>
-          <w:tblHeader w:val="0"/>
+          <w:trHeight w:val="645"/>
         </w:trPr>
         <w:tc>
           <w:tcPr>
-            <w:tcBorders>
-              <w:top w:color="000000" w:space="0" w:sz="4" w:val="single"/>
-              <w:left w:color="000000" w:space="0" w:sz="4" w:val="single"/>
-              <w:bottom w:color="000000" w:space="0" w:sz="4" w:val="single"/>
-              <w:right w:color="000000" w:space="0" w:sz="4" w:val="single"/>
-            </w:tcBorders>
-            <w:tcMar>
-              <w:top w:w="60.0" w:type="dxa"/>
-              <w:left w:w="60.0" w:type="dxa"/>
-              <w:bottom w:w="60.0" w:type="dxa"/>
-              <w:right w:w="60.0" w:type="dxa"/>
-            </w:tcMar>
-            <w:vAlign w:val="top"/>
-          </w:tcPr>
-          <w:p>
-            <w:pPr>
-              <w:spacing w:after="160" w:lineRule="auto"/>
+            <w:tcW w:w="3015" w:type="dxa"/>
+            <w:tcBorders>
+              <w:top w:val="single" w:sz="4" w:space="0" w:color="000000"/>
+              <w:left w:val="single" w:sz="4" w:space="0" w:color="000000"/>
+              <w:bottom w:val="single" w:sz="4" w:space="0" w:color="000000"/>
+              <w:right w:val="single" w:sz="4" w:space="0" w:color="000000"/>
+            </w:tcBorders>
+            <w:tcMar>
+              <w:top w:w="60" w:type="dxa"/>
+              <w:left w:w="60" w:type="dxa"/>
+              <w:bottom w:w="60" w:type="dxa"/>
+              <w:right w:w="60" w:type="dxa"/>
+            </w:tcMar>
+          </w:tcPr>
+          <w:p>
+            <w:pPr>
+              <w:spacing w:after="160"/>
               <w:rPr>
                 <w:sz w:val="17"/>
                 <w:szCs w:val="17"/>
@@ -1568,99 +1433,89 @@
             </w:pPr>
             <w:r>
               <w:rPr>
-                <w:rtl w:val="0"/>
-              </w:rPr>
+                <w:sz w:val="17"/>
+                <w:szCs w:val="17"/>
+              </w:rPr>
+              <w:t>Implement a code integration plan</w:t>
             </w:r>
           </w:p>
         </w:tc>
         <w:tc>
           <w:tcPr>
-            <w:tcBorders>
-              <w:top w:color="000000" w:space="0" w:sz="4" w:val="single"/>
-              <w:left w:color="000000" w:space="0" w:sz="4" w:val="single"/>
-              <w:bottom w:color="000000" w:space="0" w:sz="4" w:val="single"/>
-              <w:right w:color="000000" w:space="0" w:sz="4" w:val="single"/>
-            </w:tcBorders>
-            <w:tcMar>
-              <w:top w:w="60.0" w:type="dxa"/>
-              <w:left w:w="60.0" w:type="dxa"/>
-              <w:bottom w:w="60.0" w:type="dxa"/>
-              <w:right w:w="60.0" w:type="dxa"/>
-            </w:tcMar>
-            <w:vAlign w:val="top"/>
-          </w:tcPr>
-          <w:p>
-            <w:pPr>
-              <w:spacing w:after="160" w:lineRule="auto"/>
-              <w:rPr>
-                <w:sz w:val="17"/>
-                <w:szCs w:val="17"/>
-              </w:rPr>
-            </w:pPr>
-            <w:r>
-              <w:rPr>
-                <w:rtl w:val="0"/>
-              </w:rPr>
-            </w:r>
-          </w:p>
-        </w:tc>
-        <w:tc>
-          <w:tcPr>
-            <w:tcBorders>
-              <w:top w:color="000000" w:space="0" w:sz="4" w:val="single"/>
-              <w:left w:color="000000" w:space="0" w:sz="4" w:val="single"/>
-              <w:bottom w:color="000000" w:space="0" w:sz="4" w:val="single"/>
-              <w:right w:color="000000" w:space="0" w:sz="4" w:val="single"/>
-            </w:tcBorders>
-            <w:tcMar>
-              <w:top w:w="60.0" w:type="dxa"/>
-              <w:left w:w="60.0" w:type="dxa"/>
-              <w:bottom w:w="60.0" w:type="dxa"/>
-              <w:right w:w="60.0" w:type="dxa"/>
-            </w:tcMar>
-            <w:vAlign w:val="top"/>
-          </w:tcPr>
-          <w:p>
-            <w:pPr>
-              <w:spacing w:after="160" w:lineRule="auto"/>
-              <w:rPr>
-                <w:sz w:val="17"/>
-                <w:szCs w:val="17"/>
-              </w:rPr>
-            </w:pPr>
-            <w:r>
-              <w:rPr>
-                <w:rtl w:val="0"/>
-              </w:rPr>
-            </w:r>
+            <w:tcW w:w="3150" w:type="dxa"/>
+            <w:tcBorders>
+              <w:top w:val="single" w:sz="4" w:space="0" w:color="000000"/>
+              <w:left w:val="single" w:sz="4" w:space="0" w:color="000000"/>
+              <w:bottom w:val="single" w:sz="4" w:space="0" w:color="000000"/>
+              <w:right w:val="single" w:sz="4" w:space="0" w:color="000000"/>
+            </w:tcBorders>
+            <w:tcMar>
+              <w:top w:w="60" w:type="dxa"/>
+              <w:left w:w="60" w:type="dxa"/>
+              <w:bottom w:w="60" w:type="dxa"/>
+              <w:right w:w="60" w:type="dxa"/>
+            </w:tcMar>
+          </w:tcPr>
+          <w:p>
+            <w:pPr>
+              <w:spacing w:after="160"/>
+              <w:rPr>
+                <w:sz w:val="17"/>
+                <w:szCs w:val="17"/>
+              </w:rPr>
+            </w:pPr>
+          </w:p>
+        </w:tc>
+        <w:tc>
+          <w:tcPr>
+            <w:tcW w:w="2970" w:type="dxa"/>
+            <w:tcBorders>
+              <w:top w:val="single" w:sz="4" w:space="0" w:color="000000"/>
+              <w:left w:val="single" w:sz="4" w:space="0" w:color="000000"/>
+              <w:bottom w:val="single" w:sz="4" w:space="0" w:color="000000"/>
+              <w:right w:val="single" w:sz="4" w:space="0" w:color="000000"/>
+            </w:tcBorders>
+            <w:tcMar>
+              <w:top w:w="60" w:type="dxa"/>
+              <w:left w:w="60" w:type="dxa"/>
+              <w:bottom w:w="60" w:type="dxa"/>
+              <w:right w:w="60" w:type="dxa"/>
+            </w:tcMar>
+          </w:tcPr>
+          <w:p>
+            <w:pPr>
+              <w:spacing w:after="160"/>
+              <w:rPr>
+                <w:sz w:val="17"/>
+                <w:szCs w:val="17"/>
+              </w:rPr>
+            </w:pPr>
           </w:p>
         </w:tc>
       </w:tr>
       <w:tr>
         <w:trPr>
-          <w:cantSplit w:val="0"/>
-          <w:trHeight w:val="840" w:hRule="atLeast"/>
-          <w:tblHeader w:val="0"/>
+          <w:trHeight w:val="840"/>
         </w:trPr>
         <w:tc>
           <w:tcPr>
-            <w:tcBorders>
-              <w:top w:color="000000" w:space="0" w:sz="4" w:val="single"/>
-              <w:left w:color="000000" w:space="0" w:sz="4" w:val="single"/>
-              <w:bottom w:color="000000" w:space="0" w:sz="4" w:val="single"/>
-              <w:right w:color="000000" w:space="0" w:sz="4" w:val="single"/>
-            </w:tcBorders>
-            <w:tcMar>
-              <w:top w:w="60.0" w:type="dxa"/>
-              <w:left w:w="60.0" w:type="dxa"/>
-              <w:bottom w:w="60.0" w:type="dxa"/>
-              <w:right w:w="60.0" w:type="dxa"/>
-            </w:tcMar>
-            <w:vAlign w:val="top"/>
-          </w:tcPr>
-          <w:p>
-            <w:pPr>
-              <w:spacing w:after="160" w:lineRule="auto"/>
+            <w:tcW w:w="3015" w:type="dxa"/>
+            <w:tcBorders>
+              <w:top w:val="single" w:sz="4" w:space="0" w:color="000000"/>
+              <w:left w:val="single" w:sz="4" w:space="0" w:color="000000"/>
+              <w:bottom w:val="single" w:sz="4" w:space="0" w:color="000000"/>
+              <w:right w:val="single" w:sz="4" w:space="0" w:color="000000"/>
+            </w:tcBorders>
+            <w:tcMar>
+              <w:top w:w="60" w:type="dxa"/>
+              <w:left w:w="60" w:type="dxa"/>
+              <w:bottom w:w="60" w:type="dxa"/>
+              <w:right w:w="60" w:type="dxa"/>
+            </w:tcMar>
+          </w:tcPr>
+          <w:p>
+            <w:pPr>
+              <w:spacing w:after="160"/>
               <w:rPr>
                 <w:sz w:val="17"/>
                 <w:szCs w:val="17"/>
@@ -1668,174 +1523,140 @@
             </w:pPr>
             <w:r>
               <w:rPr>
-                <w:rtl w:val="0"/>
-              </w:rPr>
+                <w:sz w:val="17"/>
+                <w:szCs w:val="17"/>
+              </w:rPr>
+              <w:t>Add additional buffer time for Bug and Design Review</w:t>
             </w:r>
           </w:p>
         </w:tc>
         <w:tc>
           <w:tcPr>
-            <w:tcBorders>
-              <w:top w:color="000000" w:space="0" w:sz="4" w:val="single"/>
-              <w:left w:color="000000" w:space="0" w:sz="4" w:val="single"/>
-              <w:bottom w:color="000000" w:space="0" w:sz="4" w:val="single"/>
-              <w:right w:color="000000" w:space="0" w:sz="4" w:val="single"/>
-            </w:tcBorders>
-            <w:tcMar>
-              <w:top w:w="60.0" w:type="dxa"/>
-              <w:left w:w="60.0" w:type="dxa"/>
-              <w:bottom w:w="60.0" w:type="dxa"/>
-              <w:right w:w="60.0" w:type="dxa"/>
-            </w:tcMar>
-            <w:vAlign w:val="top"/>
-          </w:tcPr>
-          <w:p>
-            <w:pPr>
-              <w:spacing w:after="160" w:lineRule="auto"/>
-              <w:rPr>
-                <w:sz w:val="17"/>
-                <w:szCs w:val="17"/>
-              </w:rPr>
-            </w:pPr>
-            <w:r>
-              <w:rPr>
-                <w:rtl w:val="0"/>
-              </w:rPr>
-            </w:r>
-          </w:p>
-        </w:tc>
-        <w:tc>
-          <w:tcPr>
-            <w:tcBorders>
-              <w:top w:color="000000" w:space="0" w:sz="4" w:val="single"/>
-              <w:left w:color="000000" w:space="0" w:sz="4" w:val="single"/>
-              <w:bottom w:color="000000" w:space="0" w:sz="4" w:val="single"/>
-              <w:right w:color="000000" w:space="0" w:sz="4" w:val="single"/>
-            </w:tcBorders>
-            <w:tcMar>
-              <w:top w:w="60.0" w:type="dxa"/>
-              <w:left w:w="60.0" w:type="dxa"/>
-              <w:bottom w:w="60.0" w:type="dxa"/>
-              <w:right w:w="60.0" w:type="dxa"/>
-            </w:tcMar>
-            <w:vAlign w:val="top"/>
-          </w:tcPr>
-          <w:p>
-            <w:pPr>
-              <w:spacing w:after="160" w:lineRule="auto"/>
-              <w:rPr>
-                <w:sz w:val="17"/>
-                <w:szCs w:val="17"/>
-              </w:rPr>
-            </w:pPr>
-            <w:r>
-              <w:rPr>
-                <w:rtl w:val="0"/>
-              </w:rPr>
-            </w:r>
+            <w:tcW w:w="3150" w:type="dxa"/>
+            <w:tcBorders>
+              <w:top w:val="single" w:sz="4" w:space="0" w:color="000000"/>
+              <w:left w:val="single" w:sz="4" w:space="0" w:color="000000"/>
+              <w:bottom w:val="single" w:sz="4" w:space="0" w:color="000000"/>
+              <w:right w:val="single" w:sz="4" w:space="0" w:color="000000"/>
+            </w:tcBorders>
+            <w:tcMar>
+              <w:top w:w="60" w:type="dxa"/>
+              <w:left w:w="60" w:type="dxa"/>
+              <w:bottom w:w="60" w:type="dxa"/>
+              <w:right w:w="60" w:type="dxa"/>
+            </w:tcMar>
+          </w:tcPr>
+          <w:p>
+            <w:pPr>
+              <w:spacing w:after="160"/>
+              <w:rPr>
+                <w:sz w:val="17"/>
+                <w:szCs w:val="17"/>
+              </w:rPr>
+            </w:pPr>
+          </w:p>
+        </w:tc>
+        <w:tc>
+          <w:tcPr>
+            <w:tcW w:w="2970" w:type="dxa"/>
+            <w:tcBorders>
+              <w:top w:val="single" w:sz="4" w:space="0" w:color="000000"/>
+              <w:left w:val="single" w:sz="4" w:space="0" w:color="000000"/>
+              <w:bottom w:val="single" w:sz="4" w:space="0" w:color="000000"/>
+              <w:right w:val="single" w:sz="4" w:space="0" w:color="000000"/>
+            </w:tcBorders>
+            <w:tcMar>
+              <w:top w:w="60" w:type="dxa"/>
+              <w:left w:w="60" w:type="dxa"/>
+              <w:bottom w:w="60" w:type="dxa"/>
+              <w:right w:w="60" w:type="dxa"/>
+            </w:tcMar>
+          </w:tcPr>
+          <w:p>
+            <w:pPr>
+              <w:spacing w:after="160"/>
+              <w:rPr>
+                <w:sz w:val="17"/>
+                <w:szCs w:val="17"/>
+              </w:rPr>
+            </w:pPr>
           </w:p>
         </w:tc>
       </w:tr>
     </w:tbl>
     <w:p>
       <w:pPr>
-        <w:spacing w:after="160" w:lineRule="auto"/>
-        <w:rPr>
+        <w:spacing w:after="160"/>
+        <w:rPr>
+          <w:sz w:val="18"/>
+          <w:szCs w:val="18"/>
+        </w:rPr>
+      </w:pPr>
+    </w:p>
+    <w:p>
+      <w:pPr>
+        <w:rPr>
+          <w:b/>
+          <w:color w:val="3F6CAF"/>
           <w:sz w:val="18"/>
           <w:szCs w:val="18"/>
         </w:rPr>
       </w:pPr>
       <w:r>
         <w:rPr>
-          <w:rtl w:val="0"/>
-        </w:rPr>
+          <w:b/>
+          <w:color w:val="3F6CAF"/>
+          <w:sz w:val="18"/>
+          <w:szCs w:val="18"/>
+        </w:rPr>
+        <w:t>3.2 Resource and Allocation Suggestions</w:t>
       </w:r>
     </w:p>
     <w:p>
       <w:pPr>
-        <w:rPr>
-          <w:b w:val="1"/>
-          <w:color w:val="3f6caf"/>
-          <w:sz w:val="18"/>
-          <w:szCs w:val="18"/>
-        </w:rPr>
-      </w:pPr>
-      <w:r>
-        <w:rPr>
-          <w:b w:val="1"/>
-          <w:color w:val="3f6caf"/>
-          <w:sz w:val="18"/>
-          <w:szCs w:val="18"/>
-          <w:rtl w:val="0"/>
-        </w:rPr>
-        <w:t xml:space="preserve">3.2 Resource and Allocation Suggestions</w:t>
-      </w:r>
-    </w:p>
-    <w:p>
-      <w:pPr>
-        <w:spacing w:after="160" w:lineRule="auto"/>
+        <w:spacing w:after="160"/>
         <w:rPr>
           <w:sz w:val="17"/>
           <w:szCs w:val="17"/>
         </w:rPr>
       </w:pPr>
-      <w:r>
-        <w:rPr>
-          <w:rtl w:val="0"/>
-        </w:rPr>
-      </w:r>
-    </w:p>
-    <w:p>
-      <w:pPr>
-        <w:rPr>
-          <w:b w:val="1"/>
-          <w:color w:val="3f6caf"/>
+    </w:p>
+    <w:p>
+      <w:pPr>
+        <w:rPr>
+          <w:b/>
+          <w:color w:val="3F6CAF"/>
           <w:sz w:val="20"/>
           <w:szCs w:val="20"/>
         </w:rPr>
       </w:pPr>
-      <w:r>
-        <w:rPr>
-          <w:rtl w:val="0"/>
-        </w:rPr>
-      </w:r>
-    </w:p>
-    <w:p>
-      <w:pPr>
-        <w:spacing w:after="160" w:lineRule="auto"/>
+    </w:p>
+    <w:p>
+      <w:pPr>
+        <w:spacing w:after="160"/>
         <w:rPr>
           <w:sz w:val="17"/>
           <w:szCs w:val="17"/>
         </w:rPr>
       </w:pPr>
-      <w:r>
-        <w:rPr>
-          <w:rtl w:val="0"/>
-        </w:rPr>
-      </w:r>
-    </w:p>
-    <w:p>
-      <w:pPr>
-        <w:rPr/>
-      </w:pPr>
-      <w:r>
-        <w:rPr>
-          <w:rtl w:val="0"/>
-        </w:rPr>
-      </w:r>
-    </w:p>
+    </w:p>
+    <w:p/>
     <w:sectPr>
-      <w:pgSz w:h="15840" w:w="12240" w:orient="portrait"/>
-      <w:pgMar w:bottom="1440" w:top="1440" w:left="1440" w:right="1440" w:header="720" w:footer="720"/>
+      <w:pgSz w:w="12240" w:h="15840"/>
+      <w:pgMar w:top="1440" w:right="1440" w:bottom="1440" w:left="1440" w:header="720" w:footer="720" w:gutter="0"/>
       <w:pgNumType w:start="1"/>
+      <w:cols w:space="720"/>
     </w:sectPr>
   </w:body>
 </w:document>
 </file>
 
 <file path=word/numbering.xml><?xml version="1.0" encoding="utf-8"?>
-<w:numbering xmlns:mc="http://schemas.openxmlformats.org/markup-compatibility/2006" xmlns:o="urn:schemas-microsoft-com:office:office" xmlns:r="http://schemas.openxmlformats.org/officeDocument/2006/relationships" xmlns:m="http://schemas.openxmlformats.org/officeDocument/2006/math" xmlns:v="urn:schemas-microsoft-com:vml" xmlns:wp="http://schemas.openxmlformats.org/drawingml/2006/wordprocessingDrawing" xmlns:w10="urn:schemas-microsoft-com:office:word" xmlns:w="http://schemas.openxmlformats.org/wordprocessingml/2006/main" xmlns:wne="http://schemas.microsoft.com/office/word/2006/wordml" xmlns:sl="http://schemas.openxmlformats.org/schemaLibrary/2006/main" xmlns:a="http://schemas.openxmlformats.org/drawingml/2006/main" xmlns:pic="http://schemas.openxmlformats.org/drawingml/2006/picture" xmlns:c="http://schemas.openxmlformats.org/drawingml/2006/chart" xmlns:lc="http://schemas.openxmlformats.org/drawingml/2006/lockedCanvas" xmlns:dgm="http://schemas.openxmlformats.org/drawingml/2006/diagram" xmlns:wps="http://schemas.microsoft.com/office/word/2010/wordprocessingShape" xmlns:wpg="http://schemas.microsoft.com/office/word/2010/wordprocessingGroup" xmlns:w14="http://schemas.microsoft.com/office/word/2010/wordml" xmlns:w15="http://schemas.microsoft.com/office/word/2012/wordml" xmlns:w16="http://schemas.microsoft.com/office/word/2018/wordml" xmlns:w16cex="http://schemas.microsoft.com/office/word/2018/wordml/cex" xmlns:w16cid="http://schemas.microsoft.com/office/word/2016/wordml/cid" xmlns="http://schemas.microsoft.com/office/tasks/2019/documenttasks" xmlns:cr="http://schemas.microsoft.com/office/comments/2020/reactions">
-  <w:abstractNum w:abstractNumId="1">
+<w:numbering xmlns:wpc="http://schemas.microsoft.com/office/word/2010/wordprocessingCanvas" xmlns:cx="http://schemas.microsoft.com/office/drawing/2014/chartex" xmlns:cx1="http://schemas.microsoft.com/office/drawing/2015/9/8/chartex" xmlns:cx2="http://schemas.microsoft.com/office/drawing/2015/10/21/chartex" xmlns:cx3="http://schemas.microsoft.com/office/drawing/2016/5/9/chartex" xmlns:cx4="http://schemas.microsoft.com/office/drawing/2016/5/10/chartex" xmlns:cx5="http://schemas.microsoft.com/office/drawing/2016/5/11/chartex" xmlns:cx6="http://schemas.microsoft.com/office/drawing/2016/5/12/chartex" xmlns:cx7="http://schemas.microsoft.com/office/drawing/2016/5/13/chartex" xmlns:cx8="http://schemas.microsoft.com/office/drawing/2016/5/14/chartex" xmlns:mc="http://schemas.openxmlformats.org/markup-compatibility/2006" xmlns:aink="http://schemas.microsoft.com/office/drawing/2016/ink" xmlns:am3d="http://schemas.microsoft.com/office/drawing/2017/model3d" xmlns:o="urn:schemas-microsoft-com:office:office" xmlns:oel="http://schemas.microsoft.com/office/2019/extlst" xmlns:r="http://schemas.openxmlformats.org/officeDocument/2006/relationships" xmlns:m="http://schemas.openxmlformats.org/officeDocument/2006/math" xmlns:v="urn:schemas-microsoft-com:vml" xmlns:wp14="http://schemas.microsoft.com/office/word/2010/wordprocessingDrawing" xmlns:wp="http://schemas.openxmlformats.org/drawingml/2006/wordprocessingDrawing" xmlns:w10="urn:schemas-microsoft-com:office:word" xmlns:w="http://schemas.openxmlformats.org/wordprocessingml/2006/main" xmlns:w14="http://schemas.microsoft.com/office/word/2010/wordml" xmlns:w15="http://schemas.microsoft.com/office/word/2012/wordml" xmlns:w16cex="http://schemas.microsoft.com/office/word/2018/wordml/cex" xmlns:w16cid="http://schemas.microsoft.com/office/word/2016/wordml/cid" xmlns:w16="http://schemas.microsoft.com/office/word/2018/wordml" xmlns:w16du="http://schemas.microsoft.com/office/word/2023/wordml/word16du" xmlns:w16sdtdh="http://schemas.microsoft.com/office/word/2020/wordml/sdtdatahash" xmlns:w16se="http://schemas.microsoft.com/office/word/2015/wordml/symex" xmlns:wpg="http://schemas.microsoft.com/office/word/2010/wordprocessingGroup" xmlns:wpi="http://schemas.microsoft.com/office/word/2010/wordprocessingInk" xmlns:wne="http://schemas.microsoft.com/office/word/2006/wordml" xmlns:wps="http://schemas.microsoft.com/office/word/2010/wordprocessingShape" mc:Ignorable="w14 w15 w16se w16cid w16 w16cex w16sdtdh w16du wp14">
+  <w:abstractNum w:abstractNumId="0" w15:restartNumberingAfterBreak="0">
+    <w:nsid w:val="2EB04320"/>
+    <w:multiLevelType w:val="multilevel"/>
+    <w:tmpl w:val="DB04AE4C"/>
     <w:lvl w:ilvl="0">
       <w:start w:val="1"/>
       <w:numFmt w:val="decimal"/>
@@ -1945,7 +1766,10 @@
       </w:rPr>
     </w:lvl>
   </w:abstractNum>
-  <w:abstractNum w:abstractNumId="2">
+  <w:abstractNum w:abstractNumId="1" w15:restartNumberingAfterBreak="0">
+    <w:nsid w:val="76986E08"/>
+    <w:multiLevelType w:val="multilevel"/>
+    <w:tmpl w:val="0A163C9A"/>
     <w:lvl w:ilvl="0">
       <w:start w:val="1"/>
       <w:numFmt w:val="bullet"/>
@@ -2055,24 +1879,24 @@
       </w:rPr>
     </w:lvl>
   </w:abstractNum>
-  <w:num w:numId="1">
+  <w:num w:numId="1" w16cid:durableId="1662583570">
+    <w:abstractNumId w:val="0"/>
+  </w:num>
+  <w:num w:numId="2" w16cid:durableId="1585260675">
     <w:abstractNumId w:val="1"/>
-  </w:num>
-  <w:num w:numId="2">
-    <w:abstractNumId w:val="2"/>
   </w:num>
 </w:numbering>
 </file>
 
 <file path=word/styles.xml><?xml version="1.0" encoding="utf-8"?>
-<w:styles xmlns:mc="http://schemas.openxmlformats.org/markup-compatibility/2006" xmlns:o="urn:schemas-microsoft-com:office:office" xmlns:r="http://schemas.openxmlformats.org/officeDocument/2006/relationships" xmlns:m="http://schemas.openxmlformats.org/officeDocument/2006/math" xmlns:v="urn:schemas-microsoft-com:vml" xmlns:wp="http://schemas.openxmlformats.org/drawingml/2006/wordprocessingDrawing" xmlns:w10="urn:schemas-microsoft-com:office:word" xmlns:w="http://schemas.openxmlformats.org/wordprocessingml/2006/main" xmlns:wne="http://schemas.microsoft.com/office/word/2006/wordml" xmlns:sl="http://schemas.openxmlformats.org/schemaLibrary/2006/main" xmlns:a="http://schemas.openxmlformats.org/drawingml/2006/main" xmlns:pic="http://schemas.openxmlformats.org/drawingml/2006/picture" xmlns:c="http://schemas.openxmlformats.org/drawingml/2006/chart" xmlns:lc="http://schemas.openxmlformats.org/drawingml/2006/lockedCanvas" xmlns:dgm="http://schemas.openxmlformats.org/drawingml/2006/diagram" xmlns:wps="http://schemas.microsoft.com/office/word/2010/wordprocessingShape" xmlns:wpg="http://schemas.microsoft.com/office/word/2010/wordprocessingGroup" xmlns:w14="http://schemas.microsoft.com/office/word/2010/wordml" xmlns:w15="http://schemas.microsoft.com/office/word/2012/wordml" xmlns:w16="http://schemas.microsoft.com/office/word/2018/wordml" xmlns:w16cex="http://schemas.microsoft.com/office/word/2018/wordml/cex" xmlns:w16cid="http://schemas.microsoft.com/office/word/2016/wordml/cid" xmlns="http://schemas.microsoft.com/office/tasks/2019/documenttasks" xmlns:cr="http://schemas.microsoft.com/office/comments/2020/reactions">
+<w:styles xmlns:mc="http://schemas.openxmlformats.org/markup-compatibility/2006" xmlns:r="http://schemas.openxmlformats.org/officeDocument/2006/relationships" xmlns:w="http://schemas.openxmlformats.org/wordprocessingml/2006/main" xmlns:w14="http://schemas.microsoft.com/office/word/2010/wordml" xmlns:w15="http://schemas.microsoft.com/office/word/2012/wordml" xmlns:w16cex="http://schemas.microsoft.com/office/word/2018/wordml/cex" xmlns:w16cid="http://schemas.microsoft.com/office/word/2016/wordml/cid" xmlns:w16="http://schemas.microsoft.com/office/word/2018/wordml" xmlns:w16du="http://schemas.microsoft.com/office/word/2023/wordml/word16du" xmlns:w16sdtdh="http://schemas.microsoft.com/office/word/2020/wordml/sdtdatahash" xmlns:w16se="http://schemas.microsoft.com/office/word/2015/wordml/symex" mc:Ignorable="w14 w15 w16se w16cid w16 w16cex w16sdtdh w16du">
   <w:docDefaults>
     <w:rPrDefault>
       <w:rPr>
-        <w:rFonts w:ascii="Arial" w:cs="Arial" w:eastAsia="Arial" w:hAnsi="Arial"/>
+        <w:rFonts w:ascii="Arial" w:eastAsia="Arial" w:hAnsi="Arial" w:cs="Arial"/>
         <w:sz w:val="22"/>
         <w:szCs w:val="22"/>
-        <w:lang w:val="en"/>
+        <w:lang w:val="en" w:eastAsia="en-US" w:bidi="ar-SA"/>
       </w:rPr>
     </w:rPrDefault>
     <w:pPrDefault>
@@ -2081,21 +1905,399 @@
       </w:pPr>
     </w:pPrDefault>
   </w:docDefaults>
-  <w:style w:type="paragraph" w:styleId="Normal" w:default="1">
-    <w:name w:val="normal"/>
-  </w:style>
-  <w:style w:type="table" w:styleId="TableNormal" w:default="1">
-    <w:name w:val="Table Normal"/>
+  <w:latentStyles w:defLockedState="0" w:defUIPriority="99" w:defSemiHidden="0" w:defUnhideWhenUsed="0" w:defQFormat="0" w:count="376">
+    <w:lsdException w:name="Normal" w:uiPriority="0" w:qFormat="1"/>
+    <w:lsdException w:name="heading 1" w:uiPriority="9" w:qFormat="1"/>
+    <w:lsdException w:name="heading 2" w:semiHidden="1" w:uiPriority="9" w:unhideWhenUsed="1" w:qFormat="1"/>
+    <w:lsdException w:name="heading 3" w:semiHidden="1" w:uiPriority="9" w:unhideWhenUsed="1" w:qFormat="1"/>
+    <w:lsdException w:name="heading 4" w:semiHidden="1" w:uiPriority="9" w:unhideWhenUsed="1" w:qFormat="1"/>
+    <w:lsdException w:name="heading 5" w:semiHidden="1" w:uiPriority="9" w:unhideWhenUsed="1" w:qFormat="1"/>
+    <w:lsdException w:name="heading 6" w:semiHidden="1" w:uiPriority="9" w:unhideWhenUsed="1" w:qFormat="1"/>
+    <w:lsdException w:name="heading 7" w:semiHidden="1" w:uiPriority="9" w:unhideWhenUsed="1" w:qFormat="1"/>
+    <w:lsdException w:name="heading 8" w:semiHidden="1" w:uiPriority="9" w:unhideWhenUsed="1" w:qFormat="1"/>
+    <w:lsdException w:name="heading 9" w:semiHidden="1" w:uiPriority="9" w:unhideWhenUsed="1" w:qFormat="1"/>
+    <w:lsdException w:name="index 1" w:semiHidden="1" w:unhideWhenUsed="1"/>
+    <w:lsdException w:name="index 2" w:semiHidden="1" w:unhideWhenUsed="1"/>
+    <w:lsdException w:name="index 3" w:semiHidden="1" w:unhideWhenUsed="1"/>
+    <w:lsdException w:name="index 4" w:semiHidden="1" w:unhideWhenUsed="1"/>
+    <w:lsdException w:name="index 5" w:semiHidden="1" w:unhideWhenUsed="1"/>
+    <w:lsdException w:name="index 6" w:semiHidden="1" w:unhideWhenUsed="1"/>
+    <w:lsdException w:name="index 7" w:semiHidden="1" w:unhideWhenUsed="1"/>
+    <w:lsdException w:name="index 8" w:semiHidden="1" w:unhideWhenUsed="1"/>
+    <w:lsdException w:name="index 9" w:semiHidden="1" w:unhideWhenUsed="1"/>
+    <w:lsdException w:name="toc 1" w:semiHidden="1" w:uiPriority="39" w:unhideWhenUsed="1"/>
+    <w:lsdException w:name="toc 2" w:semiHidden="1" w:uiPriority="39" w:unhideWhenUsed="1"/>
+    <w:lsdException w:name="toc 3" w:semiHidden="1" w:uiPriority="39" w:unhideWhenUsed="1"/>
+    <w:lsdException w:name="toc 4" w:semiHidden="1" w:uiPriority="39" w:unhideWhenUsed="1"/>
+    <w:lsdException w:name="toc 5" w:semiHidden="1" w:uiPriority="39" w:unhideWhenUsed="1"/>
+    <w:lsdException w:name="toc 6" w:semiHidden="1" w:uiPriority="39" w:unhideWhenUsed="1"/>
+    <w:lsdException w:name="toc 7" w:semiHidden="1" w:uiPriority="39" w:unhideWhenUsed="1"/>
+    <w:lsdException w:name="toc 8" w:semiHidden="1" w:uiPriority="39" w:unhideWhenUsed="1"/>
+    <w:lsdException w:name="toc 9" w:semiHidden="1" w:uiPriority="39" w:unhideWhenUsed="1"/>
+    <w:lsdException w:name="Normal Indent" w:semiHidden="1" w:unhideWhenUsed="1"/>
+    <w:lsdException w:name="footnote text" w:semiHidden="1" w:unhideWhenUsed="1"/>
+    <w:lsdException w:name="annotation text" w:semiHidden="1" w:unhideWhenUsed="1"/>
+    <w:lsdException w:name="header" w:semiHidden="1" w:unhideWhenUsed="1"/>
+    <w:lsdException w:name="footer" w:semiHidden="1" w:unhideWhenUsed="1"/>
+    <w:lsdException w:name="index heading" w:semiHidden="1" w:unhideWhenUsed="1"/>
+    <w:lsdException w:name="caption" w:semiHidden="1" w:uiPriority="35" w:unhideWhenUsed="1" w:qFormat="1"/>
+    <w:lsdException w:name="table of figures" w:semiHidden="1" w:unhideWhenUsed="1"/>
+    <w:lsdException w:name="envelope address" w:semiHidden="1" w:unhideWhenUsed="1"/>
+    <w:lsdException w:name="envelope return" w:semiHidden="1" w:unhideWhenUsed="1"/>
+    <w:lsdException w:name="footnote reference" w:semiHidden="1" w:unhideWhenUsed="1"/>
+    <w:lsdException w:name="annotation reference" w:semiHidden="1" w:unhideWhenUsed="1"/>
+    <w:lsdException w:name="line number" w:semiHidden="1" w:unhideWhenUsed="1"/>
+    <w:lsdException w:name="page number" w:semiHidden="1" w:unhideWhenUsed="1"/>
+    <w:lsdException w:name="endnote reference" w:semiHidden="1" w:unhideWhenUsed="1"/>
+    <w:lsdException w:name="endnote text" w:semiHidden="1" w:unhideWhenUsed="1"/>
+    <w:lsdException w:name="table of authorities" w:semiHidden="1" w:unhideWhenUsed="1"/>
+    <w:lsdException w:name="macro" w:semiHidden="1" w:unhideWhenUsed="1"/>
+    <w:lsdException w:name="toa heading" w:semiHidden="1" w:unhideWhenUsed="1"/>
+    <w:lsdException w:name="List" w:semiHidden="1" w:unhideWhenUsed="1"/>
+    <w:lsdException w:name="List Bullet" w:semiHidden="1" w:unhideWhenUsed="1"/>
+    <w:lsdException w:name="List Number" w:semiHidden="1" w:unhideWhenUsed="1"/>
+    <w:lsdException w:name="List 2" w:semiHidden="1" w:unhideWhenUsed="1"/>
+    <w:lsdException w:name="List 3" w:semiHidden="1" w:unhideWhenUsed="1"/>
+    <w:lsdException w:name="List 4" w:semiHidden="1" w:unhideWhenUsed="1"/>
+    <w:lsdException w:name="List 5" w:semiHidden="1" w:unhideWhenUsed="1"/>
+    <w:lsdException w:name="List Bullet 2" w:semiHidden="1" w:unhideWhenUsed="1"/>
+    <w:lsdException w:name="List Bullet 3" w:semiHidden="1" w:unhideWhenUsed="1"/>
+    <w:lsdException w:name="List Bullet 4" w:semiHidden="1" w:unhideWhenUsed="1"/>
+    <w:lsdException w:name="List Bullet 5" w:semiHidden="1" w:unhideWhenUsed="1"/>
+    <w:lsdException w:name="List Number 2" w:semiHidden="1" w:unhideWhenUsed="1"/>
+    <w:lsdException w:name="List Number 3" w:semiHidden="1" w:unhideWhenUsed="1"/>
+    <w:lsdException w:name="List Number 4" w:semiHidden="1" w:unhideWhenUsed="1"/>
+    <w:lsdException w:name="List Number 5" w:semiHidden="1" w:unhideWhenUsed="1"/>
+    <w:lsdException w:name="Title" w:uiPriority="10" w:qFormat="1"/>
+    <w:lsdException w:name="Closing" w:semiHidden="1" w:unhideWhenUsed="1"/>
+    <w:lsdException w:name="Signature" w:semiHidden="1" w:unhideWhenUsed="1"/>
+    <w:lsdException w:name="Default Paragraph Font" w:semiHidden="1" w:uiPriority="1" w:unhideWhenUsed="1"/>
+    <w:lsdException w:name="Body Text" w:semiHidden="1" w:unhideWhenUsed="1"/>
+    <w:lsdException w:name="Body Text Indent" w:semiHidden="1" w:unhideWhenUsed="1"/>
+    <w:lsdException w:name="List Continue" w:semiHidden="1" w:unhideWhenUsed="1"/>
+    <w:lsdException w:name="List Continue 2" w:semiHidden="1" w:unhideWhenUsed="1"/>
+    <w:lsdException w:name="List Continue 3" w:semiHidden="1" w:unhideWhenUsed="1"/>
+    <w:lsdException w:name="List Continue 4" w:semiHidden="1" w:unhideWhenUsed="1"/>
+    <w:lsdException w:name="List Continue 5" w:semiHidden="1" w:unhideWhenUsed="1"/>
+    <w:lsdException w:name="Message Header" w:semiHidden="1" w:unhideWhenUsed="1"/>
+    <w:lsdException w:name="Subtitle" w:uiPriority="11" w:qFormat="1"/>
+    <w:lsdException w:name="Salutation" w:semiHidden="1" w:unhideWhenUsed="1"/>
+    <w:lsdException w:name="Date" w:semiHidden="1" w:unhideWhenUsed="1"/>
+    <w:lsdException w:name="Body Text First Indent" w:semiHidden="1" w:unhideWhenUsed="1"/>
+    <w:lsdException w:name="Body Text First Indent 2" w:semiHidden="1" w:unhideWhenUsed="1"/>
+    <w:lsdException w:name="Note Heading" w:semiHidden="1" w:unhideWhenUsed="1"/>
+    <w:lsdException w:name="Body Text 2" w:semiHidden="1" w:unhideWhenUsed="1"/>
+    <w:lsdException w:name="Body Text 3" w:semiHidden="1" w:unhideWhenUsed="1"/>
+    <w:lsdException w:name="Body Text Indent 2" w:semiHidden="1" w:unhideWhenUsed="1"/>
+    <w:lsdException w:name="Body Text Indent 3" w:semiHidden="1" w:unhideWhenUsed="1"/>
+    <w:lsdException w:name="Block Text" w:semiHidden="1" w:unhideWhenUsed="1"/>
+    <w:lsdException w:name="Hyperlink" w:semiHidden="1" w:unhideWhenUsed="1"/>
+    <w:lsdException w:name="FollowedHyperlink" w:semiHidden="1" w:unhideWhenUsed="1"/>
+    <w:lsdException w:name="Strong" w:uiPriority="22" w:qFormat="1"/>
+    <w:lsdException w:name="Emphasis" w:uiPriority="20" w:qFormat="1"/>
+    <w:lsdException w:name="Document Map" w:semiHidden="1" w:unhideWhenUsed="1"/>
+    <w:lsdException w:name="Plain Text" w:semiHidden="1" w:unhideWhenUsed="1"/>
+    <w:lsdException w:name="E-mail Signature" w:semiHidden="1" w:unhideWhenUsed="1"/>
+    <w:lsdException w:name="HTML Top of Form" w:semiHidden="1" w:unhideWhenUsed="1"/>
+    <w:lsdException w:name="HTML Bottom of Form" w:semiHidden="1" w:unhideWhenUsed="1"/>
+    <w:lsdException w:name="Normal (Web)" w:semiHidden="1" w:unhideWhenUsed="1"/>
+    <w:lsdException w:name="HTML Acronym" w:semiHidden="1" w:unhideWhenUsed="1"/>
+    <w:lsdException w:name="HTML Address" w:semiHidden="1" w:unhideWhenUsed="1"/>
+    <w:lsdException w:name="HTML Cite" w:semiHidden="1" w:unhideWhenUsed="1"/>
+    <w:lsdException w:name="HTML Code" w:semiHidden="1" w:unhideWhenUsed="1"/>
+    <w:lsdException w:name="HTML Definition" w:semiHidden="1" w:unhideWhenUsed="1"/>
+    <w:lsdException w:name="HTML Keyboard" w:semiHidden="1" w:unhideWhenUsed="1"/>
+    <w:lsdException w:name="HTML Preformatted" w:semiHidden="1" w:unhideWhenUsed="1"/>
+    <w:lsdException w:name="HTML Sample" w:semiHidden="1" w:unhideWhenUsed="1"/>
+    <w:lsdException w:name="HTML Typewriter" w:semiHidden="1" w:unhideWhenUsed="1"/>
+    <w:lsdException w:name="HTML Variable" w:semiHidden="1" w:unhideWhenUsed="1"/>
+    <w:lsdException w:name="Normal Table" w:semiHidden="1" w:unhideWhenUsed="1"/>
+    <w:lsdException w:name="annotation subject" w:semiHidden="1" w:unhideWhenUsed="1"/>
+    <w:lsdException w:name="No List" w:semiHidden="1" w:unhideWhenUsed="1"/>
+    <w:lsdException w:name="Outline List 1" w:semiHidden="1" w:unhideWhenUsed="1"/>
+    <w:lsdException w:name="Outline List 2" w:semiHidden="1" w:unhideWhenUsed="1"/>
+    <w:lsdException w:name="Outline List 3" w:semiHidden="1" w:unhideWhenUsed="1"/>
+    <w:lsdException w:name="Table Simple 1" w:semiHidden="1" w:unhideWhenUsed="1"/>
+    <w:lsdException w:name="Table Simple 2" w:semiHidden="1" w:unhideWhenUsed="1"/>
+    <w:lsdException w:name="Table Simple 3" w:semiHidden="1" w:unhideWhenUsed="1"/>
+    <w:lsdException w:name="Table Classic 1" w:semiHidden="1" w:unhideWhenUsed="1"/>
+    <w:lsdException w:name="Table Classic 2" w:semiHidden="1" w:unhideWhenUsed="1"/>
+    <w:lsdException w:name="Table Classic 3" w:semiHidden="1" w:unhideWhenUsed="1"/>
+    <w:lsdException w:name="Table Classic 4" w:semiHidden="1" w:unhideWhenUsed="1"/>
+    <w:lsdException w:name="Table Colorful 1" w:semiHidden="1" w:unhideWhenUsed="1"/>
+    <w:lsdException w:name="Table Colorful 2" w:semiHidden="1" w:unhideWhenUsed="1"/>
+    <w:lsdException w:name="Table Colorful 3" w:semiHidden="1" w:unhideWhenUsed="1"/>
+    <w:lsdException w:name="Table Columns 1" w:semiHidden="1" w:unhideWhenUsed="1"/>
+    <w:lsdException w:name="Table Columns 2" w:semiHidden="1" w:unhideWhenUsed="1"/>
+    <w:lsdException w:name="Table Columns 3" w:semiHidden="1" w:unhideWhenUsed="1"/>
+    <w:lsdException w:name="Table Columns 4" w:semiHidden="1" w:unhideWhenUsed="1"/>
+    <w:lsdException w:name="Table Columns 5" w:semiHidden="1" w:unhideWhenUsed="1"/>
+    <w:lsdException w:name="Table Grid 1" w:semiHidden="1" w:unhideWhenUsed="1"/>
+    <w:lsdException w:name="Table Grid 2" w:semiHidden="1" w:unhideWhenUsed="1"/>
+    <w:lsdException w:name="Table Grid 3" w:semiHidden="1" w:unhideWhenUsed="1"/>
+    <w:lsdException w:name="Table Grid 4" w:semiHidden="1" w:unhideWhenUsed="1"/>
+    <w:lsdException w:name="Table Grid 5" w:semiHidden="1" w:unhideWhenUsed="1"/>
+    <w:lsdException w:name="Table Grid 6" w:semiHidden="1" w:unhideWhenUsed="1"/>
+    <w:lsdException w:name="Table Grid 7" w:semiHidden="1" w:unhideWhenUsed="1"/>
+    <w:lsdException w:name="Table Grid 8" w:semiHidden="1" w:unhideWhenUsed="1"/>
+    <w:lsdException w:name="Table List 1" w:semiHidden="1" w:unhideWhenUsed="1"/>
+    <w:lsdException w:name="Table List 2" w:semiHidden="1" w:unhideWhenUsed="1"/>
+    <w:lsdException w:name="Table List 3" w:semiHidden="1" w:unhideWhenUsed="1"/>
+    <w:lsdException w:name="Table List 4" w:semiHidden="1" w:unhideWhenUsed="1"/>
+    <w:lsdException w:name="Table List 5" w:semiHidden="1" w:unhideWhenUsed="1"/>
+    <w:lsdException w:name="Table List 6" w:semiHidden="1" w:unhideWhenUsed="1"/>
+    <w:lsdException w:name="Table List 7" w:semiHidden="1" w:unhideWhenUsed="1"/>
+    <w:lsdException w:name="Table List 8" w:semiHidden="1" w:unhideWhenUsed="1"/>
+    <w:lsdException w:name="Table 3D effects 1" w:semiHidden="1" w:unhideWhenUsed="1"/>
+    <w:lsdException w:name="Table 3D effects 2" w:semiHidden="1" w:unhideWhenUsed="1"/>
+    <w:lsdException w:name="Table 3D effects 3" w:semiHidden="1" w:unhideWhenUsed="1"/>
+    <w:lsdException w:name="Table Contemporary" w:semiHidden="1" w:unhideWhenUsed="1"/>
+    <w:lsdException w:name="Table Elegant" w:semiHidden="1" w:unhideWhenUsed="1"/>
+    <w:lsdException w:name="Table Professional" w:semiHidden="1" w:unhideWhenUsed="1"/>
+    <w:lsdException w:name="Table Subtle 1" w:semiHidden="1" w:unhideWhenUsed="1"/>
+    <w:lsdException w:name="Table Subtle 2" w:semiHidden="1" w:unhideWhenUsed="1"/>
+    <w:lsdException w:name="Table Web 1" w:semiHidden="1" w:unhideWhenUsed="1"/>
+    <w:lsdException w:name="Table Web 2" w:semiHidden="1" w:unhideWhenUsed="1"/>
+    <w:lsdException w:name="Table Web 3" w:semiHidden="1" w:unhideWhenUsed="1"/>
+    <w:lsdException w:name="Balloon Text" w:semiHidden="1" w:unhideWhenUsed="1"/>
+    <w:lsdException w:name="Table Grid" w:uiPriority="39"/>
+    <w:lsdException w:name="Table Theme" w:semiHidden="1" w:unhideWhenUsed="1"/>
+    <w:lsdException w:name="Placeholder Text" w:semiHidden="1"/>
+    <w:lsdException w:name="No Spacing" w:uiPriority="1" w:qFormat="1"/>
+    <w:lsdException w:name="Light Shading" w:uiPriority="60"/>
+    <w:lsdException w:name="Light List" w:uiPriority="61"/>
+    <w:lsdException w:name="Light Grid" w:uiPriority="62"/>
+    <w:lsdException w:name="Medium Shading 1" w:uiPriority="63"/>
+    <w:lsdException w:name="Medium Shading 2" w:uiPriority="64"/>
+    <w:lsdException w:name="Medium List 1" w:uiPriority="65"/>
+    <w:lsdException w:name="Medium List 2" w:uiPriority="66"/>
+    <w:lsdException w:name="Medium Grid 1" w:uiPriority="67"/>
+    <w:lsdException w:name="Medium Grid 2" w:uiPriority="68"/>
+    <w:lsdException w:name="Medium Grid 3" w:uiPriority="69"/>
+    <w:lsdException w:name="Dark List" w:uiPriority="70"/>
+    <w:lsdException w:name="Colorful Shading" w:uiPriority="71"/>
+    <w:lsdException w:name="Colorful List" w:uiPriority="72"/>
+    <w:lsdException w:name="Colorful Grid" w:uiPriority="73"/>
+    <w:lsdException w:name="Light Shading Accent 1" w:uiPriority="60"/>
+    <w:lsdException w:name="Light List Accent 1" w:uiPriority="61"/>
+    <w:lsdException w:name="Light Grid Accent 1" w:uiPriority="62"/>
+    <w:lsdException w:name="Medium Shading 1 Accent 1" w:uiPriority="63"/>
+    <w:lsdException w:name="Medium Shading 2 Accent 1" w:uiPriority="64"/>
+    <w:lsdException w:name="Medium List 1 Accent 1" w:uiPriority="65"/>
+    <w:lsdException w:name="Revision" w:semiHidden="1"/>
+    <w:lsdException w:name="List Paragraph" w:uiPriority="34" w:qFormat="1"/>
+    <w:lsdException w:name="Quote" w:uiPriority="29" w:qFormat="1"/>
+    <w:lsdException w:name="Intense Quote" w:uiPriority="30" w:qFormat="1"/>
+    <w:lsdException w:name="Medium List 2 Accent 1" w:uiPriority="66"/>
+    <w:lsdException w:name="Medium Grid 1 Accent 1" w:uiPriority="67"/>
+    <w:lsdException w:name="Medium Grid 2 Accent 1" w:uiPriority="68"/>
+    <w:lsdException w:name="Medium Grid 3 Accent 1" w:uiPriority="69"/>
+    <w:lsdException w:name="Dark List Accent 1" w:uiPriority="70"/>
+    <w:lsdException w:name="Colorful Shading Accent 1" w:uiPriority="71"/>
+    <w:lsdException w:name="Colorful List Accent 1" w:uiPriority="72"/>
+    <w:lsdException w:name="Colorful Grid Accent 1" w:uiPriority="73"/>
+    <w:lsdException w:name="Light Shading Accent 2" w:uiPriority="60"/>
+    <w:lsdException w:name="Light List Accent 2" w:uiPriority="61"/>
+    <w:lsdException w:name="Light Grid Accent 2" w:uiPriority="62"/>
+    <w:lsdException w:name="Medium Shading 1 Accent 2" w:uiPriority="63"/>
+    <w:lsdException w:name="Medium Shading 2 Accent 2" w:uiPriority="64"/>
+    <w:lsdException w:name="Medium List 1 Accent 2" w:uiPriority="65"/>
+    <w:lsdException w:name="Medium List 2 Accent 2" w:uiPriority="66"/>
+    <w:lsdException w:name="Medium Grid 1 Accent 2" w:uiPriority="67"/>
+    <w:lsdException w:name="Medium Grid 2 Accent 2" w:uiPriority="68"/>
+    <w:lsdException w:name="Medium Grid 3 Accent 2" w:uiPriority="69"/>
+    <w:lsdException w:name="Dark List Accent 2" w:uiPriority="70"/>
+    <w:lsdException w:name="Colorful Shading Accent 2" w:uiPriority="71"/>
+    <w:lsdException w:name="Colorful List Accent 2" w:uiPriority="72"/>
+    <w:lsdException w:name="Colorful Grid Accent 2" w:uiPriority="73"/>
+    <w:lsdException w:name="Light Shading Accent 3" w:uiPriority="60"/>
+    <w:lsdException w:name="Light List Accent 3" w:uiPriority="61"/>
+    <w:lsdException w:name="Light Grid Accent 3" w:uiPriority="62"/>
+    <w:lsdException w:name="Medium Shading 1 Accent 3" w:uiPriority="63"/>
+    <w:lsdException w:name="Medium Shading 2 Accent 3" w:uiPriority="64"/>
+    <w:lsdException w:name="Medium List 1 Accent 3" w:uiPriority="65"/>
+    <w:lsdException w:name="Medium List 2 Accent 3" w:uiPriority="66"/>
+    <w:lsdException w:name="Medium Grid 1 Accent 3" w:uiPriority="67"/>
+    <w:lsdException w:name="Medium Grid 2 Accent 3" w:uiPriority="68"/>
+    <w:lsdException w:name="Medium Grid 3 Accent 3" w:uiPriority="69"/>
+    <w:lsdException w:name="Dark List Accent 3" w:uiPriority="70"/>
+    <w:lsdException w:name="Colorful Shading Accent 3" w:uiPriority="71"/>
+    <w:lsdException w:name="Colorful List Accent 3" w:uiPriority="72"/>
+    <w:lsdException w:name="Colorful Grid Accent 3" w:uiPriority="73"/>
+    <w:lsdException w:name="Light Shading Accent 4" w:uiPriority="60"/>
+    <w:lsdException w:name="Light List Accent 4" w:uiPriority="61"/>
+    <w:lsdException w:name="Light Grid Accent 4" w:uiPriority="62"/>
+    <w:lsdException w:name="Medium Shading 1 Accent 4" w:uiPriority="63"/>
+    <w:lsdException w:name="Medium Shading 2 Accent 4" w:uiPriority="64"/>
+    <w:lsdException w:name="Medium List 1 Accent 4" w:uiPriority="65"/>
+    <w:lsdException w:name="Medium List 2 Accent 4" w:uiPriority="66"/>
+    <w:lsdException w:name="Medium Grid 1 Accent 4" w:uiPriority="67"/>
+    <w:lsdException w:name="Medium Grid 2 Accent 4" w:uiPriority="68"/>
+    <w:lsdException w:name="Medium Grid 3 Accent 4" w:uiPriority="69"/>
+    <w:lsdException w:name="Dark List Accent 4" w:uiPriority="70"/>
+    <w:lsdException w:name="Colorful Shading Accent 4" w:uiPriority="71"/>
+    <w:lsdException w:name="Colorful List Accent 4" w:uiPriority="72"/>
+    <w:lsdException w:name="Colorful Grid Accent 4" w:uiPriority="73"/>
+    <w:lsdException w:name="Light Shading Accent 5" w:uiPriority="60"/>
+    <w:lsdException w:name="Light List Accent 5" w:uiPriority="61"/>
+    <w:lsdException w:name="Light Grid Accent 5" w:uiPriority="62"/>
+    <w:lsdException w:name="Medium Shading 1 Accent 5" w:uiPriority="63"/>
+    <w:lsdException w:name="Medium Shading 2 Accent 5" w:uiPriority="64"/>
+    <w:lsdException w:name="Medium List 1 Accent 5" w:uiPriority="65"/>
+    <w:lsdException w:name="Medium List 2 Accent 5" w:uiPriority="66"/>
+    <w:lsdException w:name="Medium Grid 1 Accent 5" w:uiPriority="67"/>
+    <w:lsdException w:name="Medium Grid 2 Accent 5" w:uiPriority="68"/>
+    <w:lsdException w:name="Medium Grid 3 Accent 5" w:uiPriority="69"/>
+    <w:lsdException w:name="Dark List Accent 5" w:uiPriority="70"/>
+    <w:lsdException w:name="Colorful Shading Accent 5" w:uiPriority="71"/>
+    <w:lsdException w:name="Colorful List Accent 5" w:uiPriority="72"/>
+    <w:lsdException w:name="Colorful Grid Accent 5" w:uiPriority="73"/>
+    <w:lsdException w:name="Light Shading Accent 6" w:uiPriority="60"/>
+    <w:lsdException w:name="Light List Accent 6" w:uiPriority="61"/>
+    <w:lsdException w:name="Light Grid Accent 6" w:uiPriority="62"/>
+    <w:lsdException w:name="Medium Shading 1 Accent 6" w:uiPriority="63"/>
+    <w:lsdException w:name="Medium Shading 2 Accent 6" w:uiPriority="64"/>
+    <w:lsdException w:name="Medium List 1 Accent 6" w:uiPriority="65"/>
+    <w:lsdException w:name="Medium List 2 Accent 6" w:uiPriority="66"/>
+    <w:lsdException w:name="Medium Grid 1 Accent 6" w:uiPriority="67"/>
+    <w:lsdException w:name="Medium Grid 2 Accent 6" w:uiPriority="68"/>
+    <w:lsdException w:name="Medium Grid 3 Accent 6" w:uiPriority="69"/>
+    <w:lsdException w:name="Dark List Accent 6" w:uiPriority="70"/>
+    <w:lsdException w:name="Colorful Shading Accent 6" w:uiPriority="71"/>
+    <w:lsdException w:name="Colorful List Accent 6" w:uiPriority="72"/>
+    <w:lsdException w:name="Colorful Grid Accent 6" w:uiPriority="73"/>
+    <w:lsdException w:name="Subtle Emphasis" w:uiPriority="19" w:qFormat="1"/>
+    <w:lsdException w:name="Intense Emphasis" w:uiPriority="21" w:qFormat="1"/>
+    <w:lsdException w:name="Subtle Reference" w:uiPriority="31" w:qFormat="1"/>
+    <w:lsdException w:name="Intense Reference" w:uiPriority="32" w:qFormat="1"/>
+    <w:lsdException w:name="Book Title" w:uiPriority="33" w:qFormat="1"/>
+    <w:lsdException w:name="Bibliography" w:semiHidden="1" w:uiPriority="37" w:unhideWhenUsed="1"/>
+    <w:lsdException w:name="TOC Heading" w:semiHidden="1" w:uiPriority="39" w:unhideWhenUsed="1" w:qFormat="1"/>
+    <w:lsdException w:name="Plain Table 1" w:uiPriority="41"/>
+    <w:lsdException w:name="Plain Table 2" w:uiPriority="42"/>
+    <w:lsdException w:name="Plain Table 3" w:uiPriority="43"/>
+    <w:lsdException w:name="Plain Table 4" w:uiPriority="44"/>
+    <w:lsdException w:name="Plain Table 5" w:uiPriority="45"/>
+    <w:lsdException w:name="Grid Table Light" w:uiPriority="40"/>
+    <w:lsdException w:name="Grid Table 1 Light" w:uiPriority="46"/>
+    <w:lsdException w:name="Grid Table 2" w:uiPriority="47"/>
+    <w:lsdException w:name="Grid Table 3" w:uiPriority="48"/>
+    <w:lsdException w:name="Grid Table 4" w:uiPriority="49"/>
+    <w:lsdException w:name="Grid Table 5 Dark" w:uiPriority="50"/>
+    <w:lsdException w:name="Grid Table 6 Colorful" w:uiPriority="51"/>
+    <w:lsdException w:name="Grid Table 7 Colorful" w:uiPriority="52"/>
+    <w:lsdException w:name="Grid Table 1 Light Accent 1" w:uiPriority="46"/>
+    <w:lsdException w:name="Grid Table 2 Accent 1" w:uiPriority="47"/>
+    <w:lsdException w:name="Grid Table 3 Accent 1" w:uiPriority="48"/>
+    <w:lsdException w:name="Grid Table 4 Accent 1" w:uiPriority="49"/>
+    <w:lsdException w:name="Grid Table 5 Dark Accent 1" w:uiPriority="50"/>
+    <w:lsdException w:name="Grid Table 6 Colorful Accent 1" w:uiPriority="51"/>
+    <w:lsdException w:name="Grid Table 7 Colorful Accent 1" w:uiPriority="52"/>
+    <w:lsdException w:name="Grid Table 1 Light Accent 2" w:uiPriority="46"/>
+    <w:lsdException w:name="Grid Table 2 Accent 2" w:uiPriority="47"/>
+    <w:lsdException w:name="Grid Table 3 Accent 2" w:uiPriority="48"/>
+    <w:lsdException w:name="Grid Table 4 Accent 2" w:uiPriority="49"/>
+    <w:lsdException w:name="Grid Table 5 Dark Accent 2" w:uiPriority="50"/>
+    <w:lsdException w:name="Grid Table 6 Colorful Accent 2" w:uiPriority="51"/>
+    <w:lsdException w:name="Grid Table 7 Colorful Accent 2" w:uiPriority="52"/>
+    <w:lsdException w:name="Grid Table 1 Light Accent 3" w:uiPriority="46"/>
+    <w:lsdException w:name="Grid Table 2 Accent 3" w:uiPriority="47"/>
+    <w:lsdException w:name="Grid Table 3 Accent 3" w:uiPriority="48"/>
+    <w:lsdException w:name="Grid Table 4 Accent 3" w:uiPriority="49"/>
+    <w:lsdException w:name="Grid Table 5 Dark Accent 3" w:uiPriority="50"/>
+    <w:lsdException w:name="Grid Table 6 Colorful Accent 3" w:uiPriority="51"/>
+    <w:lsdException w:name="Grid Table 7 Colorful Accent 3" w:uiPriority="52"/>
+    <w:lsdException w:name="Grid Table 1 Light Accent 4" w:uiPriority="46"/>
+    <w:lsdException w:name="Grid Table 2 Accent 4" w:uiPriority="47"/>
+    <w:lsdException w:name="Grid Table 3 Accent 4" w:uiPriority="48"/>
+    <w:lsdException w:name="Grid Table 4 Accent 4" w:uiPriority="49"/>
+    <w:lsdException w:name="Grid Table 5 Dark Accent 4" w:uiPriority="50"/>
+    <w:lsdException w:name="Grid Table 6 Colorful Accent 4" w:uiPriority="51"/>
+    <w:lsdException w:name="Grid Table 7 Colorful Accent 4" w:uiPriority="52"/>
+    <w:lsdException w:name="Grid Table 1 Light Accent 5" w:uiPriority="46"/>
+    <w:lsdException w:name="Grid Table 2 Accent 5" w:uiPriority="47"/>
+    <w:lsdException w:name="Grid Table 3 Accent 5" w:uiPriority="48"/>
+    <w:lsdException w:name="Grid Table 4 Accent 5" w:uiPriority="49"/>
+    <w:lsdException w:name="Grid Table 5 Dark Accent 5" w:uiPriority="50"/>
+    <w:lsdException w:name="Grid Table 6 Colorful Accent 5" w:uiPriority="51"/>
+    <w:lsdException w:name="Grid Table 7 Colorful Accent 5" w:uiPriority="52"/>
+    <w:lsdException w:name="Grid Table 1 Light Accent 6" w:uiPriority="46"/>
+    <w:lsdException w:name="Grid Table 2 Accent 6" w:uiPriority="47"/>
+    <w:lsdException w:name="Grid Table 3 Accent 6" w:uiPriority="48"/>
+    <w:lsdException w:name="Grid Table 4 Accent 6" w:uiPriority="49"/>
+    <w:lsdException w:name="Grid Table 5 Dark Accent 6" w:uiPriority="50"/>
+    <w:lsdException w:name="Grid Table 6 Colorful Accent 6" w:uiPriority="51"/>
+    <w:lsdException w:name="Grid Table 7 Colorful Accent 6" w:uiPriority="52"/>
+    <w:lsdException w:name="List Table 1 Light" w:uiPriority="46"/>
+    <w:lsdException w:name="List Table 2" w:uiPriority="47"/>
+    <w:lsdException w:name="List Table 3" w:uiPriority="48"/>
+    <w:lsdException w:name="List Table 4" w:uiPriority="49"/>
+    <w:lsdException w:name="List Table 5 Dark" w:uiPriority="50"/>
+    <w:lsdException w:name="List Table 6 Colorful" w:uiPriority="51"/>
+    <w:lsdException w:name="List Table 7 Colorful" w:uiPriority="52"/>
+    <w:lsdException w:name="List Table 1 Light Accent 1" w:uiPriority="46"/>
+    <w:lsdException w:name="List Table 2 Accent 1" w:uiPriority="47"/>
+    <w:lsdException w:name="List Table 3 Accent 1" w:uiPriority="48"/>
+    <w:lsdException w:name="List Table 4 Accent 1" w:uiPriority="49"/>
+    <w:lsdException w:name="List Table 5 Dark Accent 1" w:uiPriority="50"/>
+    <w:lsdException w:name="List Table 6 Colorful Accent 1" w:uiPriority="51"/>
+    <w:lsdException w:name="List Table 7 Colorful Accent 1" w:uiPriority="52"/>
+    <w:lsdException w:name="List Table 1 Light Accent 2" w:uiPriority="46"/>
+    <w:lsdException w:name="List Table 2 Accent 2" w:uiPriority="47"/>
+    <w:lsdException w:name="List Table 3 Accent 2" w:uiPriority="48"/>
+    <w:lsdException w:name="List Table 4 Accent 2" w:uiPriority="49"/>
+    <w:lsdException w:name="List Table 5 Dark Accent 2" w:uiPriority="50"/>
+    <w:lsdException w:name="List Table 6 Colorful Accent 2" w:uiPriority="51"/>
+    <w:lsdException w:name="List Table 7 Colorful Accent 2" w:uiPriority="52"/>
+    <w:lsdException w:name="List Table 1 Light Accent 3" w:uiPriority="46"/>
+    <w:lsdException w:name="List Table 2 Accent 3" w:uiPriority="47"/>
+    <w:lsdException w:name="List Table 3 Accent 3" w:uiPriority="48"/>
+    <w:lsdException w:name="List Table 4 Accent 3" w:uiPriority="49"/>
+    <w:lsdException w:name="List Table 5 Dark Accent 3" w:uiPriority="50"/>
+    <w:lsdException w:name="List Table 6 Colorful Accent 3" w:uiPriority="51"/>
+    <w:lsdException w:name="List Table 7 Colorful Accent 3" w:uiPriority="52"/>
+    <w:lsdException w:name="List Table 1 Light Accent 4" w:uiPriority="46"/>
+    <w:lsdException w:name="List Table 2 Accent 4" w:uiPriority="47"/>
+    <w:lsdException w:name="List Table 3 Accent 4" w:uiPriority="48"/>
+    <w:lsdException w:name="List Table 4 Accent 4" w:uiPriority="49"/>
+    <w:lsdException w:name="List Table 5 Dark Accent 4" w:uiPriority="50"/>
+    <w:lsdException w:name="List Table 6 Colorful Accent 4" w:uiPriority="51"/>
+    <w:lsdException w:name="List Table 7 Colorful Accent 4" w:uiPriority="52"/>
+    <w:lsdException w:name="List Table 1 Light Accent 5" w:uiPriority="46"/>
+    <w:lsdException w:name="List Table 2 Accent 5" w:uiPriority="47"/>
+    <w:lsdException w:name="List Table 3 Accent 5" w:uiPriority="48"/>
+    <w:lsdException w:name="List Table 4 Accent 5" w:uiPriority="49"/>
+    <w:lsdException w:name="List Table 5 Dark Accent 5" w:uiPriority="50"/>
+    <w:lsdException w:name="List Table 6 Colorful Accent 5" w:uiPriority="51"/>
+    <w:lsdException w:name="List Table 7 Colorful Accent 5" w:uiPriority="52"/>
+    <w:lsdException w:name="List Table 1 Light Accent 6" w:uiPriority="46"/>
+    <w:lsdException w:name="List Table 2 Accent 6" w:uiPriority="47"/>
+    <w:lsdException w:name="List Table 3 Accent 6" w:uiPriority="48"/>
+    <w:lsdException w:name="List Table 4 Accent 6" w:uiPriority="49"/>
+    <w:lsdException w:name="List Table 5 Dark Accent 6" w:uiPriority="50"/>
+    <w:lsdException w:name="List Table 6 Colorful Accent 6" w:uiPriority="51"/>
+    <w:lsdException w:name="List Table 7 Colorful Accent 6" w:uiPriority="52"/>
+    <w:lsdException w:name="Mention" w:semiHidden="1" w:unhideWhenUsed="1"/>
+    <w:lsdException w:name="Smart Hyperlink" w:semiHidden="1" w:unhideWhenUsed="1"/>
+    <w:lsdException w:name="Hashtag" w:semiHidden="1" w:unhideWhenUsed="1"/>
+    <w:lsdException w:name="Unresolved Mention" w:semiHidden="1" w:unhideWhenUsed="1"/>
+    <w:lsdException w:name="Smart Link" w:semiHidden="1" w:unhideWhenUsed="1"/>
+  </w:latentStyles>
+  <w:style w:type="paragraph" w:default="1" w:styleId="Normal">
+    <w:name w:val="Normal"/>
+    <w:qFormat/>
   </w:style>
   <w:style w:type="paragraph" w:styleId="Heading1">
     <w:name w:val="heading 1"/>
     <w:basedOn w:val="Normal"/>
     <w:next w:val="Normal"/>
+    <w:uiPriority w:val="9"/>
+    <w:qFormat/>
     <w:pPr>
-      <w:keepNext w:val="1"/>
-      <w:keepLines w:val="1"/>
-      <w:pageBreakBefore w:val="0"/>
-      <w:spacing w:after="120" w:before="400" w:lineRule="auto"/>
+      <w:keepNext/>
+      <w:keepLines/>
+      <w:spacing w:before="400" w:after="120"/>
+      <w:outlineLvl w:val="0"/>
     </w:pPr>
     <w:rPr>
       <w:sz w:val="40"/>
@@ -2106,14 +2308,17 @@
     <w:name w:val="heading 2"/>
     <w:basedOn w:val="Normal"/>
     <w:next w:val="Normal"/>
+    <w:uiPriority w:val="9"/>
+    <w:semiHidden/>
+    <w:unhideWhenUsed/>
+    <w:qFormat/>
     <w:pPr>
-      <w:keepNext w:val="1"/>
-      <w:keepLines w:val="1"/>
-      <w:pageBreakBefore w:val="0"/>
-      <w:spacing w:after="120" w:before="360" w:lineRule="auto"/>
+      <w:keepNext/>
+      <w:keepLines/>
+      <w:spacing w:before="360" w:after="120"/>
+      <w:outlineLvl w:val="1"/>
     </w:pPr>
     <w:rPr>
-      <w:b w:val="0"/>
       <w:sz w:val="32"/>
       <w:szCs w:val="32"/>
     </w:rPr>
@@ -2122,14 +2327,17 @@
     <w:name w:val="heading 3"/>
     <w:basedOn w:val="Normal"/>
     <w:next w:val="Normal"/>
+    <w:uiPriority w:val="9"/>
+    <w:semiHidden/>
+    <w:unhideWhenUsed/>
+    <w:qFormat/>
     <w:pPr>
-      <w:keepNext w:val="1"/>
-      <w:keepLines w:val="1"/>
-      <w:pageBreakBefore w:val="0"/>
-      <w:spacing w:after="80" w:before="320" w:lineRule="auto"/>
+      <w:keepNext/>
+      <w:keepLines/>
+      <w:spacing w:before="320" w:after="80"/>
+      <w:outlineLvl w:val="2"/>
     </w:pPr>
     <w:rPr>
-      <w:b w:val="0"/>
       <w:color w:val="434343"/>
       <w:sz w:val="28"/>
       <w:szCs w:val="28"/>
@@ -2139,11 +2347,15 @@
     <w:name w:val="heading 4"/>
     <w:basedOn w:val="Normal"/>
     <w:next w:val="Normal"/>
+    <w:uiPriority w:val="9"/>
+    <w:semiHidden/>
+    <w:unhideWhenUsed/>
+    <w:qFormat/>
     <w:pPr>
-      <w:keepNext w:val="1"/>
-      <w:keepLines w:val="1"/>
-      <w:pageBreakBefore w:val="0"/>
-      <w:spacing w:after="80" w:before="280" w:lineRule="auto"/>
+      <w:keepNext/>
+      <w:keepLines/>
+      <w:spacing w:before="280" w:after="80"/>
+      <w:outlineLvl w:val="3"/>
     </w:pPr>
     <w:rPr>
       <w:color w:val="666666"/>
@@ -2155,44 +2367,76 @@
     <w:name w:val="heading 5"/>
     <w:basedOn w:val="Normal"/>
     <w:next w:val="Normal"/>
+    <w:uiPriority w:val="9"/>
+    <w:semiHidden/>
+    <w:unhideWhenUsed/>
+    <w:qFormat/>
     <w:pPr>
-      <w:keepNext w:val="1"/>
-      <w:keepLines w:val="1"/>
-      <w:pageBreakBefore w:val="0"/>
-      <w:spacing w:after="80" w:before="240" w:lineRule="auto"/>
+      <w:keepNext/>
+      <w:keepLines/>
+      <w:spacing w:before="240" w:after="80"/>
+      <w:outlineLvl w:val="4"/>
     </w:pPr>
     <w:rPr>
       <w:color w:val="666666"/>
-      <w:sz w:val="22"/>
-      <w:szCs w:val="22"/>
     </w:rPr>
   </w:style>
   <w:style w:type="paragraph" w:styleId="Heading6">
     <w:name w:val="heading 6"/>
     <w:basedOn w:val="Normal"/>
     <w:next w:val="Normal"/>
+    <w:uiPriority w:val="9"/>
+    <w:semiHidden/>
+    <w:unhideWhenUsed/>
+    <w:qFormat/>
     <w:pPr>
-      <w:keepNext w:val="1"/>
-      <w:keepLines w:val="1"/>
-      <w:pageBreakBefore w:val="0"/>
-      <w:spacing w:after="80" w:before="240" w:lineRule="auto"/>
+      <w:keepNext/>
+      <w:keepLines/>
+      <w:spacing w:before="240" w:after="80"/>
+      <w:outlineLvl w:val="5"/>
     </w:pPr>
     <w:rPr>
-      <w:i w:val="1"/>
+      <w:i/>
       <w:color w:val="666666"/>
-      <w:sz w:val="22"/>
-      <w:szCs w:val="22"/>
     </w:rPr>
+  </w:style>
+  <w:style w:type="character" w:default="1" w:styleId="DefaultParagraphFont">
+    <w:name w:val="Default Paragraph Font"/>
+    <w:uiPriority w:val="1"/>
+    <w:semiHidden/>
+    <w:unhideWhenUsed/>
+  </w:style>
+  <w:style w:type="table" w:default="1" w:styleId="TableNormal">
+    <w:name w:val="Normal Table"/>
+    <w:uiPriority w:val="99"/>
+    <w:semiHidden/>
+    <w:unhideWhenUsed/>
+    <w:tblPr>
+      <w:tblInd w:w="0" w:type="dxa"/>
+      <w:tblCellMar>
+        <w:top w:w="0" w:type="dxa"/>
+        <w:left w:w="108" w:type="dxa"/>
+        <w:bottom w:w="0" w:type="dxa"/>
+        <w:right w:w="108" w:type="dxa"/>
+      </w:tblCellMar>
+    </w:tblPr>
+  </w:style>
+  <w:style w:type="numbering" w:default="1" w:styleId="NoList">
+    <w:name w:val="No List"/>
+    <w:uiPriority w:val="99"/>
+    <w:semiHidden/>
+    <w:unhideWhenUsed/>
   </w:style>
   <w:style w:type="paragraph" w:styleId="Title">
     <w:name w:val="Title"/>
     <w:basedOn w:val="Normal"/>
     <w:next w:val="Normal"/>
+    <w:uiPriority w:val="10"/>
+    <w:qFormat/>
     <w:pPr>
-      <w:keepNext w:val="1"/>
-      <w:keepLines w:val="1"/>
-      <w:pageBreakBefore w:val="0"/>
-      <w:spacing w:after="60" w:before="0" w:lineRule="auto"/>
+      <w:keepNext/>
+      <w:keepLines/>
+      <w:spacing w:after="60"/>
     </w:pPr>
     <w:rPr>
       <w:sz w:val="52"/>
@@ -2203,117 +2447,44 @@
     <w:name w:val="Subtitle"/>
     <w:basedOn w:val="Normal"/>
     <w:next w:val="Normal"/>
+    <w:uiPriority w:val="11"/>
+    <w:qFormat/>
     <w:pPr>
-      <w:keepNext w:val="1"/>
-      <w:keepLines w:val="1"/>
-      <w:pageBreakBefore w:val="0"/>
-      <w:spacing w:after="320" w:before="0" w:lineRule="auto"/>
+      <w:keepNext/>
+      <w:keepLines/>
+      <w:spacing w:after="320"/>
     </w:pPr>
     <w:rPr>
-      <w:rFonts w:ascii="Arial" w:cs="Arial" w:eastAsia="Arial" w:hAnsi="Arial"/>
-      <w:i w:val="0"/>
       <w:color w:val="666666"/>
       <w:sz w:val="30"/>
       <w:szCs w:val="30"/>
     </w:rPr>
   </w:style>
-  <w:style w:type="table" w:styleId="Table1">
+  <w:style w:type="table" w:customStyle="1" w:styleId="a">
     <w:basedOn w:val="TableNormal"/>
     <w:tblPr>
       <w:tblStyleRowBandSize w:val="1"/>
       <w:tblStyleColBandSize w:val="1"/>
       <w:tblCellMar>
-        <w:top w:w="100.0" w:type="dxa"/>
-        <w:left w:w="100.0" w:type="dxa"/>
-        <w:bottom w:w="100.0" w:type="dxa"/>
-        <w:right w:w="100.0" w:type="dxa"/>
+        <w:top w:w="100" w:type="dxa"/>
+        <w:left w:w="100" w:type="dxa"/>
+        <w:bottom w:w="100" w:type="dxa"/>
+        <w:right w:w="100" w:type="dxa"/>
       </w:tblCellMar>
     </w:tblPr>
-    <w:tblStylePr w:type="band1Horz">
-      <w:tcPr/>
-    </w:tblStylePr>
-    <w:tblStylePr w:type="band1Vert">
-      <w:tcPr/>
-    </w:tblStylePr>
-    <w:tblStylePr w:type="band2Horz">
-      <w:tcPr/>
-    </w:tblStylePr>
-    <w:tblStylePr w:type="band2Vert">
-      <w:tcPr/>
-    </w:tblStylePr>
-    <w:tblStylePr w:type="firstCol">
-      <w:tcPr/>
-    </w:tblStylePr>
-    <w:tblStylePr w:type="firstRow">
-      <w:tcPr/>
-    </w:tblStylePr>
-    <w:tblStylePr w:type="lastCol">
-      <w:tcPr/>
-    </w:tblStylePr>
-    <w:tblStylePr w:type="lastRow">
-      <w:tcPr/>
-    </w:tblStylePr>
-    <w:tblStylePr w:type="neCell">
-      <w:tcPr/>
-    </w:tblStylePr>
-    <w:tblStylePr w:type="nwCell">
-      <w:tcPr/>
-    </w:tblStylePr>
-    <w:tblStylePr w:type="seCell">
-      <w:tcPr/>
-    </w:tblStylePr>
-    <w:tblStylePr w:type="swCell">
-      <w:tcPr/>
-    </w:tblStylePr>
   </w:style>
-  <w:style w:type="table" w:styleId="Table2">
+  <w:style w:type="table" w:customStyle="1" w:styleId="a0">
     <w:basedOn w:val="TableNormal"/>
     <w:tblPr>
       <w:tblStyleRowBandSize w:val="1"/>
       <w:tblStyleColBandSize w:val="1"/>
       <w:tblCellMar>
-        <w:top w:w="100.0" w:type="dxa"/>
-        <w:left w:w="100.0" w:type="dxa"/>
-        <w:bottom w:w="100.0" w:type="dxa"/>
-        <w:right w:w="100.0" w:type="dxa"/>
+        <w:top w:w="100" w:type="dxa"/>
+        <w:left w:w="100" w:type="dxa"/>
+        <w:bottom w:w="100" w:type="dxa"/>
+        <w:right w:w="100" w:type="dxa"/>
       </w:tblCellMar>
     </w:tblPr>
-    <w:tblStylePr w:type="band1Horz">
-      <w:tcPr/>
-    </w:tblStylePr>
-    <w:tblStylePr w:type="band1Vert">
-      <w:tcPr/>
-    </w:tblStylePr>
-    <w:tblStylePr w:type="band2Horz">
-      <w:tcPr/>
-    </w:tblStylePr>
-    <w:tblStylePr w:type="band2Vert">
-      <w:tcPr/>
-    </w:tblStylePr>
-    <w:tblStylePr w:type="firstCol">
-      <w:tcPr/>
-    </w:tblStylePr>
-    <w:tblStylePr w:type="firstRow">
-      <w:tcPr/>
-    </w:tblStylePr>
-    <w:tblStylePr w:type="lastCol">
-      <w:tcPr/>
-    </w:tblStylePr>
-    <w:tblStylePr w:type="lastRow">
-      <w:tcPr/>
-    </w:tblStylePr>
-    <w:tblStylePr w:type="neCell">
-      <w:tcPr/>
-    </w:tblStylePr>
-    <w:tblStylePr w:type="nwCell">
-      <w:tcPr/>
-    </w:tblStylePr>
-    <w:tblStylePr w:type="seCell">
-      <w:tcPr/>
-    </w:tblStylePr>
-    <w:tblStylePr w:type="swCell">
-      <w:tcPr/>
-    </w:tblStylePr>
   </w:style>
 </w:styles>
 </file>

--- a/Iteration_2/Echo_Review/final_submission/Planning_Review_Authentication_Team.docx
+++ b/Iteration_2/Echo_Review/final_submission/Planning_Review_Authentication_Team.docx
@@ -1348,6 +1348,13 @@
               </w:rPr>
               <w:t xml:space="preserve">Integrate testing throughout development </w:t>
             </w:r>
+            <w:r>
+              <w:rPr>
+                <w:sz w:val="17"/>
+                <w:szCs w:val="17"/>
+              </w:rPr>
+              <w:t>by using unit testing and integration testing</w:t>
+            </w:r>
           </w:p>
         </w:tc>
         <w:tc>
@@ -1374,6 +1381,27 @@
                 <w:szCs w:val="17"/>
               </w:rPr>
             </w:pPr>
+            <w:r>
+              <w:rPr>
+                <w:sz w:val="17"/>
+                <w:szCs w:val="17"/>
+              </w:rPr>
+              <w:t xml:space="preserve">Integrating testing throughout development would allow for earlier bug detection and resolution. Resolving the bug earlier in development would make it much less costly and compounding into other issues. </w:t>
+            </w:r>
+            <w:r>
+              <w:rPr>
+                <w:sz w:val="17"/>
+                <w:szCs w:val="17"/>
+              </w:rPr>
+              <w:t>Further, earlier integration testing would reveal any compatibility issues earlier in development.</w:t>
+            </w:r>
+            <w:r>
+              <w:rPr>
+                <w:sz w:val="17"/>
+                <w:szCs w:val="17"/>
+              </w:rPr>
+              <w:t xml:space="preserve"> Finally, implementing integrated testing supports agile software development.</w:t>
+            </w:r>
           </w:p>
         </w:tc>
         <w:tc>
@@ -1400,6 +1428,13 @@
                 <w:szCs w:val="17"/>
               </w:rPr>
             </w:pPr>
+            <w:r>
+              <w:rPr>
+                <w:sz w:val="17"/>
+                <w:szCs w:val="17"/>
+              </w:rPr>
+              <w:t>The quality of code throughout development would int turn, be higher and more stable. Early integration testing would minimize issues in interface compatibility. Further, delays due to unexpected issues would be minimized.</w:t>
+            </w:r>
           </w:p>
         </w:tc>
       </w:tr>
@@ -1526,6 +1561,7 @@
                 <w:sz w:val="17"/>
                 <w:szCs w:val="17"/>
               </w:rPr>
+              <w:lastRenderedPageBreak/>
               <w:t>Add additional buffer time for Bug and Design Review</w:t>
             </w:r>
           </w:p>

--- a/Iteration_2/Echo_Review/final_submission/Planning_Review_Authentication_Team.docx
+++ b/Iteration_2/Echo_Review/final_submission/Planning_Review_Authentication_Team.docx
@@ -1499,6 +1499,28 @@
                 <w:szCs w:val="17"/>
               </w:rPr>
             </w:pPr>
+            <w:r>
+              <w:rPr>
+                <w:sz w:val="17"/>
+                <w:szCs w:val="17"/>
+              </w:rPr>
+              <w:t xml:space="preserve">Following a code integration plan would ensure compatibility across teams since any inconsistencies between teams will </w:t>
+            </w:r>
+            <w:r>
+              <w:rPr>
+                <w:sz w:val="17"/>
+                <w:szCs w:val="17"/>
+              </w:rPr>
+              <w:lastRenderedPageBreak/>
+              <w:t xml:space="preserve">be revealed earlier in the development process, improving dependency management. When integrating components in smaller iterations, bugs and issues that arise will be easier to identify and less costly to resolve. Further, following a code integration plan would facilitate testing throughout development. Further, the code integration plan will encourage teams to </w:t>
+            </w:r>
+            <w:r>
+              <w:rPr>
+                <w:sz w:val="17"/>
+                <w:szCs w:val="17"/>
+              </w:rPr>
+              <w:t>stay on track and meet deadlines, reducing component delays.</w:t>
+            </w:r>
           </w:p>
         </w:tc>
         <w:tc>
@@ -1525,6 +1547,29 @@
                 <w:szCs w:val="17"/>
               </w:rPr>
             </w:pPr>
+            <w:r>
+              <w:rPr>
+                <w:sz w:val="17"/>
+                <w:szCs w:val="17"/>
+              </w:rPr>
+              <w:lastRenderedPageBreak/>
+              <w:t>Reduced late-stage integration issue</w:t>
+            </w:r>
+            <w:r>
+              <w:rPr>
+                <w:sz w:val="17"/>
+                <w:szCs w:val="17"/>
+              </w:rPr>
+              <w:t xml:space="preserve"> which will create higher quality code. </w:t>
+            </w:r>
+            <w:r>
+              <w:rPr>
+                <w:sz w:val="17"/>
+                <w:szCs w:val="17"/>
+              </w:rPr>
+              <w:lastRenderedPageBreak/>
+              <w:t xml:space="preserve">Reduced component delays will improve team collaboration.  </w:t>
+            </w:r>
           </w:p>
         </w:tc>
       </w:tr>
@@ -1561,7 +1606,6 @@
                 <w:sz w:val="17"/>
                 <w:szCs w:val="17"/>
               </w:rPr>
-              <w:lastRenderedPageBreak/>
               <w:t>Add additional buffer time for Bug and Design Review</w:t>
             </w:r>
           </w:p>

--- a/Iteration_2/Echo_Review/final_submission/Planning_Review_Authentication_Team.docx
+++ b/Iteration_2/Echo_Review/final_submission/Planning_Review_Authentication_Team.docx
@@ -1634,6 +1634,55 @@
                 <w:szCs w:val="17"/>
               </w:rPr>
             </w:pPr>
+            <w:r>
+              <w:rPr>
+                <w:sz w:val="17"/>
+                <w:szCs w:val="17"/>
+              </w:rPr>
+              <w:t>Additional buffer time will accommodate unforeseen bugs and issues</w:t>
+            </w:r>
+            <w:r>
+              <w:rPr>
+                <w:sz w:val="17"/>
+                <w:szCs w:val="17"/>
+              </w:rPr>
+              <w:t xml:space="preserve"> and </w:t>
+            </w:r>
+            <w:r>
+              <w:rPr>
+                <w:sz w:val="17"/>
+                <w:szCs w:val="17"/>
+              </w:rPr>
+              <w:t>allow time for comprehensive testing</w:t>
+            </w:r>
+            <w:r>
+              <w:rPr>
+                <w:sz w:val="17"/>
+                <w:szCs w:val="17"/>
+              </w:rPr>
+              <w:t xml:space="preserve">. </w:t>
+            </w:r>
+            <w:r>
+              <w:rPr>
+                <w:sz w:val="17"/>
+                <w:szCs w:val="17"/>
+              </w:rPr>
+              <w:t>It will</w:t>
+            </w:r>
+            <w:r>
+              <w:rPr>
+                <w:sz w:val="17"/>
+                <w:szCs w:val="17"/>
+              </w:rPr>
+              <w:t xml:space="preserve"> also </w:t>
+            </w:r>
+            <w:r>
+              <w:rPr>
+                <w:sz w:val="17"/>
+                <w:szCs w:val="17"/>
+              </w:rPr>
+              <w:t xml:space="preserve">accommodate time for coordination between teams for debugging once the components have been integrated. </w:t>
+            </w:r>
           </w:p>
         </w:tc>
         <w:tc>
@@ -1660,6 +1709,41 @@
                 <w:szCs w:val="17"/>
               </w:rPr>
             </w:pPr>
+            <w:r>
+              <w:rPr>
+                <w:sz w:val="17"/>
+                <w:szCs w:val="17"/>
+              </w:rPr>
+              <w:t>Allows for m</w:t>
+            </w:r>
+            <w:r>
+              <w:rPr>
+                <w:sz w:val="17"/>
+                <w:szCs w:val="17"/>
+              </w:rPr>
+              <w:t>ore</w:t>
+            </w:r>
+            <w:r>
+              <w:rPr>
+                <w:sz w:val="17"/>
+                <w:szCs w:val="17"/>
+              </w:rPr>
+              <w:t xml:space="preserve"> time for</w:t>
+            </w:r>
+            <w:r>
+              <w:rPr>
+                <w:sz w:val="17"/>
+                <w:szCs w:val="17"/>
+              </w:rPr>
+              <w:t xml:space="preserve"> comprehensive testing</w:t>
+            </w:r>
+            <w:r>
+              <w:rPr>
+                <w:sz w:val="17"/>
+                <w:szCs w:val="17"/>
+              </w:rPr>
+              <w:t xml:space="preserve">.  The buffer time will enhance the overall quality of the final product since unexpected issues and bugs will have an appropriate amount of time allocated to resolve them. </w:t>
+            </w:r>
           </w:p>
         </w:tc>
       </w:tr>

--- a/Iteration_2/Echo_Review/final_submission/Planning_Review_Authentication_Team.docx
+++ b/Iteration_2/Echo_Review/final_submission/Planning_Review_Authentication_Team.docx
@@ -1804,6 +1804,131 @@
         </w:rPr>
       </w:pPr>
     </w:p>
+    <w:tbl>
+      <w:tblPr>
+        <w:tblStyle w:val="a0"/>
+        <w:tblW w:w="9135" w:type="dxa"/>
+        <w:tblBorders>
+          <w:top w:val="single" w:sz="4" w:space="0" w:color="000000"/>
+          <w:left w:val="single" w:sz="4" w:space="0" w:color="000000"/>
+          <w:bottom w:val="single" w:sz="4" w:space="0" w:color="000000"/>
+          <w:right w:val="single" w:sz="4" w:space="0" w:color="000000"/>
+          <w:insideH w:val="single" w:sz="4" w:space="0" w:color="000000"/>
+          <w:insideV w:val="single" w:sz="4" w:space="0" w:color="000000"/>
+        </w:tblBorders>
+        <w:tblLayout w:type="fixed"/>
+        <w:tblLook w:val="0600" w:firstRow="0" w:lastRow="0" w:firstColumn="0" w:lastColumn="0" w:noHBand="1" w:noVBand="1"/>
+      </w:tblPr>
+      <w:tblGrid>
+        <w:gridCol w:w="3015"/>
+        <w:gridCol w:w="3150"/>
+        <w:gridCol w:w="2970"/>
+      </w:tblGrid>
+      <w:tr>
+        <w:trPr>
+          <w:trHeight w:val="840"/>
+        </w:trPr>
+        <w:tc>
+          <w:tcPr>
+            <w:tcW w:w="3015" w:type="dxa"/>
+            <w:tcBorders>
+              <w:top w:val="single" w:sz="4" w:space="0" w:color="000000"/>
+              <w:left w:val="single" w:sz="4" w:space="0" w:color="000000"/>
+              <w:bottom w:val="single" w:sz="4" w:space="0" w:color="000000"/>
+              <w:right w:val="single" w:sz="4" w:space="0" w:color="000000"/>
+            </w:tcBorders>
+            <w:tcMar>
+              <w:top w:w="60" w:type="dxa"/>
+              <w:left w:w="60" w:type="dxa"/>
+              <w:bottom w:w="60" w:type="dxa"/>
+              <w:right w:w="60" w:type="dxa"/>
+            </w:tcMar>
+          </w:tcPr>
+          <w:p>
+            <w:pPr>
+              <w:spacing w:after="160"/>
+              <w:rPr>
+                <w:sz w:val="17"/>
+                <w:szCs w:val="17"/>
+              </w:rPr>
+            </w:pPr>
+            <w:r>
+              <w:rPr>
+                <w:sz w:val="17"/>
+                <w:szCs w:val="17"/>
+              </w:rPr>
+              <w:t>Integrate testing throughout development by using unit testing and integration testing</w:t>
+            </w:r>
+          </w:p>
+        </w:tc>
+        <w:tc>
+          <w:tcPr>
+            <w:tcW w:w="3150" w:type="dxa"/>
+            <w:tcBorders>
+              <w:top w:val="single" w:sz="4" w:space="0" w:color="000000"/>
+              <w:left w:val="single" w:sz="4" w:space="0" w:color="000000"/>
+              <w:bottom w:val="single" w:sz="4" w:space="0" w:color="000000"/>
+              <w:right w:val="single" w:sz="4" w:space="0" w:color="000000"/>
+            </w:tcBorders>
+            <w:tcMar>
+              <w:top w:w="60" w:type="dxa"/>
+              <w:left w:w="60" w:type="dxa"/>
+              <w:bottom w:w="60" w:type="dxa"/>
+              <w:right w:w="60" w:type="dxa"/>
+            </w:tcMar>
+          </w:tcPr>
+          <w:p>
+            <w:pPr>
+              <w:spacing w:after="160"/>
+              <w:rPr>
+                <w:sz w:val="17"/>
+                <w:szCs w:val="17"/>
+              </w:rPr>
+            </w:pPr>
+            <w:r>
+              <w:rPr>
+                <w:sz w:val="17"/>
+                <w:szCs w:val="17"/>
+              </w:rPr>
+              <w:t>This suggestion fall under Resource and Allocation Suggestions as well since it is suggesting additional tests and therefore resources to be used.</w:t>
+            </w:r>
+          </w:p>
+        </w:tc>
+        <w:tc>
+          <w:tcPr>
+            <w:tcW w:w="2970" w:type="dxa"/>
+            <w:tcBorders>
+              <w:top w:val="single" w:sz="4" w:space="0" w:color="000000"/>
+              <w:left w:val="single" w:sz="4" w:space="0" w:color="000000"/>
+              <w:bottom w:val="single" w:sz="4" w:space="0" w:color="000000"/>
+              <w:right w:val="single" w:sz="4" w:space="0" w:color="000000"/>
+            </w:tcBorders>
+            <w:tcMar>
+              <w:top w:w="60" w:type="dxa"/>
+              <w:left w:w="60" w:type="dxa"/>
+              <w:bottom w:w="60" w:type="dxa"/>
+              <w:right w:w="60" w:type="dxa"/>
+            </w:tcMar>
+          </w:tcPr>
+          <w:p>
+            <w:pPr>
+              <w:spacing w:after="160"/>
+              <w:rPr>
+                <w:sz w:val="17"/>
+                <w:szCs w:val="17"/>
+              </w:rPr>
+            </w:pPr>
+            <w:r>
+              <w:rPr>
+                <w:sz w:val="17"/>
+                <w:szCs w:val="17"/>
+              </w:rPr>
+              <w:t>The quality of code throughout development would int turn, be higher and more stable. Early integration testing would minimize issues in interface compatibility. Further, delays due to unexpected issues would be minimized.</w:t>
+            </w:r>
+          </w:p>
+        </w:tc>
+      </w:tr>
+    </w:tbl>
     <w:p/>
     <w:sectPr>
       <w:pgSz w:w="12240" w:h="15840"/>

--- a/Iteration_2/Echo_Review/final_submission/Planning_Review_Authentication_Team.docx
+++ b/Iteration_2/Echo_Review/final_submission/Planning_Review_Authentication_Team.docx
@@ -1128,35 +1128,6 @@
         <w:rPr>
           <w:b/>
           <w:color w:val="3F6CAF"/>
-          <w:sz w:val="18"/>
-          <w:szCs w:val="18"/>
-        </w:rPr>
-      </w:pPr>
-      <w:r>
-        <w:rPr>
-          <w:b/>
-          <w:color w:val="3F6CAF"/>
-          <w:sz w:val="18"/>
-          <w:szCs w:val="18"/>
-        </w:rPr>
-        <w:t>2.2 Additional Risks and Considerations</w:t>
-      </w:r>
-    </w:p>
-    <w:p>
-      <w:pPr>
-        <w:spacing w:after="160"/>
-        <w:rPr>
-          <w:sz w:val="17"/>
-          <w:szCs w:val="17"/>
-        </w:rPr>
-      </w:pPr>
-    </w:p>
-    <w:p>
-      <w:pPr>
-        <w:spacing w:after="160"/>
-        <w:rPr>
-          <w:b/>
-          <w:color w:val="3F6CAF"/>
           <w:sz w:val="24"/>
           <w:szCs w:val="24"/>
         </w:rPr>
@@ -1433,7 +1404,14 @@
                 <w:sz w:val="17"/>
                 <w:szCs w:val="17"/>
               </w:rPr>
-              <w:t>The quality of code throughout development would int turn, be higher and more stable. Early integration testing would minimize issues in interface compatibility. Further, delays due to unexpected issues would be minimized.</w:t>
+              <w:t xml:space="preserve">The quality of code throughout development would in turn, be higher and more stable. Early integration testing would minimize issues in interface compatibility. </w:t>
+            </w:r>
+            <w:r>
+              <w:rPr>
+                <w:sz w:val="17"/>
+                <w:szCs w:val="17"/>
+              </w:rPr>
+              <w:t>Delays due to unexpected issues would be minimized.</w:t>
             </w:r>
           </w:p>
         </w:tc>
@@ -1504,7 +1482,7 @@
                 <w:sz w:val="17"/>
                 <w:szCs w:val="17"/>
               </w:rPr>
-              <w:t xml:space="preserve">Following a code integration plan would ensure compatibility across teams since any inconsistencies between teams will </w:t>
+              <w:t xml:space="preserve">Following a code integration plan would ensure compatibility across teams since any inconsistencies between teams will be revealed earlier in the development process, improving dependency management. When integrating components in smaller iterations, bugs </w:t>
             </w:r>
             <w:r>
               <w:rPr>
@@ -1512,7 +1490,21 @@
                 <w:szCs w:val="17"/>
               </w:rPr>
               <w:lastRenderedPageBreak/>
-              <w:t xml:space="preserve">be revealed earlier in the development process, improving dependency management. When integrating components in smaller iterations, bugs and issues that arise will be easier to identify and less costly to resolve. Further, following a code integration plan would facilitate testing throughout development. Further, the code integration plan will encourage teams to </w:t>
+              <w:t xml:space="preserve">and issues that arise will be easier to identify and less costly to resolve. Further, following a code integration plan would facilitate testing throughout development. </w:t>
+            </w:r>
+            <w:r>
+              <w:rPr>
+                <w:sz w:val="17"/>
+                <w:szCs w:val="17"/>
+              </w:rPr>
+              <w:t>T</w:t>
+            </w:r>
+            <w:r>
+              <w:rPr>
+                <w:sz w:val="17"/>
+                <w:szCs w:val="17"/>
+              </w:rPr>
+              <w:t xml:space="preserve">he code integration plan will encourage teams to </w:t>
             </w:r>
             <w:r>
               <w:rPr>
@@ -1560,15 +1552,14 @@
                 <w:sz w:val="17"/>
                 <w:szCs w:val="17"/>
               </w:rPr>
-              <w:t xml:space="preserve"> which will create higher quality code. </w:t>
-            </w:r>
-            <w:r>
-              <w:rPr>
-                <w:sz w:val="17"/>
-                <w:szCs w:val="17"/>
-              </w:rPr>
-              <w:lastRenderedPageBreak/>
-              <w:t xml:space="preserve">Reduced component delays will improve team collaboration.  </w:t>
+              <w:t>s</w:t>
+            </w:r>
+            <w:r>
+              <w:rPr>
+                <w:sz w:val="17"/>
+                <w:szCs w:val="17"/>
+              </w:rPr>
+              <w:t xml:space="preserve"> which will create higher quality code. Reduced component delays will improve team collaboration.  </w:t>
             </w:r>
           </w:p>
         </w:tc>
@@ -1742,7 +1733,7 @@
                 <w:sz w:val="17"/>
                 <w:szCs w:val="17"/>
               </w:rPr>
-              <w:t xml:space="preserve">.  The buffer time will enhance the overall quality of the final product since unexpected issues and bugs will have an appropriate amount of time allocated to resolve them. </w:t>
+              <w:t xml:space="preserve">. The buffer time will enhance the overall quality of the final product since unexpected issues and bugs will have an appropriate amount of time allocated to resolve them. </w:t>
             </w:r>
           </w:p>
         </w:tc>
@@ -1775,15 +1766,6 @@
         </w:rPr>
         <w:t>3.2 Resource and Allocation Suggestions</w:t>
       </w:r>
-    </w:p>
-    <w:p>
-      <w:pPr>
-        <w:spacing w:after="160"/>
-        <w:rPr>
-          <w:sz w:val="17"/>
-          <w:szCs w:val="17"/>
-        </w:rPr>
-      </w:pPr>
     </w:p>
     <w:p>
       <w:pPr>
@@ -1890,7 +1872,21 @@
                 <w:sz w:val="17"/>
                 <w:szCs w:val="17"/>
               </w:rPr>
-              <w:t>This suggestion fall under Resource and Allocation Suggestions as well since it is suggesting additional tests and therefore resources to be used.</w:t>
+              <w:t xml:space="preserve">This suggestion </w:t>
+            </w:r>
+            <w:r>
+              <w:rPr>
+                <w:sz w:val="17"/>
+                <w:szCs w:val="17"/>
+              </w:rPr>
+              <w:t>falls</w:t>
+            </w:r>
+            <w:r>
+              <w:rPr>
+                <w:sz w:val="17"/>
+                <w:szCs w:val="17"/>
+              </w:rPr>
+              <w:t xml:space="preserve"> under Resource and Allocation Suggestions as well since it is suggesting additional tests and therefore resources to be used.</w:t>
             </w:r>
           </w:p>
         </w:tc>
